--- a/Отчёты/Практика_08_Кашпирев_МД.docx
+++ b/Отчёты/Практика_08_Кашпирев_МД.docx
@@ -42,7 +42,7 @@
                 <w:sz w:val="24"/>
               </w:rPr>
               <w:drawing>
-                <wp:inline distT="0" distB="0" distL="0" distR="0" wp14:anchorId="30CEDD2C" wp14:editId="0B07A001">
+                <wp:inline distT="0" distB="0" distL="0" distR="0" wp14:anchorId="72913A67" wp14:editId="487A855E">
                   <wp:extent cx="1066800" cy="1066800"/>
                   <wp:effectExtent l="0" t="0" r="0" b="0"/>
                   <wp:docPr id="1" name="Рисунок 3"/>
@@ -221,7 +221,7 @@
               <mc:AlternateContent>
                 <mc:Choice Requires="wps">
                   <w:drawing>
-                    <wp:inline distT="0" distB="0" distL="0" distR="0" wp14:anchorId="3E91F0A0" wp14:editId="7FC8EEAE">
+                    <wp:inline distT="0" distB="0" distL="0" distR="0" wp14:anchorId="1F5B3C0B" wp14:editId="0A1B441F">
                       <wp:extent cx="5600700" cy="1270"/>
                       <wp:effectExtent l="19050" t="19050" r="19050" b="27305"/>
                       <wp:docPr id="2" name="Прямая соединительная линия 2"/>
@@ -266,7 +266,7 @@
                     </wp:inline>
                   </w:drawing>
                 </mc:Choice>
-                <mc:Fallback xmlns:w16sdtfl="http://schemas.microsoft.com/office/word/2024/wordml/sdtformatlock" xmlns:w16du="http://schemas.microsoft.com/office/word/2023/wordml/word16du" xmlns:oel="http://schemas.microsoft.com/office/2019/extlst">
+                <mc:Fallback xmlns:oel="http://schemas.microsoft.com/office/2019/extlst" xmlns:w16du="http://schemas.microsoft.com/office/word/2023/wordml/word16du" xmlns:w16sdtfl="http://schemas.microsoft.com/office/word/2024/wordml/sdtformatlock">
                   <w:pict>
                     <v:line w14:anchorId="5BCB2658" id="Прямая соединительная линия 2" o:spid="_x0000_s1026" style="flip:y;visibility:visible;mso-wrap-style:square;mso-left-percent:-10001;mso-top-percent:-10001;mso-position-horizontal:absolute;mso-position-horizontal-relative:char;mso-position-vertical:absolute;mso-position-vertical-relative:line;mso-left-percent:-10001;mso-top-percent:-10001" from="0,0" to="441pt,.1pt" o:gfxdata="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" strokeweight="3pt">
                       <v:stroke linestyle="thinThin"/>
@@ -883,7 +883,7 @@
       <w:r>
         <w:fldChar w:fldCharType="separate"/>
       </w:r>
-      <w:hyperlink w:anchor="_Toc242034048" w:history="1">
+      <w:hyperlink w:anchor="_Toc242052488" w:history="1">
         <w:r>
           <w:rPr>
             <w:rStyle w:val="aff8"/>
@@ -911,7 +911,7 @@
             <w:noProof/>
             <w:webHidden/>
           </w:rPr>
-          <w:instrText xml:space="preserve"> PAGEREF _Toc242034048 \h </w:instrText>
+          <w:instrText xml:space="preserve"> PAGEREF _Toc242052488 \h </w:instrText>
         </w:r>
         <w:r>
           <w:rPr>
@@ -956,14 +956,14 @@
           <w:lang w:val="ru-RU" w:eastAsia="ru-RU"/>
         </w:rPr>
       </w:pPr>
-      <w:hyperlink w:anchor="_Toc242034049" w:history="1">
+      <w:hyperlink w:anchor="_Toc242052489" w:history="1">
         <w:r>
           <w:rPr>
             <w:rStyle w:val="aff8"/>
             <w:rFonts w:eastAsiaTheme="majorEastAsia"/>
             <w:noProof/>
           </w:rPr>
-          <w:t>1 Реализация приложения</w:t>
+          <w:t>1 Требования и теоретические основы</w:t>
         </w:r>
         <w:r>
           <w:rPr>
@@ -984,7 +984,7 @@
             <w:noProof/>
             <w:webHidden/>
           </w:rPr>
-          <w:instrText xml:space="preserve"> PAGEREF _Toc242034049 \h </w:instrText>
+          <w:instrText xml:space="preserve"> PAGEREF _Toc242052489 \h </w:instrText>
         </w:r>
         <w:r>
           <w:rPr>
@@ -1029,14 +1029,14 @@
           <w:lang w:val="ru-RU" w:eastAsia="ru-RU"/>
         </w:rPr>
       </w:pPr>
-      <w:hyperlink w:anchor="_Toc242034050" w:history="1">
+      <w:hyperlink w:anchor="_Toc242052490" w:history="1">
         <w:r>
           <w:rPr>
             <w:rStyle w:val="aff8"/>
             <w:rFonts w:eastAsiaTheme="majorEastAsia"/>
             <w:noProof/>
           </w:rPr>
-          <w:t>1.1 Взаимодействие компонентов</w:t>
+          <w:t>1.1 Соответствие условиям задания</w:t>
         </w:r>
         <w:r>
           <w:rPr>
@@ -1057,7 +1057,7 @@
             <w:noProof/>
             <w:webHidden/>
           </w:rPr>
-          <w:instrText xml:space="preserve"> PAGEREF _Toc242034050 \h </w:instrText>
+          <w:instrText xml:space="preserve"> PAGEREF _Toc242052490 \h </w:instrText>
         </w:r>
         <w:r>
           <w:rPr>
@@ -1078,6 +1078,371 @@
             <w:webHidden/>
           </w:rPr>
           <w:t>4</w:t>
+        </w:r>
+        <w:r>
+          <w:rPr>
+            <w:noProof/>
+            <w:webHidden/>
+          </w:rPr>
+          <w:fldChar w:fldCharType="end"/>
+        </w:r>
+      </w:hyperlink>
+    </w:p>
+    <w:p>
+      <w:pPr>
+        <w:pStyle w:val="2c"/>
+        <w:tabs>
+          <w:tab w:val="right" w:leader="dot" w:pos="9345"/>
+        </w:tabs>
+        <w:rPr>
+          <w:rFonts w:asciiTheme="minorHAnsi" w:eastAsiaTheme="minorEastAsia" w:hAnsiTheme="minorHAnsi" w:cstheme="minorBidi"/>
+          <w:noProof/>
+          <w:color w:val="auto"/>
+          <w:sz w:val="22"/>
+          <w:lang w:val="ru-RU" w:eastAsia="ru-RU"/>
+        </w:rPr>
+      </w:pPr>
+      <w:hyperlink w:anchor="_Toc242052491" w:history="1">
+        <w:r>
+          <w:rPr>
+            <w:rStyle w:val="aff8"/>
+            <w:rFonts w:eastAsiaTheme="majorEastAsia"/>
+            <w:noProof/>
+          </w:rPr>
+          <w:t>1.2 Архитектура и владение данными</w:t>
+        </w:r>
+        <w:r>
+          <w:rPr>
+            <w:noProof/>
+            <w:webHidden/>
+          </w:rPr>
+          <w:tab/>
+        </w:r>
+        <w:r>
+          <w:rPr>
+            <w:noProof/>
+            <w:webHidden/>
+          </w:rPr>
+          <w:fldChar w:fldCharType="begin"/>
+        </w:r>
+        <w:r>
+          <w:rPr>
+            <w:noProof/>
+            <w:webHidden/>
+          </w:rPr>
+          <w:instrText xml:space="preserve"> PAGEREF _Toc242052491 \h </w:instrText>
+        </w:r>
+        <w:r>
+          <w:rPr>
+            <w:noProof/>
+            <w:webHidden/>
+          </w:rPr>
+        </w:r>
+        <w:r>
+          <w:rPr>
+            <w:noProof/>
+            <w:webHidden/>
+          </w:rPr>
+          <w:fldChar w:fldCharType="separate"/>
+        </w:r>
+        <w:r>
+          <w:rPr>
+            <w:noProof/>
+            <w:webHidden/>
+          </w:rPr>
+          <w:t>5</w:t>
+        </w:r>
+        <w:r>
+          <w:rPr>
+            <w:noProof/>
+            <w:webHidden/>
+          </w:rPr>
+          <w:fldChar w:fldCharType="end"/>
+        </w:r>
+      </w:hyperlink>
+    </w:p>
+    <w:p>
+      <w:pPr>
+        <w:pStyle w:val="2c"/>
+        <w:tabs>
+          <w:tab w:val="right" w:leader="dot" w:pos="9345"/>
+        </w:tabs>
+        <w:rPr>
+          <w:rFonts w:asciiTheme="minorHAnsi" w:eastAsiaTheme="minorEastAsia" w:hAnsiTheme="minorHAnsi" w:cstheme="minorBidi"/>
+          <w:noProof/>
+          <w:color w:val="auto"/>
+          <w:sz w:val="22"/>
+          <w:lang w:val="ru-RU" w:eastAsia="ru-RU"/>
+        </w:rPr>
+      </w:pPr>
+      <w:hyperlink w:anchor="_Toc242052492" w:history="1">
+        <w:r>
+          <w:rPr>
+            <w:rStyle w:val="aff8"/>
+            <w:rFonts w:eastAsiaTheme="majorEastAsia"/>
+            <w:noProof/>
+          </w:rPr>
+          <w:t>1.3 Синхронные вызовы и события</w:t>
+        </w:r>
+        <w:r>
+          <w:rPr>
+            <w:noProof/>
+            <w:webHidden/>
+          </w:rPr>
+          <w:tab/>
+        </w:r>
+        <w:r>
+          <w:rPr>
+            <w:noProof/>
+            <w:webHidden/>
+          </w:rPr>
+          <w:fldChar w:fldCharType="begin"/>
+        </w:r>
+        <w:r>
+          <w:rPr>
+            <w:noProof/>
+            <w:webHidden/>
+          </w:rPr>
+          <w:instrText xml:space="preserve"> PAGEREF _Toc242052492 \h </w:instrText>
+        </w:r>
+        <w:r>
+          <w:rPr>
+            <w:noProof/>
+            <w:webHidden/>
+          </w:rPr>
+        </w:r>
+        <w:r>
+          <w:rPr>
+            <w:noProof/>
+            <w:webHidden/>
+          </w:rPr>
+          <w:fldChar w:fldCharType="separate"/>
+        </w:r>
+        <w:r>
+          <w:rPr>
+            <w:noProof/>
+            <w:webHidden/>
+          </w:rPr>
+          <w:t>5</w:t>
+        </w:r>
+        <w:r>
+          <w:rPr>
+            <w:noProof/>
+            <w:webHidden/>
+          </w:rPr>
+          <w:fldChar w:fldCharType="end"/>
+        </w:r>
+      </w:hyperlink>
+    </w:p>
+    <w:p>
+      <w:pPr>
+        <w:pStyle w:val="2c"/>
+        <w:tabs>
+          <w:tab w:val="right" w:leader="dot" w:pos="9345"/>
+        </w:tabs>
+        <w:rPr>
+          <w:rFonts w:asciiTheme="minorHAnsi" w:eastAsiaTheme="minorEastAsia" w:hAnsiTheme="minorHAnsi" w:cstheme="minorBidi"/>
+          <w:noProof/>
+          <w:color w:val="auto"/>
+          <w:sz w:val="22"/>
+          <w:lang w:val="ru-RU" w:eastAsia="ru-RU"/>
+        </w:rPr>
+      </w:pPr>
+      <w:hyperlink w:anchor="_Toc242052493" w:history="1">
+        <w:r>
+          <w:rPr>
+            <w:rStyle w:val="aff8"/>
+            <w:rFonts w:eastAsiaTheme="majorEastAsia"/>
+            <w:noProof/>
+          </w:rPr>
+          <w:t>1.4 Outbox и пределы гарантий</w:t>
+        </w:r>
+        <w:r>
+          <w:rPr>
+            <w:noProof/>
+            <w:webHidden/>
+          </w:rPr>
+          <w:tab/>
+        </w:r>
+        <w:r>
+          <w:rPr>
+            <w:noProof/>
+            <w:webHidden/>
+          </w:rPr>
+          <w:fldChar w:fldCharType="begin"/>
+        </w:r>
+        <w:r>
+          <w:rPr>
+            <w:noProof/>
+            <w:webHidden/>
+          </w:rPr>
+          <w:instrText xml:space="preserve"> PAGEREF _Toc242052493 \h </w:instrText>
+        </w:r>
+        <w:r>
+          <w:rPr>
+            <w:noProof/>
+            <w:webHidden/>
+          </w:rPr>
+        </w:r>
+        <w:r>
+          <w:rPr>
+            <w:noProof/>
+            <w:webHidden/>
+          </w:rPr>
+          <w:fldChar w:fldCharType="separate"/>
+        </w:r>
+        <w:r>
+          <w:rPr>
+            <w:noProof/>
+            <w:webHidden/>
+          </w:rPr>
+          <w:t>6</w:t>
+        </w:r>
+        <w:r>
+          <w:rPr>
+            <w:noProof/>
+            <w:webHidden/>
+          </w:rPr>
+          <w:fldChar w:fldCharType="end"/>
+        </w:r>
+      </w:hyperlink>
+    </w:p>
+    <w:p>
+      <w:pPr>
+        <w:pStyle w:val="2c"/>
+        <w:tabs>
+          <w:tab w:val="right" w:leader="dot" w:pos="9345"/>
+        </w:tabs>
+        <w:rPr>
+          <w:rFonts w:asciiTheme="minorHAnsi" w:eastAsiaTheme="minorEastAsia" w:hAnsiTheme="minorHAnsi" w:cstheme="minorBidi"/>
+          <w:noProof/>
+          <w:color w:val="auto"/>
+          <w:sz w:val="22"/>
+          <w:lang w:val="ru-RU" w:eastAsia="ru-RU"/>
+        </w:rPr>
+      </w:pPr>
+      <w:hyperlink w:anchor="_Toc242052494" w:history="1">
+        <w:r>
+          <w:rPr>
+            <w:rStyle w:val="aff8"/>
+            <w:rFonts w:eastAsiaTheme="majorEastAsia"/>
+            <w:noProof/>
+          </w:rPr>
+          <w:t>1.5 Ограничение отказов и наблюдаемость</w:t>
+        </w:r>
+        <w:r>
+          <w:rPr>
+            <w:noProof/>
+            <w:webHidden/>
+          </w:rPr>
+          <w:tab/>
+        </w:r>
+        <w:r>
+          <w:rPr>
+            <w:noProof/>
+            <w:webHidden/>
+          </w:rPr>
+          <w:fldChar w:fldCharType="begin"/>
+        </w:r>
+        <w:r>
+          <w:rPr>
+            <w:noProof/>
+            <w:webHidden/>
+          </w:rPr>
+          <w:instrText xml:space="preserve"> PAGEREF _Toc242052494 \h </w:instrText>
+        </w:r>
+        <w:r>
+          <w:rPr>
+            <w:noProof/>
+            <w:webHidden/>
+          </w:rPr>
+        </w:r>
+        <w:r>
+          <w:rPr>
+            <w:noProof/>
+            <w:webHidden/>
+          </w:rPr>
+          <w:fldChar w:fldCharType="separate"/>
+        </w:r>
+        <w:r>
+          <w:rPr>
+            <w:noProof/>
+            <w:webHidden/>
+          </w:rPr>
+          <w:t>6</w:t>
+        </w:r>
+        <w:r>
+          <w:rPr>
+            <w:noProof/>
+            <w:webHidden/>
+          </w:rPr>
+          <w:fldChar w:fldCharType="end"/>
+        </w:r>
+      </w:hyperlink>
+    </w:p>
+    <w:p>
+      <w:pPr>
+        <w:pStyle w:val="2c"/>
+        <w:tabs>
+          <w:tab w:val="right" w:leader="dot" w:pos="9345"/>
+        </w:tabs>
+        <w:rPr>
+          <w:rFonts w:asciiTheme="minorHAnsi" w:eastAsiaTheme="minorEastAsia" w:hAnsiTheme="minorHAnsi" w:cstheme="minorBidi"/>
+          <w:noProof/>
+          <w:color w:val="auto"/>
+          <w:sz w:val="22"/>
+          <w:lang w:val="ru-RU" w:eastAsia="ru-RU"/>
+        </w:rPr>
+      </w:pPr>
+      <w:hyperlink w:anchor="_Toc242052495" w:history="1">
+        <w:r>
+          <w:rPr>
+            <w:rStyle w:val="aff8"/>
+            <w:rFonts w:eastAsiaTheme="majorEastAsia"/>
+            <w:noProof/>
+          </w:rPr>
+          <w:t>1.6 Реактивная часть системы</w:t>
+        </w:r>
+        <w:r>
+          <w:rPr>
+            <w:noProof/>
+            <w:webHidden/>
+          </w:rPr>
+          <w:tab/>
+        </w:r>
+        <w:r>
+          <w:rPr>
+            <w:noProof/>
+            <w:webHidden/>
+          </w:rPr>
+          <w:fldChar w:fldCharType="begin"/>
+        </w:r>
+        <w:r>
+          <w:rPr>
+            <w:noProof/>
+            <w:webHidden/>
+          </w:rPr>
+          <w:instrText xml:space="preserve"> PAGEREF _Toc242052495 \h </w:instrText>
+        </w:r>
+        <w:r>
+          <w:rPr>
+            <w:noProof/>
+            <w:webHidden/>
+          </w:rPr>
+        </w:r>
+        <w:r>
+          <w:rPr>
+            <w:noProof/>
+            <w:webHidden/>
+          </w:rPr>
+          <w:fldChar w:fldCharType="separate"/>
+        </w:r>
+        <w:r>
+          <w:rPr>
+            <w:noProof/>
+            <w:webHidden/>
+          </w:rPr>
+          <w:t>7</w:t>
         </w:r>
         <w:r>
           <w:rPr>
@@ -1102,14 +1467,14 @@
           <w:lang w:val="ru-RU" w:eastAsia="ru-RU"/>
         </w:rPr>
       </w:pPr>
-      <w:hyperlink w:anchor="_Toc242034051" w:history="1">
+      <w:hyperlink w:anchor="_Toc242052496" w:history="1">
         <w:r>
           <w:rPr>
             <w:rStyle w:val="aff8"/>
             <w:rFonts w:eastAsiaTheme="majorEastAsia"/>
             <w:noProof/>
           </w:rPr>
-          <w:t>2 Запуск и проверка</w:t>
+          <w:t>2 Проектирование и реализация</w:t>
         </w:r>
         <w:r>
           <w:rPr>
@@ -1130,7 +1495,7 @@
             <w:noProof/>
             <w:webHidden/>
           </w:rPr>
-          <w:instrText xml:space="preserve"> PAGEREF _Toc242034051 \h </w:instrText>
+          <w:instrText xml:space="preserve"> PAGEREF _Toc242052496 \h </w:instrText>
         </w:r>
         <w:r>
           <w:rPr>
@@ -1150,7 +1515,7 @@
             <w:noProof/>
             <w:webHidden/>
           </w:rPr>
-          <w:t>5</w:t>
+          <w:t>8</w:t>
         </w:r>
         <w:r>
           <w:rPr>
@@ -1175,14 +1540,14 @@
           <w:lang w:val="ru-RU" w:eastAsia="ru-RU"/>
         </w:rPr>
       </w:pPr>
-      <w:hyperlink w:anchor="_Toc242034052" w:history="1">
+      <w:hyperlink w:anchor="_Toc242052497" w:history="1">
         <w:r>
           <w:rPr>
             <w:rStyle w:val="aff8"/>
             <w:rFonts w:eastAsiaTheme="majorEastAsia"/>
             <w:noProof/>
           </w:rPr>
-          <w:t>2.1 Результаты выполнения</w:t>
+          <w:t>2.1 Структура и модель данных</w:t>
         </w:r>
         <w:r>
           <w:rPr>
@@ -1203,7 +1568,7 @@
             <w:noProof/>
             <w:webHidden/>
           </w:rPr>
-          <w:instrText xml:space="preserve"> PAGEREF _Toc242034052 \h </w:instrText>
+          <w:instrText xml:space="preserve"> PAGEREF _Toc242052497 \h </w:instrText>
         </w:r>
         <w:r>
           <w:rPr>
@@ -1223,7 +1588,664 @@
             <w:noProof/>
             <w:webHidden/>
           </w:rPr>
-          <w:t>6</w:t>
+          <w:t>8</w:t>
+        </w:r>
+        <w:r>
+          <w:rPr>
+            <w:noProof/>
+            <w:webHidden/>
+          </w:rPr>
+          <w:fldChar w:fldCharType="end"/>
+        </w:r>
+      </w:hyperlink>
+    </w:p>
+    <w:p>
+      <w:pPr>
+        <w:pStyle w:val="2c"/>
+        <w:tabs>
+          <w:tab w:val="right" w:leader="dot" w:pos="9345"/>
+        </w:tabs>
+        <w:rPr>
+          <w:rFonts w:asciiTheme="minorHAnsi" w:eastAsiaTheme="minorEastAsia" w:hAnsiTheme="minorHAnsi" w:cstheme="minorBidi"/>
+          <w:noProof/>
+          <w:color w:val="auto"/>
+          <w:sz w:val="22"/>
+          <w:lang w:val="ru-RU" w:eastAsia="ru-RU"/>
+        </w:rPr>
+      </w:pPr>
+      <w:hyperlink w:anchor="_Toc242052498" w:history="1">
+        <w:r>
+          <w:rPr>
+            <w:rStyle w:val="aff8"/>
+            <w:rFonts w:eastAsiaTheme="majorEastAsia"/>
+            <w:noProof/>
+          </w:rPr>
+          <w:t>2.2 Сервисы хранилища и API Gateway</w:t>
+        </w:r>
+        <w:r>
+          <w:rPr>
+            <w:noProof/>
+            <w:webHidden/>
+          </w:rPr>
+          <w:tab/>
+        </w:r>
+        <w:r>
+          <w:rPr>
+            <w:noProof/>
+            <w:webHidden/>
+          </w:rPr>
+          <w:fldChar w:fldCharType="begin"/>
+        </w:r>
+        <w:r>
+          <w:rPr>
+            <w:noProof/>
+            <w:webHidden/>
+          </w:rPr>
+          <w:instrText xml:space="preserve"> PAGEREF _Toc242052498 \h </w:instrText>
+        </w:r>
+        <w:r>
+          <w:rPr>
+            <w:noProof/>
+            <w:webHidden/>
+          </w:rPr>
+        </w:r>
+        <w:r>
+          <w:rPr>
+            <w:noProof/>
+            <w:webHidden/>
+          </w:rPr>
+          <w:fldChar w:fldCharType="separate"/>
+        </w:r>
+        <w:r>
+          <w:rPr>
+            <w:noProof/>
+            <w:webHidden/>
+          </w:rPr>
+          <w:t>10</w:t>
+        </w:r>
+        <w:r>
+          <w:rPr>
+            <w:noProof/>
+            <w:webHidden/>
+          </w:rPr>
+          <w:fldChar w:fldCharType="end"/>
+        </w:r>
+      </w:hyperlink>
+    </w:p>
+    <w:p>
+      <w:pPr>
+        <w:pStyle w:val="2c"/>
+        <w:tabs>
+          <w:tab w:val="right" w:leader="dot" w:pos="9345"/>
+        </w:tabs>
+        <w:rPr>
+          <w:rFonts w:asciiTheme="minorHAnsi" w:eastAsiaTheme="minorEastAsia" w:hAnsiTheme="minorHAnsi" w:cstheme="minorBidi"/>
+          <w:noProof/>
+          <w:color w:val="auto"/>
+          <w:sz w:val="22"/>
+          <w:lang w:val="ru-RU" w:eastAsia="ru-RU"/>
+        </w:rPr>
+      </w:pPr>
+      <w:hyperlink w:anchor="_Toc242052499" w:history="1">
+        <w:r>
+          <w:rPr>
+            <w:rStyle w:val="aff8"/>
+            <w:rFonts w:eastAsiaTheme="majorEastAsia"/>
+            <w:noProof/>
+          </w:rPr>
+          <w:t>2.3 Создание заказа и синхронный WebClient</w:t>
+        </w:r>
+        <w:r>
+          <w:rPr>
+            <w:noProof/>
+            <w:webHidden/>
+          </w:rPr>
+          <w:tab/>
+        </w:r>
+        <w:r>
+          <w:rPr>
+            <w:noProof/>
+            <w:webHidden/>
+          </w:rPr>
+          <w:fldChar w:fldCharType="begin"/>
+        </w:r>
+        <w:r>
+          <w:rPr>
+            <w:noProof/>
+            <w:webHidden/>
+          </w:rPr>
+          <w:instrText xml:space="preserve"> PAGEREF _Toc242052499 \h </w:instrText>
+        </w:r>
+        <w:r>
+          <w:rPr>
+            <w:noProof/>
+            <w:webHidden/>
+          </w:rPr>
+        </w:r>
+        <w:r>
+          <w:rPr>
+            <w:noProof/>
+            <w:webHidden/>
+          </w:rPr>
+          <w:fldChar w:fldCharType="separate"/>
+        </w:r>
+        <w:r>
+          <w:rPr>
+            <w:noProof/>
+            <w:webHidden/>
+          </w:rPr>
+          <w:t>10</w:t>
+        </w:r>
+        <w:r>
+          <w:rPr>
+            <w:noProof/>
+            <w:webHidden/>
+          </w:rPr>
+          <w:fldChar w:fldCharType="end"/>
+        </w:r>
+      </w:hyperlink>
+    </w:p>
+    <w:p>
+      <w:pPr>
+        <w:pStyle w:val="2c"/>
+        <w:tabs>
+          <w:tab w:val="right" w:leader="dot" w:pos="9345"/>
+        </w:tabs>
+        <w:rPr>
+          <w:rFonts w:asciiTheme="minorHAnsi" w:eastAsiaTheme="minorEastAsia" w:hAnsiTheme="minorHAnsi" w:cstheme="minorBidi"/>
+          <w:noProof/>
+          <w:color w:val="auto"/>
+          <w:sz w:val="22"/>
+          <w:lang w:val="ru-RU" w:eastAsia="ru-RU"/>
+        </w:rPr>
+      </w:pPr>
+      <w:hyperlink w:anchor="_Toc242052500" w:history="1">
+        <w:r>
+          <w:rPr>
+            <w:rStyle w:val="aff8"/>
+            <w:rFonts w:eastAsiaTheme="majorEastAsia"/>
+            <w:noProof/>
+          </w:rPr>
+          <w:t>2.4 Публикация и обработка OrderCreated</w:t>
+        </w:r>
+        <w:r>
+          <w:rPr>
+            <w:noProof/>
+            <w:webHidden/>
+          </w:rPr>
+          <w:tab/>
+        </w:r>
+        <w:r>
+          <w:rPr>
+            <w:noProof/>
+            <w:webHidden/>
+          </w:rPr>
+          <w:fldChar w:fldCharType="begin"/>
+        </w:r>
+        <w:r>
+          <w:rPr>
+            <w:noProof/>
+            <w:webHidden/>
+          </w:rPr>
+          <w:instrText xml:space="preserve"> PAGEREF _Toc242052500 \h </w:instrText>
+        </w:r>
+        <w:r>
+          <w:rPr>
+            <w:noProof/>
+            <w:webHidden/>
+          </w:rPr>
+        </w:r>
+        <w:r>
+          <w:rPr>
+            <w:noProof/>
+            <w:webHidden/>
+          </w:rPr>
+          <w:fldChar w:fldCharType="separate"/>
+        </w:r>
+        <w:r>
+          <w:rPr>
+            <w:noProof/>
+            <w:webHidden/>
+          </w:rPr>
+          <w:t>11</w:t>
+        </w:r>
+        <w:r>
+          <w:rPr>
+            <w:noProof/>
+            <w:webHidden/>
+          </w:rPr>
+          <w:fldChar w:fldCharType="end"/>
+        </w:r>
+      </w:hyperlink>
+    </w:p>
+    <w:p>
+      <w:pPr>
+        <w:pStyle w:val="2c"/>
+        <w:tabs>
+          <w:tab w:val="right" w:leader="dot" w:pos="9345"/>
+        </w:tabs>
+        <w:rPr>
+          <w:rFonts w:asciiTheme="minorHAnsi" w:eastAsiaTheme="minorEastAsia" w:hAnsiTheme="minorHAnsi" w:cstheme="minorBidi"/>
+          <w:noProof/>
+          <w:color w:val="auto"/>
+          <w:sz w:val="22"/>
+          <w:lang w:val="ru-RU" w:eastAsia="ru-RU"/>
+        </w:rPr>
+      </w:pPr>
+      <w:hyperlink w:anchor="_Toc242052501" w:history="1">
+        <w:r>
+          <w:rPr>
+            <w:rStyle w:val="aff8"/>
+            <w:rFonts w:eastAsiaTheme="majorEastAsia"/>
+            <w:noProof/>
+          </w:rPr>
+          <w:t>2.5 Идемпотентность и повторные события</w:t>
+        </w:r>
+        <w:r>
+          <w:rPr>
+            <w:noProof/>
+            <w:webHidden/>
+          </w:rPr>
+          <w:tab/>
+        </w:r>
+        <w:r>
+          <w:rPr>
+            <w:noProof/>
+            <w:webHidden/>
+          </w:rPr>
+          <w:fldChar w:fldCharType="begin"/>
+        </w:r>
+        <w:r>
+          <w:rPr>
+            <w:noProof/>
+            <w:webHidden/>
+          </w:rPr>
+          <w:instrText xml:space="preserve"> PAGEREF _Toc242052501 \h </w:instrText>
+        </w:r>
+        <w:r>
+          <w:rPr>
+            <w:noProof/>
+            <w:webHidden/>
+          </w:rPr>
+        </w:r>
+        <w:r>
+          <w:rPr>
+            <w:noProof/>
+            <w:webHidden/>
+          </w:rPr>
+          <w:fldChar w:fldCharType="separate"/>
+        </w:r>
+        <w:r>
+          <w:rPr>
+            <w:noProof/>
+            <w:webHidden/>
+          </w:rPr>
+          <w:t>12</w:t>
+        </w:r>
+        <w:r>
+          <w:rPr>
+            <w:noProof/>
+            <w:webHidden/>
+          </w:rPr>
+          <w:fldChar w:fldCharType="end"/>
+        </w:r>
+      </w:hyperlink>
+    </w:p>
+    <w:p>
+      <w:pPr>
+        <w:pStyle w:val="2c"/>
+        <w:tabs>
+          <w:tab w:val="right" w:leader="dot" w:pos="9345"/>
+        </w:tabs>
+        <w:rPr>
+          <w:rFonts w:asciiTheme="minorHAnsi" w:eastAsiaTheme="minorEastAsia" w:hAnsiTheme="minorHAnsi" w:cstheme="minorBidi"/>
+          <w:noProof/>
+          <w:color w:val="auto"/>
+          <w:sz w:val="22"/>
+          <w:lang w:val="ru-RU" w:eastAsia="ru-RU"/>
+        </w:rPr>
+      </w:pPr>
+      <w:hyperlink w:anchor="_Toc242052502" w:history="1">
+        <w:r>
+          <w:rPr>
+            <w:rStyle w:val="aff8"/>
+            <w:rFonts w:eastAsiaTheme="majorEastAsia"/>
+            <w:noProof/>
+          </w:rPr>
+          <w:t>2.6 Синхронизация статуса и SSE</w:t>
+        </w:r>
+        <w:r>
+          <w:rPr>
+            <w:noProof/>
+            <w:webHidden/>
+          </w:rPr>
+          <w:tab/>
+        </w:r>
+        <w:r>
+          <w:rPr>
+            <w:noProof/>
+            <w:webHidden/>
+          </w:rPr>
+          <w:fldChar w:fldCharType="begin"/>
+        </w:r>
+        <w:r>
+          <w:rPr>
+            <w:noProof/>
+            <w:webHidden/>
+          </w:rPr>
+          <w:instrText xml:space="preserve"> PAGEREF _Toc242052502 \h </w:instrText>
+        </w:r>
+        <w:r>
+          <w:rPr>
+            <w:noProof/>
+            <w:webHidden/>
+          </w:rPr>
+        </w:r>
+        <w:r>
+          <w:rPr>
+            <w:noProof/>
+            <w:webHidden/>
+          </w:rPr>
+          <w:fldChar w:fldCharType="separate"/>
+        </w:r>
+        <w:r>
+          <w:rPr>
+            <w:noProof/>
+            <w:webHidden/>
+          </w:rPr>
+          <w:t>12</w:t>
+        </w:r>
+        <w:r>
+          <w:rPr>
+            <w:noProof/>
+            <w:webHidden/>
+          </w:rPr>
+          <w:fldChar w:fldCharType="end"/>
+        </w:r>
+      </w:hyperlink>
+    </w:p>
+    <w:p>
+      <w:pPr>
+        <w:pStyle w:val="2c"/>
+        <w:tabs>
+          <w:tab w:val="right" w:leader="dot" w:pos="9345"/>
+        </w:tabs>
+        <w:rPr>
+          <w:rFonts w:asciiTheme="minorHAnsi" w:eastAsiaTheme="minorEastAsia" w:hAnsiTheme="minorHAnsi" w:cstheme="minorBidi"/>
+          <w:noProof/>
+          <w:color w:val="auto"/>
+          <w:sz w:val="22"/>
+          <w:lang w:val="ru-RU" w:eastAsia="ru-RU"/>
+        </w:rPr>
+      </w:pPr>
+      <w:hyperlink w:anchor="_Toc242052503" w:history="1">
+        <w:r>
+          <w:rPr>
+            <w:rStyle w:val="aff8"/>
+            <w:rFonts w:eastAsiaTheme="majorEastAsia"/>
+            <w:noProof/>
+          </w:rPr>
+          <w:t>2.7 Timeout retry и Circuit Breaker</w:t>
+        </w:r>
+        <w:r>
+          <w:rPr>
+            <w:noProof/>
+            <w:webHidden/>
+          </w:rPr>
+          <w:tab/>
+        </w:r>
+        <w:r>
+          <w:rPr>
+            <w:noProof/>
+            <w:webHidden/>
+          </w:rPr>
+          <w:fldChar w:fldCharType="begin"/>
+        </w:r>
+        <w:r>
+          <w:rPr>
+            <w:noProof/>
+            <w:webHidden/>
+          </w:rPr>
+          <w:instrText xml:space="preserve"> PAGEREF _Toc242052503 \h </w:instrText>
+        </w:r>
+        <w:r>
+          <w:rPr>
+            <w:noProof/>
+            <w:webHidden/>
+          </w:rPr>
+        </w:r>
+        <w:r>
+          <w:rPr>
+            <w:noProof/>
+            <w:webHidden/>
+          </w:rPr>
+          <w:fldChar w:fldCharType="separate"/>
+        </w:r>
+        <w:r>
+          <w:rPr>
+            <w:noProof/>
+            <w:webHidden/>
+          </w:rPr>
+          <w:t>13</w:t>
+        </w:r>
+        <w:r>
+          <w:rPr>
+            <w:noProof/>
+            <w:webHidden/>
+          </w:rPr>
+          <w:fldChar w:fldCharType="end"/>
+        </w:r>
+      </w:hyperlink>
+    </w:p>
+    <w:p>
+      <w:pPr>
+        <w:pStyle w:val="2c"/>
+        <w:tabs>
+          <w:tab w:val="right" w:leader="dot" w:pos="9345"/>
+        </w:tabs>
+        <w:rPr>
+          <w:rFonts w:asciiTheme="minorHAnsi" w:eastAsiaTheme="minorEastAsia" w:hAnsiTheme="minorHAnsi" w:cstheme="minorBidi"/>
+          <w:noProof/>
+          <w:color w:val="auto"/>
+          <w:sz w:val="22"/>
+          <w:lang w:val="ru-RU" w:eastAsia="ru-RU"/>
+        </w:rPr>
+      </w:pPr>
+      <w:hyperlink w:anchor="_Toc242052504" w:history="1">
+        <w:r>
+          <w:rPr>
+            <w:rStyle w:val="aff8"/>
+            <w:rFonts w:eastAsiaTheme="majorEastAsia"/>
+            <w:noProof/>
+          </w:rPr>
+          <w:t>2.8 Корреляция через HTTP и RabbitMQ</w:t>
+        </w:r>
+        <w:r>
+          <w:rPr>
+            <w:noProof/>
+            <w:webHidden/>
+          </w:rPr>
+          <w:tab/>
+        </w:r>
+        <w:r>
+          <w:rPr>
+            <w:noProof/>
+            <w:webHidden/>
+          </w:rPr>
+          <w:fldChar w:fldCharType="begin"/>
+        </w:r>
+        <w:r>
+          <w:rPr>
+            <w:noProof/>
+            <w:webHidden/>
+          </w:rPr>
+          <w:instrText xml:space="preserve"> PAGEREF _Toc242052504 \h </w:instrText>
+        </w:r>
+        <w:r>
+          <w:rPr>
+            <w:noProof/>
+            <w:webHidden/>
+          </w:rPr>
+        </w:r>
+        <w:r>
+          <w:rPr>
+            <w:noProof/>
+            <w:webHidden/>
+          </w:rPr>
+          <w:fldChar w:fldCharType="separate"/>
+        </w:r>
+        <w:r>
+          <w:rPr>
+            <w:noProof/>
+            <w:webHidden/>
+          </w:rPr>
+          <w:t>14</w:t>
+        </w:r>
+        <w:r>
+          <w:rPr>
+            <w:noProof/>
+            <w:webHidden/>
+          </w:rPr>
+          <w:fldChar w:fldCharType="end"/>
+        </w:r>
+      </w:hyperlink>
+    </w:p>
+    <w:p>
+      <w:pPr>
+        <w:pStyle w:val="2c"/>
+        <w:tabs>
+          <w:tab w:val="right" w:leader="dot" w:pos="9345"/>
+        </w:tabs>
+        <w:rPr>
+          <w:rFonts w:asciiTheme="minorHAnsi" w:eastAsiaTheme="minorEastAsia" w:hAnsiTheme="minorHAnsi" w:cstheme="minorBidi"/>
+          <w:noProof/>
+          <w:color w:val="auto"/>
+          <w:sz w:val="22"/>
+          <w:lang w:val="ru-RU" w:eastAsia="ru-RU"/>
+        </w:rPr>
+      </w:pPr>
+      <w:hyperlink w:anchor="_Toc242052505" w:history="1">
+        <w:r>
+          <w:rPr>
+            <w:rStyle w:val="aff8"/>
+            <w:rFonts w:eastAsiaTheme="majorEastAsia"/>
+            <w:noProof/>
+          </w:rPr>
+          <w:t>2.9 Compose готовность и воспроизведение</w:t>
+        </w:r>
+        <w:r>
+          <w:rPr>
+            <w:noProof/>
+            <w:webHidden/>
+          </w:rPr>
+          <w:tab/>
+        </w:r>
+        <w:r>
+          <w:rPr>
+            <w:noProof/>
+            <w:webHidden/>
+          </w:rPr>
+          <w:fldChar w:fldCharType="begin"/>
+        </w:r>
+        <w:r>
+          <w:rPr>
+            <w:noProof/>
+            <w:webHidden/>
+          </w:rPr>
+          <w:instrText xml:space="preserve"> PAGEREF _Toc242052505 \h </w:instrText>
+        </w:r>
+        <w:r>
+          <w:rPr>
+            <w:noProof/>
+            <w:webHidden/>
+          </w:rPr>
+        </w:r>
+        <w:r>
+          <w:rPr>
+            <w:noProof/>
+            <w:webHidden/>
+          </w:rPr>
+          <w:fldChar w:fldCharType="separate"/>
+        </w:r>
+        <w:r>
+          <w:rPr>
+            <w:noProof/>
+            <w:webHidden/>
+          </w:rPr>
+          <w:t>14</w:t>
+        </w:r>
+        <w:r>
+          <w:rPr>
+            <w:noProof/>
+            <w:webHidden/>
+          </w:rPr>
+          <w:fldChar w:fldCharType="end"/>
+        </w:r>
+      </w:hyperlink>
+    </w:p>
+    <w:p>
+      <w:pPr>
+        <w:pStyle w:val="2c"/>
+        <w:tabs>
+          <w:tab w:val="right" w:leader="dot" w:pos="9345"/>
+        </w:tabs>
+        <w:rPr>
+          <w:rFonts w:asciiTheme="minorHAnsi" w:eastAsiaTheme="minorEastAsia" w:hAnsiTheme="minorHAnsi" w:cstheme="minorBidi"/>
+          <w:noProof/>
+          <w:color w:val="auto"/>
+          <w:sz w:val="22"/>
+          <w:lang w:val="ru-RU" w:eastAsia="ru-RU"/>
+        </w:rPr>
+      </w:pPr>
+      <w:hyperlink w:anchor="_Toc242052506" w:history="1">
+        <w:r>
+          <w:rPr>
+            <w:rStyle w:val="aff8"/>
+            <w:rFonts w:eastAsiaTheme="majorEastAsia"/>
+            <w:noProof/>
+          </w:rPr>
+          <w:t>2.10 Ключевые фрагменты исходного кода</w:t>
+        </w:r>
+        <w:r>
+          <w:rPr>
+            <w:noProof/>
+            <w:webHidden/>
+          </w:rPr>
+          <w:tab/>
+        </w:r>
+        <w:r>
+          <w:rPr>
+            <w:noProof/>
+            <w:webHidden/>
+          </w:rPr>
+          <w:fldChar w:fldCharType="begin"/>
+        </w:r>
+        <w:r>
+          <w:rPr>
+            <w:noProof/>
+            <w:webHidden/>
+          </w:rPr>
+          <w:instrText xml:space="preserve"> PAGEREF _Toc242052506 \h </w:instrText>
+        </w:r>
+        <w:r>
+          <w:rPr>
+            <w:noProof/>
+            <w:webHidden/>
+          </w:rPr>
+        </w:r>
+        <w:r>
+          <w:rPr>
+            <w:noProof/>
+            <w:webHidden/>
+          </w:rPr>
+          <w:fldChar w:fldCharType="separate"/>
+        </w:r>
+        <w:r>
+          <w:rPr>
+            <w:noProof/>
+            <w:webHidden/>
+          </w:rPr>
+          <w:t>15</w:t>
         </w:r>
         <w:r>
           <w:rPr>
@@ -1248,14 +2270,14 @@
           <w:lang w:val="ru-RU" w:eastAsia="ru-RU"/>
         </w:rPr>
       </w:pPr>
-      <w:hyperlink w:anchor="_Toc242034053" w:history="1">
+      <w:hyperlink w:anchor="_Toc242052507" w:history="1">
         <w:r>
           <w:rPr>
             <w:rStyle w:val="aff8"/>
             <w:rFonts w:eastAsiaTheme="majorEastAsia"/>
             <w:noProof/>
           </w:rPr>
-          <w:t>3 Прохождение BootcampLabs</w:t>
+          <w:t>3 Запуск и проверка результатов</w:t>
         </w:r>
         <w:r>
           <w:rPr>
@@ -1276,7 +2298,7 @@
             <w:noProof/>
             <w:webHidden/>
           </w:rPr>
-          <w:instrText xml:space="preserve"> PAGEREF _Toc242034053 \h </w:instrText>
+          <w:instrText xml:space="preserve"> PAGEREF _Toc242052507 \h </w:instrText>
         </w:r>
         <w:r>
           <w:rPr>
@@ -1296,7 +2318,299 @@
             <w:noProof/>
             <w:webHidden/>
           </w:rPr>
-          <w:t>11</w:t>
+          <w:t>18</w:t>
+        </w:r>
+        <w:r>
+          <w:rPr>
+            <w:noProof/>
+            <w:webHidden/>
+          </w:rPr>
+          <w:fldChar w:fldCharType="end"/>
+        </w:r>
+      </w:hyperlink>
+    </w:p>
+    <w:p>
+      <w:pPr>
+        <w:pStyle w:val="2c"/>
+        <w:tabs>
+          <w:tab w:val="right" w:leader="dot" w:pos="9345"/>
+        </w:tabs>
+        <w:rPr>
+          <w:rFonts w:asciiTheme="minorHAnsi" w:eastAsiaTheme="minorEastAsia" w:hAnsiTheme="minorHAnsi" w:cstheme="minorBidi"/>
+          <w:noProof/>
+          <w:color w:val="auto"/>
+          <w:sz w:val="22"/>
+          <w:lang w:val="ru-RU" w:eastAsia="ru-RU"/>
+        </w:rPr>
+      </w:pPr>
+      <w:hyperlink w:anchor="_Toc242052508" w:history="1">
+        <w:r>
+          <w:rPr>
+            <w:rStyle w:val="aff8"/>
+            <w:rFonts w:eastAsiaTheme="majorEastAsia"/>
+            <w:noProof/>
+          </w:rPr>
+          <w:t>3.1 Подготовка окружения и запуск</w:t>
+        </w:r>
+        <w:r>
+          <w:rPr>
+            <w:noProof/>
+            <w:webHidden/>
+          </w:rPr>
+          <w:tab/>
+        </w:r>
+        <w:r>
+          <w:rPr>
+            <w:noProof/>
+            <w:webHidden/>
+          </w:rPr>
+          <w:fldChar w:fldCharType="begin"/>
+        </w:r>
+        <w:r>
+          <w:rPr>
+            <w:noProof/>
+            <w:webHidden/>
+          </w:rPr>
+          <w:instrText xml:space="preserve"> PAGEREF _Toc242052508 \h </w:instrText>
+        </w:r>
+        <w:r>
+          <w:rPr>
+            <w:noProof/>
+            <w:webHidden/>
+          </w:rPr>
+        </w:r>
+        <w:r>
+          <w:rPr>
+            <w:noProof/>
+            <w:webHidden/>
+          </w:rPr>
+          <w:fldChar w:fldCharType="separate"/>
+        </w:r>
+        <w:r>
+          <w:rPr>
+            <w:noProof/>
+            <w:webHidden/>
+          </w:rPr>
+          <w:t>18</w:t>
+        </w:r>
+        <w:r>
+          <w:rPr>
+            <w:noProof/>
+            <w:webHidden/>
+          </w:rPr>
+          <w:fldChar w:fldCharType="end"/>
+        </w:r>
+      </w:hyperlink>
+    </w:p>
+    <w:p>
+      <w:pPr>
+        <w:pStyle w:val="2c"/>
+        <w:tabs>
+          <w:tab w:val="right" w:leader="dot" w:pos="9345"/>
+        </w:tabs>
+        <w:rPr>
+          <w:rFonts w:asciiTheme="minorHAnsi" w:eastAsiaTheme="minorEastAsia" w:hAnsiTheme="minorHAnsi" w:cstheme="minorBidi"/>
+          <w:noProof/>
+          <w:color w:val="auto"/>
+          <w:sz w:val="22"/>
+          <w:lang w:val="ru-RU" w:eastAsia="ru-RU"/>
+        </w:rPr>
+      </w:pPr>
+      <w:hyperlink w:anchor="_Toc242052509" w:history="1">
+        <w:r>
+          <w:rPr>
+            <w:rStyle w:val="aff8"/>
+            <w:rFonts w:eastAsiaTheme="majorEastAsia"/>
+            <w:noProof/>
+          </w:rPr>
+          <w:t>3.2 Сценарии и ожидаемые результаты</w:t>
+        </w:r>
+        <w:r>
+          <w:rPr>
+            <w:noProof/>
+            <w:webHidden/>
+          </w:rPr>
+          <w:tab/>
+        </w:r>
+        <w:r>
+          <w:rPr>
+            <w:noProof/>
+            <w:webHidden/>
+          </w:rPr>
+          <w:fldChar w:fldCharType="begin"/>
+        </w:r>
+        <w:r>
+          <w:rPr>
+            <w:noProof/>
+            <w:webHidden/>
+          </w:rPr>
+          <w:instrText xml:space="preserve"> PAGEREF _Toc242052509 \h </w:instrText>
+        </w:r>
+        <w:r>
+          <w:rPr>
+            <w:noProof/>
+            <w:webHidden/>
+          </w:rPr>
+        </w:r>
+        <w:r>
+          <w:rPr>
+            <w:noProof/>
+            <w:webHidden/>
+          </w:rPr>
+          <w:fldChar w:fldCharType="separate"/>
+        </w:r>
+        <w:r>
+          <w:rPr>
+            <w:noProof/>
+            <w:webHidden/>
+          </w:rPr>
+          <w:t>18</w:t>
+        </w:r>
+        <w:r>
+          <w:rPr>
+            <w:noProof/>
+            <w:webHidden/>
+          </w:rPr>
+          <w:fldChar w:fldCharType="end"/>
+        </w:r>
+      </w:hyperlink>
+    </w:p>
+    <w:p>
+      <w:pPr>
+        <w:pStyle w:val="2c"/>
+        <w:tabs>
+          <w:tab w:val="right" w:leader="dot" w:pos="9345"/>
+        </w:tabs>
+        <w:rPr>
+          <w:rFonts w:asciiTheme="minorHAnsi" w:eastAsiaTheme="minorEastAsia" w:hAnsiTheme="minorHAnsi" w:cstheme="minorBidi"/>
+          <w:noProof/>
+          <w:color w:val="auto"/>
+          <w:sz w:val="22"/>
+          <w:lang w:val="ru-RU" w:eastAsia="ru-RU"/>
+        </w:rPr>
+      </w:pPr>
+      <w:hyperlink w:anchor="_Toc242052510" w:history="1">
+        <w:r>
+          <w:rPr>
+            <w:rStyle w:val="aff8"/>
+            <w:rFonts w:eastAsiaTheme="majorEastAsia"/>
+            <w:noProof/>
+          </w:rPr>
+          <w:t>3.3 Скриншоты выполнения</w:t>
+        </w:r>
+        <w:r>
+          <w:rPr>
+            <w:noProof/>
+            <w:webHidden/>
+          </w:rPr>
+          <w:tab/>
+        </w:r>
+        <w:r>
+          <w:rPr>
+            <w:noProof/>
+            <w:webHidden/>
+          </w:rPr>
+          <w:fldChar w:fldCharType="begin"/>
+        </w:r>
+        <w:r>
+          <w:rPr>
+            <w:noProof/>
+            <w:webHidden/>
+          </w:rPr>
+          <w:instrText xml:space="preserve"> PAGEREF _Toc242052510 \h </w:instrText>
+        </w:r>
+        <w:r>
+          <w:rPr>
+            <w:noProof/>
+            <w:webHidden/>
+          </w:rPr>
+        </w:r>
+        <w:r>
+          <w:rPr>
+            <w:noProof/>
+            <w:webHidden/>
+          </w:rPr>
+          <w:fldChar w:fldCharType="separate"/>
+        </w:r>
+        <w:r>
+          <w:rPr>
+            <w:noProof/>
+            <w:webHidden/>
+          </w:rPr>
+          <w:t>20</w:t>
+        </w:r>
+        <w:r>
+          <w:rPr>
+            <w:noProof/>
+            <w:webHidden/>
+          </w:rPr>
+          <w:fldChar w:fldCharType="end"/>
+        </w:r>
+      </w:hyperlink>
+    </w:p>
+    <w:p>
+      <w:pPr>
+        <w:pStyle w:val="2c"/>
+        <w:tabs>
+          <w:tab w:val="right" w:leader="dot" w:pos="9345"/>
+        </w:tabs>
+        <w:rPr>
+          <w:rFonts w:asciiTheme="minorHAnsi" w:eastAsiaTheme="minorEastAsia" w:hAnsiTheme="minorHAnsi" w:cstheme="minorBidi"/>
+          <w:noProof/>
+          <w:color w:val="auto"/>
+          <w:sz w:val="22"/>
+          <w:lang w:val="ru-RU" w:eastAsia="ru-RU"/>
+        </w:rPr>
+      </w:pPr>
+      <w:hyperlink w:anchor="_Toc242052511" w:history="1">
+        <w:r>
+          <w:rPr>
+            <w:rStyle w:val="aff8"/>
+            <w:rFonts w:eastAsiaTheme="majorEastAsia"/>
+            <w:noProof/>
+          </w:rPr>
+          <w:t>3.4 Ограничения реализации</w:t>
+        </w:r>
+        <w:r>
+          <w:rPr>
+            <w:noProof/>
+            <w:webHidden/>
+          </w:rPr>
+          <w:tab/>
+        </w:r>
+        <w:r>
+          <w:rPr>
+            <w:noProof/>
+            <w:webHidden/>
+          </w:rPr>
+          <w:fldChar w:fldCharType="begin"/>
+        </w:r>
+        <w:r>
+          <w:rPr>
+            <w:noProof/>
+            <w:webHidden/>
+          </w:rPr>
+          <w:instrText xml:space="preserve"> PAGEREF _Toc242052511 \h </w:instrText>
+        </w:r>
+        <w:r>
+          <w:rPr>
+            <w:noProof/>
+            <w:webHidden/>
+          </w:rPr>
+        </w:r>
+        <w:r>
+          <w:rPr>
+            <w:noProof/>
+            <w:webHidden/>
+          </w:rPr>
+          <w:fldChar w:fldCharType="separate"/>
+        </w:r>
+        <w:r>
+          <w:rPr>
+            <w:noProof/>
+            <w:webHidden/>
+          </w:rPr>
+          <w:t>25</w:t>
         </w:r>
         <w:r>
           <w:rPr>
@@ -1321,7 +2635,80 @@
           <w:lang w:val="ru-RU" w:eastAsia="ru-RU"/>
         </w:rPr>
       </w:pPr>
-      <w:hyperlink w:anchor="_Toc242034054" w:history="1">
+      <w:hyperlink w:anchor="_Toc242052512" w:history="1">
+        <w:r>
+          <w:rPr>
+            <w:rStyle w:val="aff8"/>
+            <w:rFonts w:eastAsiaTheme="majorEastAsia"/>
+            <w:noProof/>
+          </w:rPr>
+          <w:t>4 Связь с личным BootcampLabs</w:t>
+        </w:r>
+        <w:r>
+          <w:rPr>
+            <w:noProof/>
+            <w:webHidden/>
+          </w:rPr>
+          <w:tab/>
+        </w:r>
+        <w:r>
+          <w:rPr>
+            <w:noProof/>
+            <w:webHidden/>
+          </w:rPr>
+          <w:fldChar w:fldCharType="begin"/>
+        </w:r>
+        <w:r>
+          <w:rPr>
+            <w:noProof/>
+            <w:webHidden/>
+          </w:rPr>
+          <w:instrText xml:space="preserve"> PAGEREF _Toc242052512 \h </w:instrText>
+        </w:r>
+        <w:r>
+          <w:rPr>
+            <w:noProof/>
+            <w:webHidden/>
+          </w:rPr>
+        </w:r>
+        <w:r>
+          <w:rPr>
+            <w:noProof/>
+            <w:webHidden/>
+          </w:rPr>
+          <w:fldChar w:fldCharType="separate"/>
+        </w:r>
+        <w:r>
+          <w:rPr>
+            <w:noProof/>
+            <w:webHidden/>
+          </w:rPr>
+          <w:t>26</w:t>
+        </w:r>
+        <w:r>
+          <w:rPr>
+            <w:noProof/>
+            <w:webHidden/>
+          </w:rPr>
+          <w:fldChar w:fldCharType="end"/>
+        </w:r>
+      </w:hyperlink>
+    </w:p>
+    <w:p>
+      <w:pPr>
+        <w:pStyle w:val="14"/>
+        <w:tabs>
+          <w:tab w:val="right" w:leader="dot" w:pos="9345"/>
+        </w:tabs>
+        <w:rPr>
+          <w:rFonts w:asciiTheme="minorHAnsi" w:eastAsiaTheme="minorEastAsia" w:hAnsiTheme="minorHAnsi" w:cstheme="minorBidi"/>
+          <w:noProof/>
+          <w:color w:val="auto"/>
+          <w:sz w:val="22"/>
+          <w:lang w:val="ru-RU" w:eastAsia="ru-RU"/>
+        </w:rPr>
+      </w:pPr>
+      <w:hyperlink w:anchor="_Toc242052513" w:history="1">
         <w:r>
           <w:rPr>
             <w:rStyle w:val="aff8"/>
@@ -1349,7 +2736,7 @@
             <w:noProof/>
             <w:webHidden/>
           </w:rPr>
-          <w:instrText xml:space="preserve"> PAGEREF _Toc242034054 \h </w:instrText>
+          <w:instrText xml:space="preserve"> PAGEREF _Toc242052513 \h </w:instrText>
         </w:r>
         <w:r>
           <w:rPr>
@@ -1369,7 +2756,7 @@
             <w:noProof/>
             <w:webHidden/>
           </w:rPr>
-          <w:t>12</w:t>
+          <w:t>27</w:t>
         </w:r>
         <w:r>
           <w:rPr>
@@ -1382,18 +2769,91 @@
     </w:p>
     <w:p>
       <w:pPr>
-        <w:ind w:firstLine="0"/>
-      </w:pPr>
-      <w:r>
-        <w:fldChar w:fldCharType="end"/>
-      </w:r>
+        <w:pStyle w:val="14"/>
+        <w:tabs>
+          <w:tab w:val="right" w:leader="dot" w:pos="9345"/>
+        </w:tabs>
+        <w:rPr>
+          <w:rFonts w:asciiTheme="minorHAnsi" w:eastAsiaTheme="minorEastAsia" w:hAnsiTheme="minorHAnsi" w:cstheme="minorBidi"/>
+          <w:noProof/>
+          <w:color w:val="auto"/>
+          <w:sz w:val="22"/>
+          <w:lang w:val="ru-RU" w:eastAsia="ru-RU"/>
+        </w:rPr>
+      </w:pPr>
+      <w:hyperlink w:anchor="_Toc242052514" w:history="1">
+        <w:r>
+          <w:rPr>
+            <w:rStyle w:val="aff8"/>
+            <w:rFonts w:eastAsiaTheme="majorEastAsia"/>
+            <w:noProof/>
+          </w:rPr>
+          <w:t>ИСТОЧНИКИ И МАТЕРИАЛЫ</w:t>
+        </w:r>
+        <w:r>
+          <w:rPr>
+            <w:noProof/>
+            <w:webHidden/>
+          </w:rPr>
+          <w:tab/>
+        </w:r>
+        <w:r>
+          <w:rPr>
+            <w:noProof/>
+            <w:webHidden/>
+          </w:rPr>
+          <w:fldChar w:fldCharType="begin"/>
+        </w:r>
+        <w:r>
+          <w:rPr>
+            <w:noProof/>
+            <w:webHidden/>
+          </w:rPr>
+          <w:instrText xml:space="preserve"> PAGEREF _Toc242052514 \h </w:instrText>
+        </w:r>
+        <w:r>
+          <w:rPr>
+            <w:noProof/>
+            <w:webHidden/>
+          </w:rPr>
+        </w:r>
+        <w:r>
+          <w:rPr>
+            <w:noProof/>
+            <w:webHidden/>
+          </w:rPr>
+          <w:fldChar w:fldCharType="separate"/>
+        </w:r>
+        <w:r>
+          <w:rPr>
+            <w:noProof/>
+            <w:webHidden/>
+          </w:rPr>
+          <w:t>28</w:t>
+        </w:r>
+        <w:r>
+          <w:rPr>
+            <w:noProof/>
+            <w:webHidden/>
+          </w:rPr>
+          <w:fldChar w:fldCharType="end"/>
+        </w:r>
+      </w:hyperlink>
     </w:p>
     <w:p>
       <w:pPr>
+        <w:ind w:firstLine="0"/>
+      </w:pPr>
+      <w:r>
+        <w:fldChar w:fldCharType="end"/>
+      </w:r>
+    </w:p>
+    <w:p>
+      <w:pPr>
         <w:pStyle w:val="1"/>
         <w:jc w:val="center"/>
       </w:pPr>
-      <w:bookmarkStart w:id="1" w:name="_Toc242034048"/>
+      <w:bookmarkStart w:id="1" w:name="_Toc242052488"/>
       <w:r>
         <w:lastRenderedPageBreak/>
         <w:t>ВВЕДЕНИЕ</w:t>
@@ -1405,13 +2865,7 @@
         <w:pStyle w:val="aff9"/>
       </w:pPr>
       <w:r>
-        <w:t xml:space="preserve">В работе </w:t>
-      </w:r>
-      <w:r>
-        <w:t>рассматривается микросервисная система поставщиков заказов и доставки. Практическая часть связана с моделью поставщиков, заказов и доставки из личного курса BootcampLabs. Отчёт содержит описание программы и результаты фактической проверки. Исходный код, ко</w:t>
-      </w:r>
-      <w:r>
-        <w:t>манды запуска и полные протоколы приложены к проекту.</w:t>
+        <w:t>В практической работе рассмотрена тема «Микросервисная система поставщиков заказов и доставки». Предметная область объединяет поставщиков, товары, заказы и доставку. Реализован самостоятельный учебный проект, связанный со сценариями личного курса BootcampLabs. Отчёт описывает выбранные технологии, модель данных, последовательность обработки и результаты фактической проверки.</w:t>
       </w:r>
     </w:p>
     <w:p>
@@ -1427,165 +2881,5201 @@
         <w:pStyle w:val="aff9"/>
       </w:pPr>
       <w:r>
-        <w:t>Результат работы: Проверены сквозной бизнес сценарий, обм</w:t>
-      </w:r>
-      <w:r>
-        <w:t>ен событием, корреляция логов, SSE, идемпотентность и отказ поставщика. Это учебная локальная система; публикация outbox не использует publisher confirms, поэтому реализацию нельзя считать гарантией доставки без потерь при любом отказе брокера.</w:t>
+        <w:t>Проверены сквозной бизнес сценарий, обмен событием, корреляция логов, SSE, идемпотентность и отказ поставщика. Это учебная локальная система; публикация outbox не использует publisher confirms, поэтому реализацию нельзя считать гарантией доставки без потерь при любом отказе брокера.</w:t>
       </w:r>
     </w:p>
     <w:p>
       <w:pPr>
+        <w:pStyle w:val="aff9"/>
+      </w:pPr>
+      <w:r>
+        <w:t>Для оценки результата сопоставлены условия задания, исходные файлы и сохранённый протокол выполнения. Положительные сценарии показывают требуемые функции; отрицательные проверки и ограничения поясняют границы результата. Листинги приведены из приложенного проекта, а рисунки относятся к его выполнению и личному BootcampLabs.</w:t>
+      </w:r>
+    </w:p>
+    <w:p>
+      <w:pPr>
         <w:pStyle w:val="1"/>
       </w:pPr>
-      <w:bookmarkStart w:id="2" w:name="_Toc242034049"/>
+      <w:bookmarkStart w:id="2" w:name="_Toc242052489"/>
       <w:r>
         <w:lastRenderedPageBreak/>
-        <w:t>1 Реализаци</w:t>
-      </w:r>
-      <w:r>
-        <w:t>я приложения</w:t>
+        <w:t>1 Требования и теоретические основы</w:t>
       </w:r>
       <w:bookmarkEnd w:id="2"/>
     </w:p>
     <w:p>
       <w:pPr>
-        <w:pStyle w:val="aff9"/>
-      </w:pPr>
-      <w:r>
-        <w:t>Система содержит Supplier Service, Order Service и Delivery Service, отдельный WebFlux API Gateway и RabbitMQ. Каждый бизнес сервис хранит данные в собственной файловой базе H2 и отдельном Docker volume. Сервисы не обращаются к чужим таблицам.</w:t>
-      </w:r>
-    </w:p>
-    <w:p>
-      <w:pPr>
-        <w:pStyle w:val="aff9"/>
-      </w:pPr>
-      <w:r>
-        <w:t xml:space="preserve">Gateway публикует единственный порт 8188 и маршрутизирует /api/suppliers, /api/orders и /api/deliveries. При создании заказа Order Service запрашивает товар через WebClient. Настроены timeout 2 секунды, одна повторная попытка для временных ошибок и </w:t>
-      </w:r>
-      <w:r>
-        <w:t>Circuit Breaker Resilience4j.</w:t>
-      </w:r>
-    </w:p>
-    <w:p>
-      <w:pPr>
-        <w:pStyle w:val="aff9"/>
-      </w:pPr>
-      <w:r>
-        <w:t>Заказ и событие OrderCreated сохраняются одной транзакцией в orders и outbox. Публикация отправляет событие в очередь order.created. Delivery Service в одной транзакции сохраняет event_id в processed_events и создаёт доставку.</w:t>
-      </w:r>
-      <w:r>
-        <w:t xml:space="preserve"> Ограничения уникальности предотвращают создание второй доставки при повторном событии.</w:t>
-      </w:r>
-    </w:p>
-    <w:p>
-      <w:pPr>
-        <w:pStyle w:val="aff9"/>
-      </w:pPr>
-      <w:r>
-        <w:t>Доставка синхронизирует статус с Order Service через HTTP. Клиент подписывается на /api/orders/{id}/events и получает SSE. JDBC операции реактивного сервиса вынесены на</w:t>
-      </w:r>
-      <w:r>
-        <w:t xml:space="preserve"> boundedElastic. X Request ID проходит через Gateway, запрос к поставщику, событие брокера и обновления статуса; идентификатор виден в логах всех бизнес компонентов.</w:t>
-      </w:r>
-    </w:p>
-    <w:p>
-      <w:pPr>
-        <w:pStyle w:val="aff9"/>
-      </w:pPr>
-      <w:r>
-        <w:t xml:space="preserve">Healthcheck проверяет Actuator каждого приложения и состояние RabbitMQ. При </w:t>
-      </w:r>
-      <w:r>
-        <w:t>остановке поставщика timeout, retry и Circuit Breaker ограничивают время ожидания. После восстановления и окончания интервала открытого Circuit Breaker заказы снова создаются.</w:t>
-      </w:r>
-    </w:p>
-    <w:p>
-      <w:pPr>
         <w:pStyle w:val="21"/>
       </w:pPr>
-      <w:bookmarkStart w:id="3" w:name="_Toc242034050"/>
-      <w:r>
-        <w:t>1.1 Взаимодействие компонентов</w:t>
+      <w:bookmarkStart w:id="3" w:name="_Toc242052490"/>
+      <w:r>
+        <w:t>1.1 Соответствие условиям задания</w:t>
       </w:r>
       <w:bookmarkEnd w:id="3"/>
     </w:p>
     <w:p>
       <w:pPr>
         <w:pStyle w:val="aff9"/>
-        <w:spacing w:before="120" w:after="240" w:line="240" w:lineRule="auto"/>
-        <w:ind w:firstLine="0"/>
-        <w:jc w:val="left"/>
-      </w:pPr>
-      <w:r>
-        <w:rPr>
-          <w:rFonts w:ascii="Consolas" w:hAnsi="Consolas"/>
-          <w:sz w:val="22"/>
-        </w:rPr>
-        <w:t>Client → Gateway → Order → Supplier</w:t>
-      </w:r>
-      <w:r>
-        <w:rPr>
-          <w:rFonts w:ascii="Consolas" w:hAnsi="Consolas"/>
-          <w:sz w:val="22"/>
-        </w:rPr>
-        <w:br/>
-        <w:t>Order → outbo</w:t>
-      </w:r>
-      <w:r>
-        <w:rPr>
-          <w:rFonts w:ascii="Consolas" w:hAnsi="Consolas"/>
-          <w:sz w:val="22"/>
-        </w:rPr>
-        <w:t>x → RabbitMQ → Delivery</w:t>
-      </w:r>
-      <w:r>
-        <w:rPr>
-          <w:rFonts w:ascii="Consolas" w:hAnsi="Consolas"/>
-          <w:sz w:val="22"/>
-        </w:rPr>
-        <w:br/>
-        <w:t>Delivery → Order → SSE → Client</w:t>
-      </w:r>
-      <w:r>
-        <w:rPr>
-          <w:rFonts w:ascii="Consolas" w:hAnsi="Consolas"/>
-          <w:sz w:val="22"/>
-        </w:rPr>
-        <w:br/>
-        <w:t>Supplier → supplier DB</w:t>
-      </w:r>
-      <w:r>
-        <w:rPr>
-          <w:rFonts w:ascii="Consolas" w:hAnsi="Consolas"/>
-          <w:sz w:val="22"/>
-        </w:rPr>
-        <w:br/>
-        <w:t>Order → orders DB</w:t>
-      </w:r>
-      <w:r>
-        <w:rPr>
-          <w:rFonts w:ascii="Consolas" w:hAnsi="Consolas"/>
-          <w:sz w:val="22"/>
-        </w:rPr>
-        <w:br/>
-        <w:t>Delivery → deliveries DB</w:t>
+      </w:pPr>
+      <w:r>
+        <w:t>За основу приняты текущие условия практики. Таблица связывает каждый обязательный пункт с реализацией и наблюдаемым результатом. Нумерация пунктов соответствует порядку требований в приложенном файле задания.</w:t>
       </w:r>
     </w:p>
     <w:p>
       <w:pPr>
-        <w:pStyle w:val="1"/>
-      </w:pPr>
-      <w:bookmarkStart w:id="4" w:name="_Toc242034051"/>
-      <w:r>
-        <w:lastRenderedPageBreak/>
-        <w:t>2 Запуск и проверка</w:t>
+        <w:pStyle w:val="affc"/>
+        <w:keepNext/>
+      </w:pPr>
+      <w:r>
+        <w:t>Таблица 1 — Выполнение требований</w:t>
+      </w:r>
+    </w:p>
+    <w:tbl>
+      <w:tblPr>
+        <w:tblW w:w="0" w:type="auto"/>
+        <w:jc w:val="center"/>
+        <w:tblLayout w:type="fixed"/>
+        <w:tblLook w:val="04A0" w:firstRow="1" w:lastRow="0" w:firstColumn="1" w:lastColumn="0" w:noHBand="0" w:noVBand="1"/>
+      </w:tblPr>
+      <w:tblGrid>
+        <w:gridCol w:w="624"/>
+        <w:gridCol w:w="2665"/>
+        <w:gridCol w:w="3005"/>
+        <w:gridCol w:w="3061"/>
+      </w:tblGrid>
+      <w:tr>
+        <w:trPr>
+          <w:cantSplit/>
+          <w:tblHeader/>
+          <w:jc w:val="center"/>
+        </w:trPr>
+        <w:tc>
+          <w:tcPr>
+            <w:tcW w:w="624" w:type="dxa"/>
+            <w:tcBorders>
+              <w:top w:val="single" w:sz="4" w:space="0" w:color="D9D9D9"/>
+              <w:left w:val="single" w:sz="4" w:space="0" w:color="D9D9D9"/>
+              <w:bottom w:val="single" w:sz="4" w:space="0" w:color="D9D9D9"/>
+              <w:right w:val="single" w:sz="4" w:space="0" w:color="D9D9D9"/>
+            </w:tcBorders>
+            <w:shd w:val="clear" w:color="auto" w:fill="EEEEEE"/>
+            <w:tcMar>
+              <w:top w:w="70" w:type="dxa"/>
+              <w:left w:w="90" w:type="dxa"/>
+              <w:bottom w:w="70" w:type="dxa"/>
+              <w:right w:w="90" w:type="dxa"/>
+            </w:tcMar>
+            <w:vAlign w:val="center"/>
+          </w:tcPr>
+          <w:p>
+            <w:pPr>
+              <w:spacing w:before="40" w:after="40" w:line="264" w:lineRule="auto"/>
+              <w:ind w:firstLine="0"/>
+              <w:jc w:val="left"/>
+            </w:pPr>
+            <w:r>
+              <w:rPr>
+                <w:b/>
+                <w:sz w:val="24"/>
+              </w:rPr>
+              <w:t>№</w:t>
+            </w:r>
+          </w:p>
+        </w:tc>
+        <w:tc>
+          <w:tcPr>
+            <w:tcW w:w="2665" w:type="dxa"/>
+            <w:tcBorders>
+              <w:top w:val="single" w:sz="4" w:space="0" w:color="D9D9D9"/>
+              <w:left w:val="single" w:sz="4" w:space="0" w:color="D9D9D9"/>
+              <w:bottom w:val="single" w:sz="4" w:space="0" w:color="D9D9D9"/>
+              <w:right w:val="single" w:sz="4" w:space="0" w:color="D9D9D9"/>
+            </w:tcBorders>
+            <w:shd w:val="clear" w:color="auto" w:fill="EEEEEE"/>
+            <w:tcMar>
+              <w:top w:w="70" w:type="dxa"/>
+              <w:left w:w="90" w:type="dxa"/>
+              <w:bottom w:w="70" w:type="dxa"/>
+              <w:right w:w="90" w:type="dxa"/>
+            </w:tcMar>
+            <w:vAlign w:val="center"/>
+          </w:tcPr>
+          <w:p>
+            <w:pPr>
+              <w:spacing w:before="40" w:after="40" w:line="264" w:lineRule="auto"/>
+              <w:ind w:firstLine="0"/>
+              <w:jc w:val="left"/>
+            </w:pPr>
+            <w:r>
+              <w:rPr>
+                <w:b/>
+                <w:sz w:val="24"/>
+              </w:rPr>
+              <w:t>Требование</w:t>
+            </w:r>
+          </w:p>
+        </w:tc>
+        <w:tc>
+          <w:tcPr>
+            <w:tcW w:w="3005" w:type="dxa"/>
+            <w:tcBorders>
+              <w:top w:val="single" w:sz="4" w:space="0" w:color="D9D9D9"/>
+              <w:left w:val="single" w:sz="4" w:space="0" w:color="D9D9D9"/>
+              <w:bottom w:val="single" w:sz="4" w:space="0" w:color="D9D9D9"/>
+              <w:right w:val="single" w:sz="4" w:space="0" w:color="D9D9D9"/>
+            </w:tcBorders>
+            <w:shd w:val="clear" w:color="auto" w:fill="EEEEEE"/>
+            <w:tcMar>
+              <w:top w:w="70" w:type="dxa"/>
+              <w:left w:w="90" w:type="dxa"/>
+              <w:bottom w:w="70" w:type="dxa"/>
+              <w:right w:w="90" w:type="dxa"/>
+            </w:tcMar>
+            <w:vAlign w:val="center"/>
+          </w:tcPr>
+          <w:p>
+            <w:pPr>
+              <w:spacing w:before="40" w:after="40" w:line="264" w:lineRule="auto"/>
+              <w:ind w:firstLine="0"/>
+              <w:jc w:val="left"/>
+            </w:pPr>
+            <w:r>
+              <w:rPr>
+                <w:b/>
+                <w:sz w:val="24"/>
+              </w:rPr>
+              <w:t>Реализация</w:t>
+            </w:r>
+          </w:p>
+        </w:tc>
+        <w:tc>
+          <w:tcPr>
+            <w:tcW w:w="3061" w:type="dxa"/>
+            <w:tcBorders>
+              <w:top w:val="single" w:sz="4" w:space="0" w:color="D9D9D9"/>
+              <w:left w:val="single" w:sz="4" w:space="0" w:color="D9D9D9"/>
+              <w:bottom w:val="single" w:sz="4" w:space="0" w:color="D9D9D9"/>
+              <w:right w:val="single" w:sz="4" w:space="0" w:color="D9D9D9"/>
+            </w:tcBorders>
+            <w:shd w:val="clear" w:color="auto" w:fill="EEEEEE"/>
+            <w:tcMar>
+              <w:top w:w="70" w:type="dxa"/>
+              <w:left w:w="90" w:type="dxa"/>
+              <w:bottom w:w="70" w:type="dxa"/>
+              <w:right w:w="90" w:type="dxa"/>
+            </w:tcMar>
+            <w:vAlign w:val="center"/>
+          </w:tcPr>
+          <w:p>
+            <w:pPr>
+              <w:spacing w:before="40" w:after="40" w:line="264" w:lineRule="auto"/>
+              <w:ind w:firstLine="0"/>
+              <w:jc w:val="left"/>
+            </w:pPr>
+            <w:r>
+              <w:rPr>
+                <w:b/>
+                <w:sz w:val="24"/>
+              </w:rPr>
+              <w:t>Подтверждение</w:t>
+            </w:r>
+          </w:p>
+        </w:tc>
+      </w:tr>
+      <w:tr>
+        <w:trPr>
+          <w:cantSplit/>
+          <w:jc w:val="center"/>
+        </w:trPr>
+        <w:tc>
+          <w:tcPr>
+            <w:tcW w:w="624" w:type="dxa"/>
+            <w:tcBorders>
+              <w:top w:val="single" w:sz="4" w:space="0" w:color="D9D9D9"/>
+              <w:left w:val="single" w:sz="4" w:space="0" w:color="D9D9D9"/>
+              <w:bottom w:val="single" w:sz="4" w:space="0" w:color="D9D9D9"/>
+              <w:right w:val="single" w:sz="4" w:space="0" w:color="D9D9D9"/>
+            </w:tcBorders>
+            <w:tcMar>
+              <w:top w:w="70" w:type="dxa"/>
+              <w:left w:w="90" w:type="dxa"/>
+              <w:bottom w:w="70" w:type="dxa"/>
+              <w:right w:w="90" w:type="dxa"/>
+            </w:tcMar>
+            <w:vAlign w:val="center"/>
+          </w:tcPr>
+          <w:p>
+            <w:pPr>
+              <w:spacing w:before="40" w:after="40" w:line="264" w:lineRule="auto"/>
+              <w:ind w:firstLine="0"/>
+              <w:jc w:val="left"/>
+            </w:pPr>
+            <w:r>
+              <w:rPr>
+                <w:sz w:val="24"/>
+              </w:rPr>
+              <w:t>1</w:t>
+            </w:r>
+          </w:p>
+        </w:tc>
+        <w:tc>
+          <w:tcPr>
+            <w:tcW w:w="2665" w:type="dxa"/>
+            <w:tcBorders>
+              <w:top w:val="single" w:sz="4" w:space="0" w:color="D9D9D9"/>
+              <w:left w:val="single" w:sz="4" w:space="0" w:color="D9D9D9"/>
+              <w:bottom w:val="single" w:sz="4" w:space="0" w:color="D9D9D9"/>
+              <w:right w:val="single" w:sz="4" w:space="0" w:color="D9D9D9"/>
+            </w:tcBorders>
+            <w:tcMar>
+              <w:top w:w="70" w:type="dxa"/>
+              <w:left w:w="90" w:type="dxa"/>
+              <w:bottom w:w="70" w:type="dxa"/>
+              <w:right w:w="90" w:type="dxa"/>
+            </w:tcMar>
+            <w:vAlign w:val="center"/>
+          </w:tcPr>
+          <w:p>
+            <w:pPr>
+              <w:spacing w:before="40" w:after="40" w:line="264" w:lineRule="auto"/>
+              <w:ind w:firstLine="0"/>
+              <w:jc w:val="left"/>
+            </w:pPr>
+            <w:r>
+              <w:rPr>
+                <w:sz w:val="24"/>
+              </w:rPr>
+              <w:t>Три бизнес-сервиса</w:t>
+            </w:r>
+          </w:p>
+        </w:tc>
+        <w:tc>
+          <w:tcPr>
+            <w:tcW w:w="3005" w:type="dxa"/>
+            <w:tcBorders>
+              <w:top w:val="single" w:sz="4" w:space="0" w:color="D9D9D9"/>
+              <w:left w:val="single" w:sz="4" w:space="0" w:color="D9D9D9"/>
+              <w:bottom w:val="single" w:sz="4" w:space="0" w:color="D9D9D9"/>
+              <w:right w:val="single" w:sz="4" w:space="0" w:color="D9D9D9"/>
+            </w:tcBorders>
+            <w:tcMar>
+              <w:top w:w="70" w:type="dxa"/>
+              <w:left w:w="90" w:type="dxa"/>
+              <w:bottom w:w="70" w:type="dxa"/>
+              <w:right w:w="90" w:type="dxa"/>
+            </w:tcMar>
+            <w:vAlign w:val="center"/>
+          </w:tcPr>
+          <w:p>
+            <w:pPr>
+              <w:spacing w:before="40" w:after="40" w:line="264" w:lineRule="auto"/>
+              <w:ind w:firstLine="0"/>
+              <w:jc w:val="left"/>
+            </w:pPr>
+            <w:r>
+              <w:rPr>
+                <w:sz w:val="24"/>
+              </w:rPr>
+              <w:t>Supplier, Order, Delivery</w:t>
+            </w:r>
+          </w:p>
+        </w:tc>
+        <w:tc>
+          <w:tcPr>
+            <w:tcW w:w="3061" w:type="dxa"/>
+            <w:tcBorders>
+              <w:top w:val="single" w:sz="4" w:space="0" w:color="D9D9D9"/>
+              <w:left w:val="single" w:sz="4" w:space="0" w:color="D9D9D9"/>
+              <w:bottom w:val="single" w:sz="4" w:space="0" w:color="D9D9D9"/>
+              <w:right w:val="single" w:sz="4" w:space="0" w:color="D9D9D9"/>
+            </w:tcBorders>
+            <w:tcMar>
+              <w:top w:w="70" w:type="dxa"/>
+              <w:left w:w="90" w:type="dxa"/>
+              <w:bottom w:w="70" w:type="dxa"/>
+              <w:right w:w="90" w:type="dxa"/>
+            </w:tcMar>
+            <w:vAlign w:val="center"/>
+          </w:tcPr>
+          <w:p>
+            <w:pPr>
+              <w:spacing w:before="40" w:after="40" w:line="264" w:lineRule="auto"/>
+              <w:ind w:firstLine="0"/>
+              <w:jc w:val="left"/>
+            </w:pPr>
+            <w:r>
+              <w:rPr>
+                <w:sz w:val="24"/>
+              </w:rPr>
+              <w:t>Три приложения и образы</w:t>
+            </w:r>
+          </w:p>
+        </w:tc>
+      </w:tr>
+      <w:tr>
+        <w:trPr>
+          <w:cantSplit/>
+          <w:jc w:val="center"/>
+        </w:trPr>
+        <w:tc>
+          <w:tcPr>
+            <w:tcW w:w="624" w:type="dxa"/>
+            <w:tcBorders>
+              <w:top w:val="single" w:sz="4" w:space="0" w:color="D9D9D9"/>
+              <w:left w:val="single" w:sz="4" w:space="0" w:color="D9D9D9"/>
+              <w:bottom w:val="single" w:sz="4" w:space="0" w:color="D9D9D9"/>
+              <w:right w:val="single" w:sz="4" w:space="0" w:color="D9D9D9"/>
+            </w:tcBorders>
+            <w:tcMar>
+              <w:top w:w="70" w:type="dxa"/>
+              <w:left w:w="90" w:type="dxa"/>
+              <w:bottom w:w="70" w:type="dxa"/>
+              <w:right w:w="90" w:type="dxa"/>
+            </w:tcMar>
+            <w:vAlign w:val="center"/>
+          </w:tcPr>
+          <w:p>
+            <w:pPr>
+              <w:spacing w:before="40" w:after="40" w:line="264" w:lineRule="auto"/>
+              <w:ind w:firstLine="0"/>
+              <w:jc w:val="left"/>
+            </w:pPr>
+            <w:r>
+              <w:rPr>
+                <w:sz w:val="24"/>
+              </w:rPr>
+              <w:t>2</w:t>
+            </w:r>
+          </w:p>
+        </w:tc>
+        <w:tc>
+          <w:tcPr>
+            <w:tcW w:w="2665" w:type="dxa"/>
+            <w:tcBorders>
+              <w:top w:val="single" w:sz="4" w:space="0" w:color="D9D9D9"/>
+              <w:left w:val="single" w:sz="4" w:space="0" w:color="D9D9D9"/>
+              <w:bottom w:val="single" w:sz="4" w:space="0" w:color="D9D9D9"/>
+              <w:right w:val="single" w:sz="4" w:space="0" w:color="D9D9D9"/>
+            </w:tcBorders>
+            <w:tcMar>
+              <w:top w:w="70" w:type="dxa"/>
+              <w:left w:w="90" w:type="dxa"/>
+              <w:bottom w:w="70" w:type="dxa"/>
+              <w:right w:w="90" w:type="dxa"/>
+            </w:tcMar>
+            <w:vAlign w:val="center"/>
+          </w:tcPr>
+          <w:p>
+            <w:pPr>
+              <w:spacing w:before="40" w:after="40" w:line="264" w:lineRule="auto"/>
+              <w:ind w:firstLine="0"/>
+              <w:jc w:val="left"/>
+            </w:pPr>
+            <w:r>
+              <w:rPr>
+                <w:sz w:val="24"/>
+              </w:rPr>
+              <w:t>Собственные данные</w:t>
+            </w:r>
+          </w:p>
+        </w:tc>
+        <w:tc>
+          <w:tcPr>
+            <w:tcW w:w="3005" w:type="dxa"/>
+            <w:tcBorders>
+              <w:top w:val="single" w:sz="4" w:space="0" w:color="D9D9D9"/>
+              <w:left w:val="single" w:sz="4" w:space="0" w:color="D9D9D9"/>
+              <w:bottom w:val="single" w:sz="4" w:space="0" w:color="D9D9D9"/>
+              <w:right w:val="single" w:sz="4" w:space="0" w:color="D9D9D9"/>
+            </w:tcBorders>
+            <w:tcMar>
+              <w:top w:w="70" w:type="dxa"/>
+              <w:left w:w="90" w:type="dxa"/>
+              <w:bottom w:w="70" w:type="dxa"/>
+              <w:right w:w="90" w:type="dxa"/>
+            </w:tcMar>
+            <w:vAlign w:val="center"/>
+          </w:tcPr>
+          <w:p>
+            <w:pPr>
+              <w:spacing w:before="40" w:after="40" w:line="264" w:lineRule="auto"/>
+              <w:ind w:firstLine="0"/>
+              <w:jc w:val="left"/>
+            </w:pPr>
+            <w:r>
+              <w:rPr>
+                <w:sz w:val="24"/>
+              </w:rPr>
+              <w:t>Три H2 и Docker volume</w:t>
+            </w:r>
+          </w:p>
+        </w:tc>
+        <w:tc>
+          <w:tcPr>
+            <w:tcW w:w="3061" w:type="dxa"/>
+            <w:tcBorders>
+              <w:top w:val="single" w:sz="4" w:space="0" w:color="D9D9D9"/>
+              <w:left w:val="single" w:sz="4" w:space="0" w:color="D9D9D9"/>
+              <w:bottom w:val="single" w:sz="4" w:space="0" w:color="D9D9D9"/>
+              <w:right w:val="single" w:sz="4" w:space="0" w:color="D9D9D9"/>
+            </w:tcBorders>
+            <w:tcMar>
+              <w:top w:w="70" w:type="dxa"/>
+              <w:left w:w="90" w:type="dxa"/>
+              <w:bottom w:w="70" w:type="dxa"/>
+              <w:right w:w="90" w:type="dxa"/>
+            </w:tcMar>
+            <w:vAlign w:val="center"/>
+          </w:tcPr>
+          <w:p>
+            <w:pPr>
+              <w:spacing w:before="40" w:after="40" w:line="264" w:lineRule="auto"/>
+              <w:ind w:firstLine="0"/>
+              <w:jc w:val="left"/>
+            </w:pPr>
+            <w:r>
+              <w:rPr>
+                <w:sz w:val="24"/>
+              </w:rPr>
+              <w:t>Схемы каждого сервиса</w:t>
+            </w:r>
+          </w:p>
+        </w:tc>
+      </w:tr>
+      <w:tr>
+        <w:trPr>
+          <w:cantSplit/>
+          <w:jc w:val="center"/>
+        </w:trPr>
+        <w:tc>
+          <w:tcPr>
+            <w:tcW w:w="624" w:type="dxa"/>
+            <w:tcBorders>
+              <w:top w:val="single" w:sz="4" w:space="0" w:color="D9D9D9"/>
+              <w:left w:val="single" w:sz="4" w:space="0" w:color="D9D9D9"/>
+              <w:bottom w:val="single" w:sz="4" w:space="0" w:color="D9D9D9"/>
+              <w:right w:val="single" w:sz="4" w:space="0" w:color="D9D9D9"/>
+            </w:tcBorders>
+            <w:tcMar>
+              <w:top w:w="70" w:type="dxa"/>
+              <w:left w:w="90" w:type="dxa"/>
+              <w:bottom w:w="70" w:type="dxa"/>
+              <w:right w:w="90" w:type="dxa"/>
+            </w:tcMar>
+            <w:vAlign w:val="center"/>
+          </w:tcPr>
+          <w:p>
+            <w:pPr>
+              <w:spacing w:before="40" w:after="40" w:line="264" w:lineRule="auto"/>
+              <w:ind w:firstLine="0"/>
+              <w:jc w:val="left"/>
+            </w:pPr>
+            <w:r>
+              <w:rPr>
+                <w:sz w:val="24"/>
+              </w:rPr>
+              <w:t>3</w:t>
+            </w:r>
+          </w:p>
+        </w:tc>
+        <w:tc>
+          <w:tcPr>
+            <w:tcW w:w="2665" w:type="dxa"/>
+            <w:tcBorders>
+              <w:top w:val="single" w:sz="4" w:space="0" w:color="D9D9D9"/>
+              <w:left w:val="single" w:sz="4" w:space="0" w:color="D9D9D9"/>
+              <w:bottom w:val="single" w:sz="4" w:space="0" w:color="D9D9D9"/>
+              <w:right w:val="single" w:sz="4" w:space="0" w:color="D9D9D9"/>
+            </w:tcBorders>
+            <w:tcMar>
+              <w:top w:w="70" w:type="dxa"/>
+              <w:left w:w="90" w:type="dxa"/>
+              <w:bottom w:w="70" w:type="dxa"/>
+              <w:right w:w="90" w:type="dxa"/>
+            </w:tcMar>
+            <w:vAlign w:val="center"/>
+          </w:tcPr>
+          <w:p>
+            <w:pPr>
+              <w:spacing w:before="40" w:after="40" w:line="264" w:lineRule="auto"/>
+              <w:ind w:firstLine="0"/>
+              <w:jc w:val="left"/>
+            </w:pPr>
+            <w:r>
+              <w:rPr>
+                <w:sz w:val="24"/>
+              </w:rPr>
+              <w:t>Единая точка входа</w:t>
+            </w:r>
+          </w:p>
+        </w:tc>
+        <w:tc>
+          <w:tcPr>
+            <w:tcW w:w="3005" w:type="dxa"/>
+            <w:tcBorders>
+              <w:top w:val="single" w:sz="4" w:space="0" w:color="D9D9D9"/>
+              <w:left w:val="single" w:sz="4" w:space="0" w:color="D9D9D9"/>
+              <w:bottom w:val="single" w:sz="4" w:space="0" w:color="D9D9D9"/>
+              <w:right w:val="single" w:sz="4" w:space="0" w:color="D9D9D9"/>
+            </w:tcBorders>
+            <w:tcMar>
+              <w:top w:w="70" w:type="dxa"/>
+              <w:left w:w="90" w:type="dxa"/>
+              <w:bottom w:w="70" w:type="dxa"/>
+              <w:right w:w="90" w:type="dxa"/>
+            </w:tcMar>
+            <w:vAlign w:val="center"/>
+          </w:tcPr>
+          <w:p>
+            <w:pPr>
+              <w:spacing w:before="40" w:after="40" w:line="264" w:lineRule="auto"/>
+              <w:ind w:firstLine="0"/>
+              <w:jc w:val="left"/>
+            </w:pPr>
+            <w:r>
+              <w:rPr>
+                <w:sz w:val="24"/>
+              </w:rPr>
+              <w:t>GatewayApplication</w:t>
+            </w:r>
+          </w:p>
+        </w:tc>
+        <w:tc>
+          <w:tcPr>
+            <w:tcW w:w="3061" w:type="dxa"/>
+            <w:tcBorders>
+              <w:top w:val="single" w:sz="4" w:space="0" w:color="D9D9D9"/>
+              <w:left w:val="single" w:sz="4" w:space="0" w:color="D9D9D9"/>
+              <w:bottom w:val="single" w:sz="4" w:space="0" w:color="D9D9D9"/>
+              <w:right w:val="single" w:sz="4" w:space="0" w:color="D9D9D9"/>
+            </w:tcBorders>
+            <w:tcMar>
+              <w:top w:w="70" w:type="dxa"/>
+              <w:left w:w="90" w:type="dxa"/>
+              <w:bottom w:w="70" w:type="dxa"/>
+              <w:right w:w="90" w:type="dxa"/>
+            </w:tcMar>
+            <w:vAlign w:val="center"/>
+          </w:tcPr>
+          <w:p>
+            <w:pPr>
+              <w:spacing w:before="40" w:after="40" w:line="264" w:lineRule="auto"/>
+              <w:ind w:firstLine="0"/>
+              <w:jc w:val="left"/>
+            </w:pPr>
+            <w:r>
+              <w:rPr>
+                <w:sz w:val="24"/>
+              </w:rPr>
+              <w:t>Единственный порт 8188</w:t>
+            </w:r>
+          </w:p>
+        </w:tc>
+      </w:tr>
+      <w:tr>
+        <w:trPr>
+          <w:cantSplit/>
+          <w:jc w:val="center"/>
+        </w:trPr>
+        <w:tc>
+          <w:tcPr>
+            <w:tcW w:w="624" w:type="dxa"/>
+            <w:tcBorders>
+              <w:top w:val="single" w:sz="4" w:space="0" w:color="D9D9D9"/>
+              <w:left w:val="single" w:sz="4" w:space="0" w:color="D9D9D9"/>
+              <w:bottom w:val="single" w:sz="4" w:space="0" w:color="D9D9D9"/>
+              <w:right w:val="single" w:sz="4" w:space="0" w:color="D9D9D9"/>
+            </w:tcBorders>
+            <w:tcMar>
+              <w:top w:w="70" w:type="dxa"/>
+              <w:left w:w="90" w:type="dxa"/>
+              <w:bottom w:w="70" w:type="dxa"/>
+              <w:right w:w="90" w:type="dxa"/>
+            </w:tcMar>
+            <w:vAlign w:val="center"/>
+          </w:tcPr>
+          <w:p>
+            <w:pPr>
+              <w:spacing w:before="40" w:after="40" w:line="264" w:lineRule="auto"/>
+              <w:ind w:firstLine="0"/>
+              <w:jc w:val="left"/>
+            </w:pPr>
+            <w:r>
+              <w:rPr>
+                <w:sz w:val="24"/>
+              </w:rPr>
+              <w:t>4</w:t>
+            </w:r>
+          </w:p>
+        </w:tc>
+        <w:tc>
+          <w:tcPr>
+            <w:tcW w:w="2665" w:type="dxa"/>
+            <w:tcBorders>
+              <w:top w:val="single" w:sz="4" w:space="0" w:color="D9D9D9"/>
+              <w:left w:val="single" w:sz="4" w:space="0" w:color="D9D9D9"/>
+              <w:bottom w:val="single" w:sz="4" w:space="0" w:color="D9D9D9"/>
+              <w:right w:val="single" w:sz="4" w:space="0" w:color="D9D9D9"/>
+            </w:tcBorders>
+            <w:tcMar>
+              <w:top w:w="70" w:type="dxa"/>
+              <w:left w:w="90" w:type="dxa"/>
+              <w:bottom w:w="70" w:type="dxa"/>
+              <w:right w:w="90" w:type="dxa"/>
+            </w:tcMar>
+            <w:vAlign w:val="center"/>
+          </w:tcPr>
+          <w:p>
+            <w:pPr>
+              <w:spacing w:before="40" w:after="40" w:line="264" w:lineRule="auto"/>
+              <w:ind w:firstLine="0"/>
+              <w:jc w:val="left"/>
+            </w:pPr>
+            <w:r>
+              <w:rPr>
+                <w:sz w:val="24"/>
+              </w:rPr>
+              <w:t>Синхронный HTTP</w:t>
+            </w:r>
+          </w:p>
+        </w:tc>
+        <w:tc>
+          <w:tcPr>
+            <w:tcW w:w="3005" w:type="dxa"/>
+            <w:tcBorders>
+              <w:top w:val="single" w:sz="4" w:space="0" w:color="D9D9D9"/>
+              <w:left w:val="single" w:sz="4" w:space="0" w:color="D9D9D9"/>
+              <w:bottom w:val="single" w:sz="4" w:space="0" w:color="D9D9D9"/>
+              <w:right w:val="single" w:sz="4" w:space="0" w:color="D9D9D9"/>
+            </w:tcBorders>
+            <w:tcMar>
+              <w:top w:w="70" w:type="dxa"/>
+              <w:left w:w="90" w:type="dxa"/>
+              <w:bottom w:w="70" w:type="dxa"/>
+              <w:right w:w="90" w:type="dxa"/>
+            </w:tcMar>
+            <w:vAlign w:val="center"/>
+          </w:tcPr>
+          <w:p>
+            <w:pPr>
+              <w:spacing w:before="40" w:after="40" w:line="264" w:lineRule="auto"/>
+              <w:ind w:firstLine="0"/>
+              <w:jc w:val="left"/>
+            </w:pPr>
+            <w:r>
+              <w:rPr>
+                <w:sz w:val="24"/>
+              </w:rPr>
+              <w:t>Order → Supplier WebClient</w:t>
+            </w:r>
+          </w:p>
+        </w:tc>
+        <w:tc>
+          <w:tcPr>
+            <w:tcW w:w="3061" w:type="dxa"/>
+            <w:tcBorders>
+              <w:top w:val="single" w:sz="4" w:space="0" w:color="D9D9D9"/>
+              <w:left w:val="single" w:sz="4" w:space="0" w:color="D9D9D9"/>
+              <w:bottom w:val="single" w:sz="4" w:space="0" w:color="D9D9D9"/>
+              <w:right w:val="single" w:sz="4" w:space="0" w:color="D9D9D9"/>
+            </w:tcBorders>
+            <w:tcMar>
+              <w:top w:w="70" w:type="dxa"/>
+              <w:left w:w="90" w:type="dxa"/>
+              <w:bottom w:w="70" w:type="dxa"/>
+              <w:right w:w="90" w:type="dxa"/>
+            </w:tcMar>
+            <w:vAlign w:val="center"/>
+          </w:tcPr>
+          <w:p>
+            <w:pPr>
+              <w:spacing w:before="40" w:after="40" w:line="264" w:lineRule="auto"/>
+              <w:ind w:firstLine="0"/>
+              <w:jc w:val="left"/>
+            </w:pPr>
+            <w:r>
+              <w:rPr>
+                <w:sz w:val="24"/>
+              </w:rPr>
+              <w:t>Товар и сумма; рис. 2</w:t>
+            </w:r>
+          </w:p>
+        </w:tc>
+      </w:tr>
+      <w:tr>
+        <w:trPr>
+          <w:cantSplit/>
+          <w:jc w:val="center"/>
+        </w:trPr>
+        <w:tc>
+          <w:tcPr>
+            <w:tcW w:w="624" w:type="dxa"/>
+            <w:tcBorders>
+              <w:top w:val="single" w:sz="4" w:space="0" w:color="D9D9D9"/>
+              <w:left w:val="single" w:sz="4" w:space="0" w:color="D9D9D9"/>
+              <w:bottom w:val="single" w:sz="4" w:space="0" w:color="D9D9D9"/>
+              <w:right w:val="single" w:sz="4" w:space="0" w:color="D9D9D9"/>
+            </w:tcBorders>
+            <w:tcMar>
+              <w:top w:w="70" w:type="dxa"/>
+              <w:left w:w="90" w:type="dxa"/>
+              <w:bottom w:w="70" w:type="dxa"/>
+              <w:right w:w="90" w:type="dxa"/>
+            </w:tcMar>
+            <w:vAlign w:val="center"/>
+          </w:tcPr>
+          <w:p>
+            <w:pPr>
+              <w:spacing w:before="40" w:after="40" w:line="264" w:lineRule="auto"/>
+              <w:ind w:firstLine="0"/>
+              <w:jc w:val="left"/>
+            </w:pPr>
+            <w:r>
+              <w:rPr>
+                <w:sz w:val="24"/>
+              </w:rPr>
+              <w:t>5</w:t>
+            </w:r>
+          </w:p>
+        </w:tc>
+        <w:tc>
+          <w:tcPr>
+            <w:tcW w:w="2665" w:type="dxa"/>
+            <w:tcBorders>
+              <w:top w:val="single" w:sz="4" w:space="0" w:color="D9D9D9"/>
+              <w:left w:val="single" w:sz="4" w:space="0" w:color="D9D9D9"/>
+              <w:bottom w:val="single" w:sz="4" w:space="0" w:color="D9D9D9"/>
+              <w:right w:val="single" w:sz="4" w:space="0" w:color="D9D9D9"/>
+            </w:tcBorders>
+            <w:tcMar>
+              <w:top w:w="70" w:type="dxa"/>
+              <w:left w:w="90" w:type="dxa"/>
+              <w:bottom w:w="70" w:type="dxa"/>
+              <w:right w:w="90" w:type="dxa"/>
+            </w:tcMar>
+            <w:vAlign w:val="center"/>
+          </w:tcPr>
+          <w:p>
+            <w:pPr>
+              <w:spacing w:before="40" w:after="40" w:line="264" w:lineRule="auto"/>
+              <w:ind w:firstLine="0"/>
+              <w:jc w:val="left"/>
+            </w:pPr>
+            <w:r>
+              <w:rPr>
+                <w:sz w:val="24"/>
+              </w:rPr>
+              <w:t>Брокер и событие</w:t>
+            </w:r>
+          </w:p>
+        </w:tc>
+        <w:tc>
+          <w:tcPr>
+            <w:tcW w:w="3005" w:type="dxa"/>
+            <w:tcBorders>
+              <w:top w:val="single" w:sz="4" w:space="0" w:color="D9D9D9"/>
+              <w:left w:val="single" w:sz="4" w:space="0" w:color="D9D9D9"/>
+              <w:bottom w:val="single" w:sz="4" w:space="0" w:color="D9D9D9"/>
+              <w:right w:val="single" w:sz="4" w:space="0" w:color="D9D9D9"/>
+            </w:tcBorders>
+            <w:tcMar>
+              <w:top w:w="70" w:type="dxa"/>
+              <w:left w:w="90" w:type="dxa"/>
+              <w:bottom w:w="70" w:type="dxa"/>
+              <w:right w:w="90" w:type="dxa"/>
+            </w:tcMar>
+            <w:vAlign w:val="center"/>
+          </w:tcPr>
+          <w:p>
+            <w:pPr>
+              <w:spacing w:before="40" w:after="40" w:line="264" w:lineRule="auto"/>
+              <w:ind w:firstLine="0"/>
+              <w:jc w:val="left"/>
+            </w:pPr>
+            <w:r>
+              <w:rPr>
+                <w:sz w:val="24"/>
+              </w:rPr>
+              <w:t>RabbitMQ; OrderCreated</w:t>
+            </w:r>
+          </w:p>
+        </w:tc>
+        <w:tc>
+          <w:tcPr>
+            <w:tcW w:w="3061" w:type="dxa"/>
+            <w:tcBorders>
+              <w:top w:val="single" w:sz="4" w:space="0" w:color="D9D9D9"/>
+              <w:left w:val="single" w:sz="4" w:space="0" w:color="D9D9D9"/>
+              <w:bottom w:val="single" w:sz="4" w:space="0" w:color="D9D9D9"/>
+              <w:right w:val="single" w:sz="4" w:space="0" w:color="D9D9D9"/>
+            </w:tcBorders>
+            <w:tcMar>
+              <w:top w:w="70" w:type="dxa"/>
+              <w:left w:w="90" w:type="dxa"/>
+              <w:bottom w:w="70" w:type="dxa"/>
+              <w:right w:w="90" w:type="dxa"/>
+            </w:tcMar>
+            <w:vAlign w:val="center"/>
+          </w:tcPr>
+          <w:p>
+            <w:pPr>
+              <w:spacing w:before="40" w:after="40" w:line="264" w:lineRule="auto"/>
+              <w:ind w:firstLine="0"/>
+              <w:jc w:val="left"/>
+            </w:pPr>
+            <w:r>
+              <w:rPr>
+                <w:sz w:val="24"/>
+              </w:rPr>
+              <w:t>PUBLISHED и CONSUMED; рис. 3</w:t>
+            </w:r>
+          </w:p>
+        </w:tc>
+      </w:tr>
+      <w:tr>
+        <w:trPr>
+          <w:cantSplit/>
+          <w:jc w:val="center"/>
+        </w:trPr>
+        <w:tc>
+          <w:tcPr>
+            <w:tcW w:w="624" w:type="dxa"/>
+            <w:tcBorders>
+              <w:top w:val="single" w:sz="4" w:space="0" w:color="D9D9D9"/>
+              <w:left w:val="single" w:sz="4" w:space="0" w:color="D9D9D9"/>
+              <w:bottom w:val="single" w:sz="4" w:space="0" w:color="D9D9D9"/>
+              <w:right w:val="single" w:sz="4" w:space="0" w:color="D9D9D9"/>
+            </w:tcBorders>
+            <w:tcMar>
+              <w:top w:w="70" w:type="dxa"/>
+              <w:left w:w="90" w:type="dxa"/>
+              <w:bottom w:w="70" w:type="dxa"/>
+              <w:right w:w="90" w:type="dxa"/>
+            </w:tcMar>
+            <w:vAlign w:val="center"/>
+          </w:tcPr>
+          <w:p>
+            <w:pPr>
+              <w:spacing w:before="40" w:after="40" w:line="264" w:lineRule="auto"/>
+              <w:ind w:firstLine="0"/>
+              <w:jc w:val="left"/>
+            </w:pPr>
+            <w:r>
+              <w:rPr>
+                <w:sz w:val="24"/>
+              </w:rPr>
+              <w:t>6</w:t>
+            </w:r>
+          </w:p>
+        </w:tc>
+        <w:tc>
+          <w:tcPr>
+            <w:tcW w:w="2665" w:type="dxa"/>
+            <w:tcBorders>
+              <w:top w:val="single" w:sz="4" w:space="0" w:color="D9D9D9"/>
+              <w:left w:val="single" w:sz="4" w:space="0" w:color="D9D9D9"/>
+              <w:bottom w:val="single" w:sz="4" w:space="0" w:color="D9D9D9"/>
+              <w:right w:val="single" w:sz="4" w:space="0" w:color="D9D9D9"/>
+            </w:tcBorders>
+            <w:tcMar>
+              <w:top w:w="70" w:type="dxa"/>
+              <w:left w:w="90" w:type="dxa"/>
+              <w:bottom w:w="70" w:type="dxa"/>
+              <w:right w:w="90" w:type="dxa"/>
+            </w:tcMar>
+            <w:vAlign w:val="center"/>
+          </w:tcPr>
+          <w:p>
+            <w:pPr>
+              <w:spacing w:before="40" w:after="40" w:line="264" w:lineRule="auto"/>
+              <w:ind w:firstLine="0"/>
+              <w:jc w:val="left"/>
+            </w:pPr>
+            <w:r>
+              <w:rPr>
+                <w:sz w:val="24"/>
+              </w:rPr>
+              <w:t>Повторные события</w:t>
+            </w:r>
+          </w:p>
+        </w:tc>
+        <w:tc>
+          <w:tcPr>
+            <w:tcW w:w="3005" w:type="dxa"/>
+            <w:tcBorders>
+              <w:top w:val="single" w:sz="4" w:space="0" w:color="D9D9D9"/>
+              <w:left w:val="single" w:sz="4" w:space="0" w:color="D9D9D9"/>
+              <w:bottom w:val="single" w:sz="4" w:space="0" w:color="D9D9D9"/>
+              <w:right w:val="single" w:sz="4" w:space="0" w:color="D9D9D9"/>
+            </w:tcBorders>
+            <w:tcMar>
+              <w:top w:w="70" w:type="dxa"/>
+              <w:left w:w="90" w:type="dxa"/>
+              <w:bottom w:w="70" w:type="dxa"/>
+              <w:right w:w="90" w:type="dxa"/>
+            </w:tcMar>
+            <w:vAlign w:val="center"/>
+          </w:tcPr>
+          <w:p>
+            <w:pPr>
+              <w:spacing w:before="40" w:after="40" w:line="264" w:lineRule="auto"/>
+              <w:ind w:firstLine="0"/>
+              <w:jc w:val="left"/>
+            </w:pPr>
+            <w:r>
+              <w:rPr>
+                <w:sz w:val="24"/>
+              </w:rPr>
+              <w:t>processed_events; unique order_id</w:t>
+            </w:r>
+          </w:p>
+        </w:tc>
+        <w:tc>
+          <w:tcPr>
+            <w:tcW w:w="3061" w:type="dxa"/>
+            <w:tcBorders>
+              <w:top w:val="single" w:sz="4" w:space="0" w:color="D9D9D9"/>
+              <w:left w:val="single" w:sz="4" w:space="0" w:color="D9D9D9"/>
+              <w:bottom w:val="single" w:sz="4" w:space="0" w:color="D9D9D9"/>
+              <w:right w:val="single" w:sz="4" w:space="0" w:color="D9D9D9"/>
+            </w:tcBorders>
+            <w:tcMar>
+              <w:top w:w="70" w:type="dxa"/>
+              <w:left w:w="90" w:type="dxa"/>
+              <w:bottom w:w="70" w:type="dxa"/>
+              <w:right w:w="90" w:type="dxa"/>
+            </w:tcMar>
+            <w:vAlign w:val="center"/>
+          </w:tcPr>
+          <w:p>
+            <w:pPr>
+              <w:spacing w:before="40" w:after="40" w:line="264" w:lineRule="auto"/>
+              <w:ind w:firstLine="0"/>
+              <w:jc w:val="left"/>
+            </w:pPr>
+            <w:r>
+              <w:rPr>
+                <w:sz w:val="24"/>
+              </w:rPr>
+              <w:t>Дубликат; рис. 6</w:t>
+            </w:r>
+          </w:p>
+        </w:tc>
+      </w:tr>
+      <w:tr>
+        <w:trPr>
+          <w:cantSplit/>
+          <w:jc w:val="center"/>
+        </w:trPr>
+        <w:tc>
+          <w:tcPr>
+            <w:tcW w:w="624" w:type="dxa"/>
+            <w:tcBorders>
+              <w:top w:val="single" w:sz="4" w:space="0" w:color="D9D9D9"/>
+              <w:left w:val="single" w:sz="4" w:space="0" w:color="D9D9D9"/>
+              <w:bottom w:val="single" w:sz="4" w:space="0" w:color="D9D9D9"/>
+              <w:right w:val="single" w:sz="4" w:space="0" w:color="D9D9D9"/>
+            </w:tcBorders>
+            <w:tcMar>
+              <w:top w:w="70" w:type="dxa"/>
+              <w:left w:w="90" w:type="dxa"/>
+              <w:bottom w:w="70" w:type="dxa"/>
+              <w:right w:w="90" w:type="dxa"/>
+            </w:tcMar>
+            <w:vAlign w:val="center"/>
+          </w:tcPr>
+          <w:p>
+            <w:pPr>
+              <w:spacing w:before="40" w:after="40" w:line="264" w:lineRule="auto"/>
+              <w:ind w:firstLine="0"/>
+              <w:jc w:val="left"/>
+            </w:pPr>
+            <w:r>
+              <w:rPr>
+                <w:sz w:val="24"/>
+              </w:rPr>
+              <w:t>7</w:t>
+            </w:r>
+          </w:p>
+        </w:tc>
+        <w:tc>
+          <w:tcPr>
+            <w:tcW w:w="2665" w:type="dxa"/>
+            <w:tcBorders>
+              <w:top w:val="single" w:sz="4" w:space="0" w:color="D9D9D9"/>
+              <w:left w:val="single" w:sz="4" w:space="0" w:color="D9D9D9"/>
+              <w:bottom w:val="single" w:sz="4" w:space="0" w:color="D9D9D9"/>
+              <w:right w:val="single" w:sz="4" w:space="0" w:color="D9D9D9"/>
+            </w:tcBorders>
+            <w:tcMar>
+              <w:top w:w="70" w:type="dxa"/>
+              <w:left w:w="90" w:type="dxa"/>
+              <w:bottom w:w="70" w:type="dxa"/>
+              <w:right w:w="90" w:type="dxa"/>
+            </w:tcMar>
+            <w:vAlign w:val="center"/>
+          </w:tcPr>
+          <w:p>
+            <w:pPr>
+              <w:spacing w:before="40" w:after="40" w:line="264" w:lineRule="auto"/>
+              <w:ind w:firstLine="0"/>
+              <w:jc w:val="left"/>
+            </w:pPr>
+            <w:r>
+              <w:rPr>
+                <w:sz w:val="24"/>
+              </w:rPr>
+              <w:t>Ограничение отказов</w:t>
+            </w:r>
+          </w:p>
+        </w:tc>
+        <w:tc>
+          <w:tcPr>
+            <w:tcW w:w="3005" w:type="dxa"/>
+            <w:tcBorders>
+              <w:top w:val="single" w:sz="4" w:space="0" w:color="D9D9D9"/>
+              <w:left w:val="single" w:sz="4" w:space="0" w:color="D9D9D9"/>
+              <w:bottom w:val="single" w:sz="4" w:space="0" w:color="D9D9D9"/>
+              <w:right w:val="single" w:sz="4" w:space="0" w:color="D9D9D9"/>
+            </w:tcBorders>
+            <w:tcMar>
+              <w:top w:w="70" w:type="dxa"/>
+              <w:left w:w="90" w:type="dxa"/>
+              <w:bottom w:w="70" w:type="dxa"/>
+              <w:right w:w="90" w:type="dxa"/>
+            </w:tcMar>
+            <w:vAlign w:val="center"/>
+          </w:tcPr>
+          <w:p>
+            <w:pPr>
+              <w:spacing w:before="40" w:after="40" w:line="264" w:lineRule="auto"/>
+              <w:ind w:firstLine="0"/>
+              <w:jc w:val="left"/>
+            </w:pPr>
+            <w:r>
+              <w:rPr>
+                <w:sz w:val="24"/>
+              </w:rPr>
+              <w:t>timeout, retry, Circuit Breaker</w:t>
+            </w:r>
+          </w:p>
+        </w:tc>
+        <w:tc>
+          <w:tcPr>
+            <w:tcW w:w="3061" w:type="dxa"/>
+            <w:tcBorders>
+              <w:top w:val="single" w:sz="4" w:space="0" w:color="D9D9D9"/>
+              <w:left w:val="single" w:sz="4" w:space="0" w:color="D9D9D9"/>
+              <w:bottom w:val="single" w:sz="4" w:space="0" w:color="D9D9D9"/>
+              <w:right w:val="single" w:sz="4" w:space="0" w:color="D9D9D9"/>
+            </w:tcBorders>
+            <w:tcMar>
+              <w:top w:w="70" w:type="dxa"/>
+              <w:left w:w="90" w:type="dxa"/>
+              <w:bottom w:w="70" w:type="dxa"/>
+              <w:right w:w="90" w:type="dxa"/>
+            </w:tcMar>
+            <w:vAlign w:val="center"/>
+          </w:tcPr>
+          <w:p>
+            <w:pPr>
+              <w:spacing w:before="40" w:after="40" w:line="264" w:lineRule="auto"/>
+              <w:ind w:firstLine="0"/>
+              <w:jc w:val="left"/>
+            </w:pPr>
+            <w:r>
+              <w:rPr>
+                <w:sz w:val="24"/>
+              </w:rPr>
+              <w:t>503 и времена; рис. 4</w:t>
+            </w:r>
+          </w:p>
+        </w:tc>
+      </w:tr>
+      <w:tr>
+        <w:trPr>
+          <w:cantSplit/>
+          <w:jc w:val="center"/>
+        </w:trPr>
+        <w:tc>
+          <w:tcPr>
+            <w:tcW w:w="624" w:type="dxa"/>
+            <w:tcBorders>
+              <w:top w:val="single" w:sz="4" w:space="0" w:color="D9D9D9"/>
+              <w:left w:val="single" w:sz="4" w:space="0" w:color="D9D9D9"/>
+              <w:bottom w:val="single" w:sz="4" w:space="0" w:color="D9D9D9"/>
+              <w:right w:val="single" w:sz="4" w:space="0" w:color="D9D9D9"/>
+            </w:tcBorders>
+            <w:tcMar>
+              <w:top w:w="70" w:type="dxa"/>
+              <w:left w:w="90" w:type="dxa"/>
+              <w:bottom w:w="70" w:type="dxa"/>
+              <w:right w:w="90" w:type="dxa"/>
+            </w:tcMar>
+            <w:vAlign w:val="center"/>
+          </w:tcPr>
+          <w:p>
+            <w:pPr>
+              <w:spacing w:before="40" w:after="40" w:line="264" w:lineRule="auto"/>
+              <w:ind w:firstLine="0"/>
+              <w:jc w:val="left"/>
+            </w:pPr>
+            <w:r>
+              <w:rPr>
+                <w:sz w:val="24"/>
+              </w:rPr>
+              <w:t>8</w:t>
+            </w:r>
+          </w:p>
+        </w:tc>
+        <w:tc>
+          <w:tcPr>
+            <w:tcW w:w="2665" w:type="dxa"/>
+            <w:tcBorders>
+              <w:top w:val="single" w:sz="4" w:space="0" w:color="D9D9D9"/>
+              <w:left w:val="single" w:sz="4" w:space="0" w:color="D9D9D9"/>
+              <w:bottom w:val="single" w:sz="4" w:space="0" w:color="D9D9D9"/>
+              <w:right w:val="single" w:sz="4" w:space="0" w:color="D9D9D9"/>
+            </w:tcBorders>
+            <w:tcMar>
+              <w:top w:w="70" w:type="dxa"/>
+              <w:left w:w="90" w:type="dxa"/>
+              <w:bottom w:w="70" w:type="dxa"/>
+              <w:right w:w="90" w:type="dxa"/>
+            </w:tcMar>
+            <w:vAlign w:val="center"/>
+          </w:tcPr>
+          <w:p>
+            <w:pPr>
+              <w:spacing w:before="40" w:after="40" w:line="264" w:lineRule="auto"/>
+              <w:ind w:firstLine="0"/>
+              <w:jc w:val="left"/>
+            </w:pPr>
+            <w:r>
+              <w:rPr>
+                <w:sz w:val="24"/>
+              </w:rPr>
+              <w:t>Все компоненты Compose</w:t>
+            </w:r>
+          </w:p>
+        </w:tc>
+        <w:tc>
+          <w:tcPr>
+            <w:tcW w:w="3005" w:type="dxa"/>
+            <w:tcBorders>
+              <w:top w:val="single" w:sz="4" w:space="0" w:color="D9D9D9"/>
+              <w:left w:val="single" w:sz="4" w:space="0" w:color="D9D9D9"/>
+              <w:bottom w:val="single" w:sz="4" w:space="0" w:color="D9D9D9"/>
+              <w:right w:val="single" w:sz="4" w:space="0" w:color="D9D9D9"/>
+            </w:tcBorders>
+            <w:tcMar>
+              <w:top w:w="70" w:type="dxa"/>
+              <w:left w:w="90" w:type="dxa"/>
+              <w:bottom w:w="70" w:type="dxa"/>
+              <w:right w:w="90" w:type="dxa"/>
+            </w:tcMar>
+            <w:vAlign w:val="center"/>
+          </w:tcPr>
+          <w:p>
+            <w:pPr>
+              <w:spacing w:before="40" w:after="40" w:line="264" w:lineRule="auto"/>
+              <w:ind w:firstLine="0"/>
+              <w:jc w:val="left"/>
+            </w:pPr>
+            <w:r>
+              <w:rPr>
+                <w:sz w:val="24"/>
+              </w:rPr>
+              <w:t>compose.yaml</w:t>
+            </w:r>
+          </w:p>
+        </w:tc>
+        <w:tc>
+          <w:tcPr>
+            <w:tcW w:w="3061" w:type="dxa"/>
+            <w:tcBorders>
+              <w:top w:val="single" w:sz="4" w:space="0" w:color="D9D9D9"/>
+              <w:left w:val="single" w:sz="4" w:space="0" w:color="D9D9D9"/>
+              <w:bottom w:val="single" w:sz="4" w:space="0" w:color="D9D9D9"/>
+              <w:right w:val="single" w:sz="4" w:space="0" w:color="D9D9D9"/>
+            </w:tcBorders>
+            <w:tcMar>
+              <w:top w:w="70" w:type="dxa"/>
+              <w:left w:w="90" w:type="dxa"/>
+              <w:bottom w:w="70" w:type="dxa"/>
+              <w:right w:w="90" w:type="dxa"/>
+            </w:tcMar>
+            <w:vAlign w:val="center"/>
+          </w:tcPr>
+          <w:p>
+            <w:pPr>
+              <w:spacing w:before="40" w:after="40" w:line="264" w:lineRule="auto"/>
+              <w:ind w:firstLine="0"/>
+              <w:jc w:val="left"/>
+            </w:pPr>
+            <w:r>
+              <w:rPr>
+                <w:sz w:val="24"/>
+              </w:rPr>
+              <w:t>Пять контейнеров; рис. 5</w:t>
+            </w:r>
+          </w:p>
+        </w:tc>
+      </w:tr>
+      <w:tr>
+        <w:trPr>
+          <w:cantSplit/>
+          <w:jc w:val="center"/>
+        </w:trPr>
+        <w:tc>
+          <w:tcPr>
+            <w:tcW w:w="624" w:type="dxa"/>
+            <w:tcBorders>
+              <w:top w:val="single" w:sz="4" w:space="0" w:color="D9D9D9"/>
+              <w:left w:val="single" w:sz="4" w:space="0" w:color="D9D9D9"/>
+              <w:bottom w:val="single" w:sz="4" w:space="0" w:color="D9D9D9"/>
+              <w:right w:val="single" w:sz="4" w:space="0" w:color="D9D9D9"/>
+            </w:tcBorders>
+            <w:tcMar>
+              <w:top w:w="70" w:type="dxa"/>
+              <w:left w:w="90" w:type="dxa"/>
+              <w:bottom w:w="70" w:type="dxa"/>
+              <w:right w:w="90" w:type="dxa"/>
+            </w:tcMar>
+            <w:vAlign w:val="center"/>
+          </w:tcPr>
+          <w:p>
+            <w:pPr>
+              <w:spacing w:before="40" w:after="40" w:line="264" w:lineRule="auto"/>
+              <w:ind w:firstLine="0"/>
+              <w:jc w:val="left"/>
+            </w:pPr>
+            <w:r>
+              <w:rPr>
+                <w:sz w:val="24"/>
+              </w:rPr>
+              <w:t>9</w:t>
+            </w:r>
+          </w:p>
+        </w:tc>
+        <w:tc>
+          <w:tcPr>
+            <w:tcW w:w="2665" w:type="dxa"/>
+            <w:tcBorders>
+              <w:top w:val="single" w:sz="4" w:space="0" w:color="D9D9D9"/>
+              <w:left w:val="single" w:sz="4" w:space="0" w:color="D9D9D9"/>
+              <w:bottom w:val="single" w:sz="4" w:space="0" w:color="D9D9D9"/>
+              <w:right w:val="single" w:sz="4" w:space="0" w:color="D9D9D9"/>
+            </w:tcBorders>
+            <w:tcMar>
+              <w:top w:w="70" w:type="dxa"/>
+              <w:left w:w="90" w:type="dxa"/>
+              <w:bottom w:w="70" w:type="dxa"/>
+              <w:right w:w="90" w:type="dxa"/>
+            </w:tcMar>
+            <w:vAlign w:val="center"/>
+          </w:tcPr>
+          <w:p>
+            <w:pPr>
+              <w:spacing w:before="40" w:after="40" w:line="264" w:lineRule="auto"/>
+              <w:ind w:firstLine="0"/>
+              <w:jc w:val="left"/>
+            </w:pPr>
+            <w:r>
+              <w:rPr>
+                <w:sz w:val="24"/>
+              </w:rPr>
+              <w:t>Маршрутизация</w:t>
+            </w:r>
+          </w:p>
+        </w:tc>
+        <w:tc>
+          <w:tcPr>
+            <w:tcW w:w="3005" w:type="dxa"/>
+            <w:tcBorders>
+              <w:top w:val="single" w:sz="4" w:space="0" w:color="D9D9D9"/>
+              <w:left w:val="single" w:sz="4" w:space="0" w:color="D9D9D9"/>
+              <w:bottom w:val="single" w:sz="4" w:space="0" w:color="D9D9D9"/>
+              <w:right w:val="single" w:sz="4" w:space="0" w:color="D9D9D9"/>
+            </w:tcBorders>
+            <w:tcMar>
+              <w:top w:w="70" w:type="dxa"/>
+              <w:left w:w="90" w:type="dxa"/>
+              <w:bottom w:w="70" w:type="dxa"/>
+              <w:right w:w="90" w:type="dxa"/>
+            </w:tcMar>
+            <w:vAlign w:val="center"/>
+          </w:tcPr>
+          <w:p>
+            <w:pPr>
+              <w:spacing w:before="40" w:after="40" w:line="264" w:lineRule="auto"/>
+              <w:ind w:firstLine="0"/>
+              <w:jc w:val="left"/>
+            </w:pPr>
+            <w:r>
+              <w:rPr>
+                <w:sz w:val="24"/>
+              </w:rPr>
+              <w:t>Gateway routes</w:t>
+            </w:r>
+          </w:p>
+        </w:tc>
+        <w:tc>
+          <w:tcPr>
+            <w:tcW w:w="3061" w:type="dxa"/>
+            <w:tcBorders>
+              <w:top w:val="single" w:sz="4" w:space="0" w:color="D9D9D9"/>
+              <w:left w:val="single" w:sz="4" w:space="0" w:color="D9D9D9"/>
+              <w:bottom w:val="single" w:sz="4" w:space="0" w:color="D9D9D9"/>
+              <w:right w:val="single" w:sz="4" w:space="0" w:color="D9D9D9"/>
+            </w:tcBorders>
+            <w:tcMar>
+              <w:top w:w="70" w:type="dxa"/>
+              <w:left w:w="90" w:type="dxa"/>
+              <w:bottom w:w="70" w:type="dxa"/>
+              <w:right w:w="90" w:type="dxa"/>
+            </w:tcMar>
+            <w:vAlign w:val="center"/>
+          </w:tcPr>
+          <w:p>
+            <w:pPr>
+              <w:spacing w:before="40" w:after="40" w:line="264" w:lineRule="auto"/>
+              <w:ind w:firstLine="0"/>
+              <w:jc w:val="left"/>
+            </w:pPr>
+            <w:r>
+              <w:rPr>
+                <w:sz w:val="24"/>
+              </w:rPr>
+              <w:t>/api/orders, deliveries, suppliers</w:t>
+            </w:r>
+          </w:p>
+        </w:tc>
+      </w:tr>
+      <w:tr>
+        <w:trPr>
+          <w:cantSplit/>
+          <w:jc w:val="center"/>
+        </w:trPr>
+        <w:tc>
+          <w:tcPr>
+            <w:tcW w:w="624" w:type="dxa"/>
+            <w:tcBorders>
+              <w:top w:val="single" w:sz="4" w:space="0" w:color="D9D9D9"/>
+              <w:left w:val="single" w:sz="4" w:space="0" w:color="D9D9D9"/>
+              <w:bottom w:val="single" w:sz="4" w:space="0" w:color="D9D9D9"/>
+              <w:right w:val="single" w:sz="4" w:space="0" w:color="D9D9D9"/>
+            </w:tcBorders>
+            <w:tcMar>
+              <w:top w:w="70" w:type="dxa"/>
+              <w:left w:w="90" w:type="dxa"/>
+              <w:bottom w:w="70" w:type="dxa"/>
+              <w:right w:w="90" w:type="dxa"/>
+            </w:tcMar>
+            <w:vAlign w:val="center"/>
+          </w:tcPr>
+          <w:p>
+            <w:pPr>
+              <w:spacing w:before="40" w:after="40" w:line="264" w:lineRule="auto"/>
+              <w:ind w:firstLine="0"/>
+              <w:jc w:val="left"/>
+            </w:pPr>
+            <w:r>
+              <w:rPr>
+                <w:sz w:val="24"/>
+              </w:rPr>
+              <w:t>10</w:t>
+            </w:r>
+          </w:p>
+        </w:tc>
+        <w:tc>
+          <w:tcPr>
+            <w:tcW w:w="2665" w:type="dxa"/>
+            <w:tcBorders>
+              <w:top w:val="single" w:sz="4" w:space="0" w:color="D9D9D9"/>
+              <w:left w:val="single" w:sz="4" w:space="0" w:color="D9D9D9"/>
+              <w:bottom w:val="single" w:sz="4" w:space="0" w:color="D9D9D9"/>
+              <w:right w:val="single" w:sz="4" w:space="0" w:color="D9D9D9"/>
+            </w:tcBorders>
+            <w:tcMar>
+              <w:top w:w="70" w:type="dxa"/>
+              <w:left w:w="90" w:type="dxa"/>
+              <w:bottom w:w="70" w:type="dxa"/>
+              <w:right w:w="90" w:type="dxa"/>
+            </w:tcMar>
+            <w:vAlign w:val="center"/>
+          </w:tcPr>
+          <w:p>
+            <w:pPr>
+              <w:spacing w:before="40" w:after="40" w:line="264" w:lineRule="auto"/>
+              <w:ind w:firstLine="0"/>
+              <w:jc w:val="left"/>
+            </w:pPr>
+            <w:r>
+              <w:rPr>
+                <w:sz w:val="24"/>
+              </w:rPr>
+              <w:t>Health checks</w:t>
+            </w:r>
+          </w:p>
+        </w:tc>
+        <w:tc>
+          <w:tcPr>
+            <w:tcW w:w="3005" w:type="dxa"/>
+            <w:tcBorders>
+              <w:top w:val="single" w:sz="4" w:space="0" w:color="D9D9D9"/>
+              <w:left w:val="single" w:sz="4" w:space="0" w:color="D9D9D9"/>
+              <w:bottom w:val="single" w:sz="4" w:space="0" w:color="D9D9D9"/>
+              <w:right w:val="single" w:sz="4" w:space="0" w:color="D9D9D9"/>
+            </w:tcBorders>
+            <w:tcMar>
+              <w:top w:w="70" w:type="dxa"/>
+              <w:left w:w="90" w:type="dxa"/>
+              <w:bottom w:w="70" w:type="dxa"/>
+              <w:right w:w="90" w:type="dxa"/>
+            </w:tcMar>
+            <w:vAlign w:val="center"/>
+          </w:tcPr>
+          <w:p>
+            <w:pPr>
+              <w:spacing w:before="40" w:after="40" w:line="264" w:lineRule="auto"/>
+              <w:ind w:firstLine="0"/>
+              <w:jc w:val="left"/>
+            </w:pPr>
+            <w:r>
+              <w:rPr>
+                <w:sz w:val="24"/>
+              </w:rPr>
+              <w:t>Actuator; broker ping</w:t>
+            </w:r>
+          </w:p>
+        </w:tc>
+        <w:tc>
+          <w:tcPr>
+            <w:tcW w:w="3061" w:type="dxa"/>
+            <w:tcBorders>
+              <w:top w:val="single" w:sz="4" w:space="0" w:color="D9D9D9"/>
+              <w:left w:val="single" w:sz="4" w:space="0" w:color="D9D9D9"/>
+              <w:bottom w:val="single" w:sz="4" w:space="0" w:color="D9D9D9"/>
+              <w:right w:val="single" w:sz="4" w:space="0" w:color="D9D9D9"/>
+            </w:tcBorders>
+            <w:tcMar>
+              <w:top w:w="70" w:type="dxa"/>
+              <w:left w:w="90" w:type="dxa"/>
+              <w:bottom w:w="70" w:type="dxa"/>
+              <w:right w:w="90" w:type="dxa"/>
+            </w:tcMar>
+            <w:vAlign w:val="center"/>
+          </w:tcPr>
+          <w:p>
+            <w:pPr>
+              <w:spacing w:before="40" w:after="40" w:line="264" w:lineRule="auto"/>
+              <w:ind w:firstLine="0"/>
+              <w:jc w:val="left"/>
+            </w:pPr>
+            <w:r>
+              <w:rPr>
+                <w:sz w:val="24"/>
+              </w:rPr>
+              <w:t>Все healthy; рис. 5</w:t>
+            </w:r>
+          </w:p>
+        </w:tc>
+      </w:tr>
+      <w:tr>
+        <w:trPr>
+          <w:cantSplit/>
+          <w:jc w:val="center"/>
+        </w:trPr>
+        <w:tc>
+          <w:tcPr>
+            <w:tcW w:w="624" w:type="dxa"/>
+            <w:tcBorders>
+              <w:top w:val="single" w:sz="4" w:space="0" w:color="D9D9D9"/>
+              <w:left w:val="single" w:sz="4" w:space="0" w:color="D9D9D9"/>
+              <w:bottom w:val="single" w:sz="4" w:space="0" w:color="D9D9D9"/>
+              <w:right w:val="single" w:sz="4" w:space="0" w:color="D9D9D9"/>
+            </w:tcBorders>
+            <w:tcMar>
+              <w:top w:w="70" w:type="dxa"/>
+              <w:left w:w="90" w:type="dxa"/>
+              <w:bottom w:w="70" w:type="dxa"/>
+              <w:right w:w="90" w:type="dxa"/>
+            </w:tcMar>
+            <w:vAlign w:val="center"/>
+          </w:tcPr>
+          <w:p>
+            <w:pPr>
+              <w:spacing w:before="40" w:after="40" w:line="264" w:lineRule="auto"/>
+              <w:ind w:firstLine="0"/>
+              <w:jc w:val="left"/>
+            </w:pPr>
+            <w:r>
+              <w:rPr>
+                <w:sz w:val="24"/>
+              </w:rPr>
+              <w:t>11</w:t>
+            </w:r>
+          </w:p>
+        </w:tc>
+        <w:tc>
+          <w:tcPr>
+            <w:tcW w:w="2665" w:type="dxa"/>
+            <w:tcBorders>
+              <w:top w:val="single" w:sz="4" w:space="0" w:color="D9D9D9"/>
+              <w:left w:val="single" w:sz="4" w:space="0" w:color="D9D9D9"/>
+              <w:bottom w:val="single" w:sz="4" w:space="0" w:color="D9D9D9"/>
+              <w:right w:val="single" w:sz="4" w:space="0" w:color="D9D9D9"/>
+            </w:tcBorders>
+            <w:tcMar>
+              <w:top w:w="70" w:type="dxa"/>
+              <w:left w:w="90" w:type="dxa"/>
+              <w:bottom w:w="70" w:type="dxa"/>
+              <w:right w:w="90" w:type="dxa"/>
+            </w:tcMar>
+            <w:vAlign w:val="center"/>
+          </w:tcPr>
+          <w:p>
+            <w:pPr>
+              <w:spacing w:before="40" w:after="40" w:line="264" w:lineRule="auto"/>
+              <w:ind w:firstLine="0"/>
+              <w:jc w:val="left"/>
+            </w:pPr>
+            <w:r>
+              <w:rPr>
+                <w:sz w:val="24"/>
+              </w:rPr>
+              <w:t>Корреляция</w:t>
+            </w:r>
+          </w:p>
+        </w:tc>
+        <w:tc>
+          <w:tcPr>
+            <w:tcW w:w="3005" w:type="dxa"/>
+            <w:tcBorders>
+              <w:top w:val="single" w:sz="4" w:space="0" w:color="D9D9D9"/>
+              <w:left w:val="single" w:sz="4" w:space="0" w:color="D9D9D9"/>
+              <w:bottom w:val="single" w:sz="4" w:space="0" w:color="D9D9D9"/>
+              <w:right w:val="single" w:sz="4" w:space="0" w:color="D9D9D9"/>
+            </w:tcBorders>
+            <w:tcMar>
+              <w:top w:w="70" w:type="dxa"/>
+              <w:left w:w="90" w:type="dxa"/>
+              <w:bottom w:w="70" w:type="dxa"/>
+              <w:right w:w="90" w:type="dxa"/>
+            </w:tcMar>
+            <w:vAlign w:val="center"/>
+          </w:tcPr>
+          <w:p>
+            <w:pPr>
+              <w:spacing w:before="40" w:after="40" w:line="264" w:lineRule="auto"/>
+              <w:ind w:firstLine="0"/>
+              <w:jc w:val="left"/>
+            </w:pPr>
+            <w:r>
+              <w:rPr>
+                <w:sz w:val="24"/>
+              </w:rPr>
+              <w:t>X-Request-ID и OrderEvent</w:t>
+            </w:r>
+          </w:p>
+        </w:tc>
+        <w:tc>
+          <w:tcPr>
+            <w:tcW w:w="3061" w:type="dxa"/>
+            <w:tcBorders>
+              <w:top w:val="single" w:sz="4" w:space="0" w:color="D9D9D9"/>
+              <w:left w:val="single" w:sz="4" w:space="0" w:color="D9D9D9"/>
+              <w:bottom w:val="single" w:sz="4" w:space="0" w:color="D9D9D9"/>
+              <w:right w:val="single" w:sz="4" w:space="0" w:color="D9D9D9"/>
+            </w:tcBorders>
+            <w:tcMar>
+              <w:top w:w="70" w:type="dxa"/>
+              <w:left w:w="90" w:type="dxa"/>
+              <w:bottom w:w="70" w:type="dxa"/>
+              <w:right w:w="90" w:type="dxa"/>
+            </w:tcMar>
+            <w:vAlign w:val="center"/>
+          </w:tcPr>
+          <w:p>
+            <w:pPr>
+              <w:spacing w:before="40" w:after="40" w:line="264" w:lineRule="auto"/>
+              <w:ind w:firstLine="0"/>
+              <w:jc w:val="left"/>
+            </w:pPr>
+            <w:r>
+              <w:rPr>
+                <w:sz w:val="24"/>
+              </w:rPr>
+              <w:t>Один requestId; рис. 3</w:t>
+            </w:r>
+          </w:p>
+        </w:tc>
+      </w:tr>
+      <w:tr>
+        <w:trPr>
+          <w:cantSplit/>
+          <w:jc w:val="center"/>
+        </w:trPr>
+        <w:tc>
+          <w:tcPr>
+            <w:tcW w:w="624" w:type="dxa"/>
+            <w:tcBorders>
+              <w:top w:val="single" w:sz="4" w:space="0" w:color="D9D9D9"/>
+              <w:left w:val="single" w:sz="4" w:space="0" w:color="D9D9D9"/>
+              <w:bottom w:val="single" w:sz="4" w:space="0" w:color="D9D9D9"/>
+              <w:right w:val="single" w:sz="4" w:space="0" w:color="D9D9D9"/>
+            </w:tcBorders>
+            <w:tcMar>
+              <w:top w:w="70" w:type="dxa"/>
+              <w:left w:w="90" w:type="dxa"/>
+              <w:bottom w:w="70" w:type="dxa"/>
+              <w:right w:w="90" w:type="dxa"/>
+            </w:tcMar>
+            <w:vAlign w:val="center"/>
+          </w:tcPr>
+          <w:p>
+            <w:pPr>
+              <w:spacing w:before="40" w:after="40" w:line="264" w:lineRule="auto"/>
+              <w:ind w:firstLine="0"/>
+              <w:jc w:val="left"/>
+            </w:pPr>
+            <w:r>
+              <w:rPr>
+                <w:sz w:val="24"/>
+              </w:rPr>
+              <w:t>12</w:t>
+            </w:r>
+          </w:p>
+        </w:tc>
+        <w:tc>
+          <w:tcPr>
+            <w:tcW w:w="2665" w:type="dxa"/>
+            <w:tcBorders>
+              <w:top w:val="single" w:sz="4" w:space="0" w:color="D9D9D9"/>
+              <w:left w:val="single" w:sz="4" w:space="0" w:color="D9D9D9"/>
+              <w:bottom w:val="single" w:sz="4" w:space="0" w:color="D9D9D9"/>
+              <w:right w:val="single" w:sz="4" w:space="0" w:color="D9D9D9"/>
+            </w:tcBorders>
+            <w:tcMar>
+              <w:top w:w="70" w:type="dxa"/>
+              <w:left w:w="90" w:type="dxa"/>
+              <w:bottom w:w="70" w:type="dxa"/>
+              <w:right w:w="90" w:type="dxa"/>
+            </w:tcMar>
+            <w:vAlign w:val="center"/>
+          </w:tcPr>
+          <w:p>
+            <w:pPr>
+              <w:spacing w:before="40" w:after="40" w:line="264" w:lineRule="auto"/>
+              <w:ind w:firstLine="0"/>
+              <w:jc w:val="left"/>
+            </w:pPr>
+            <w:r>
+              <w:rPr>
+                <w:sz w:val="24"/>
+              </w:rPr>
+              <w:t>Реактивный сценарий</w:t>
+            </w:r>
+          </w:p>
+        </w:tc>
+        <w:tc>
+          <w:tcPr>
+            <w:tcW w:w="3005" w:type="dxa"/>
+            <w:tcBorders>
+              <w:top w:val="single" w:sz="4" w:space="0" w:color="D9D9D9"/>
+              <w:left w:val="single" w:sz="4" w:space="0" w:color="D9D9D9"/>
+              <w:bottom w:val="single" w:sz="4" w:space="0" w:color="D9D9D9"/>
+              <w:right w:val="single" w:sz="4" w:space="0" w:color="D9D9D9"/>
+            </w:tcBorders>
+            <w:tcMar>
+              <w:top w:w="70" w:type="dxa"/>
+              <w:left w:w="90" w:type="dxa"/>
+              <w:bottom w:w="70" w:type="dxa"/>
+              <w:right w:w="90" w:type="dxa"/>
+            </w:tcMar>
+            <w:vAlign w:val="center"/>
+          </w:tcPr>
+          <w:p>
+            <w:pPr>
+              <w:spacing w:before="40" w:after="40" w:line="264" w:lineRule="auto"/>
+              <w:ind w:firstLine="0"/>
+              <w:jc w:val="left"/>
+            </w:pPr>
+            <w:r>
+              <w:rPr>
+                <w:sz w:val="24"/>
+              </w:rPr>
+              <w:t>Order WebFlux; Flux SSE</w:t>
+            </w:r>
+          </w:p>
+        </w:tc>
+        <w:tc>
+          <w:tcPr>
+            <w:tcW w:w="3061" w:type="dxa"/>
+            <w:tcBorders>
+              <w:top w:val="single" w:sz="4" w:space="0" w:color="D9D9D9"/>
+              <w:left w:val="single" w:sz="4" w:space="0" w:color="D9D9D9"/>
+              <w:bottom w:val="single" w:sz="4" w:space="0" w:color="D9D9D9"/>
+              <w:right w:val="single" w:sz="4" w:space="0" w:color="D9D9D9"/>
+            </w:tcBorders>
+            <w:tcMar>
+              <w:top w:w="70" w:type="dxa"/>
+              <w:left w:w="90" w:type="dxa"/>
+              <w:bottom w:w="70" w:type="dxa"/>
+              <w:right w:w="90" w:type="dxa"/>
+            </w:tcMar>
+            <w:vAlign w:val="center"/>
+          </w:tcPr>
+          <w:p>
+            <w:pPr>
+              <w:spacing w:before="40" w:after="40" w:line="264" w:lineRule="auto"/>
+              <w:ind w:firstLine="0"/>
+              <w:jc w:val="left"/>
+            </w:pPr>
+            <w:r>
+              <w:rPr>
+                <w:sz w:val="24"/>
+              </w:rPr>
+              <w:t>Четыре статуса; рис. 2</w:t>
+            </w:r>
+          </w:p>
+        </w:tc>
+      </w:tr>
+      <w:tr>
+        <w:trPr>
+          <w:cantSplit/>
+          <w:jc w:val="center"/>
+        </w:trPr>
+        <w:tc>
+          <w:tcPr>
+            <w:tcW w:w="624" w:type="dxa"/>
+            <w:tcBorders>
+              <w:top w:val="single" w:sz="4" w:space="0" w:color="D9D9D9"/>
+              <w:left w:val="single" w:sz="4" w:space="0" w:color="D9D9D9"/>
+              <w:bottom w:val="single" w:sz="4" w:space="0" w:color="D9D9D9"/>
+              <w:right w:val="single" w:sz="4" w:space="0" w:color="D9D9D9"/>
+            </w:tcBorders>
+            <w:tcMar>
+              <w:top w:w="70" w:type="dxa"/>
+              <w:left w:w="90" w:type="dxa"/>
+              <w:bottom w:w="70" w:type="dxa"/>
+              <w:right w:w="90" w:type="dxa"/>
+            </w:tcMar>
+            <w:vAlign w:val="center"/>
+          </w:tcPr>
+          <w:p>
+            <w:pPr>
+              <w:spacing w:before="40" w:after="40" w:line="264" w:lineRule="auto"/>
+              <w:ind w:firstLine="0"/>
+              <w:jc w:val="left"/>
+            </w:pPr>
+            <w:r>
+              <w:rPr>
+                <w:sz w:val="24"/>
+              </w:rPr>
+              <w:t>13</w:t>
+            </w:r>
+          </w:p>
+        </w:tc>
+        <w:tc>
+          <w:tcPr>
+            <w:tcW w:w="2665" w:type="dxa"/>
+            <w:tcBorders>
+              <w:top w:val="single" w:sz="4" w:space="0" w:color="D9D9D9"/>
+              <w:left w:val="single" w:sz="4" w:space="0" w:color="D9D9D9"/>
+              <w:bottom w:val="single" w:sz="4" w:space="0" w:color="D9D9D9"/>
+              <w:right w:val="single" w:sz="4" w:space="0" w:color="D9D9D9"/>
+            </w:tcBorders>
+            <w:tcMar>
+              <w:top w:w="70" w:type="dxa"/>
+              <w:left w:w="90" w:type="dxa"/>
+              <w:bottom w:w="70" w:type="dxa"/>
+              <w:right w:w="90" w:type="dxa"/>
+            </w:tcMar>
+            <w:vAlign w:val="center"/>
+          </w:tcPr>
+          <w:p>
+            <w:pPr>
+              <w:spacing w:before="40" w:after="40" w:line="264" w:lineRule="auto"/>
+              <w:ind w:firstLine="0"/>
+              <w:jc w:val="left"/>
+            </w:pPr>
+            <w:r>
+              <w:rPr>
+                <w:sz w:val="24"/>
+              </w:rPr>
+              <w:t>Полный бизнес-сценарий</w:t>
+            </w:r>
+          </w:p>
+        </w:tc>
+        <w:tc>
+          <w:tcPr>
+            <w:tcW w:w="3005" w:type="dxa"/>
+            <w:tcBorders>
+              <w:top w:val="single" w:sz="4" w:space="0" w:color="D9D9D9"/>
+              <w:left w:val="single" w:sz="4" w:space="0" w:color="D9D9D9"/>
+              <w:bottom w:val="single" w:sz="4" w:space="0" w:color="D9D9D9"/>
+              <w:right w:val="single" w:sz="4" w:space="0" w:color="D9D9D9"/>
+            </w:tcBorders>
+            <w:tcMar>
+              <w:top w:w="70" w:type="dxa"/>
+              <w:left w:w="90" w:type="dxa"/>
+              <w:bottom w:w="70" w:type="dxa"/>
+              <w:right w:w="90" w:type="dxa"/>
+            </w:tcMar>
+            <w:vAlign w:val="center"/>
+          </w:tcPr>
+          <w:p>
+            <w:pPr>
+              <w:spacing w:before="40" w:after="40" w:line="264" w:lineRule="auto"/>
+              <w:ind w:firstLine="0"/>
+              <w:jc w:val="left"/>
+            </w:pPr>
+            <w:r>
+              <w:rPr>
+                <w:sz w:val="24"/>
+              </w:rPr>
+              <w:t>demo.ps1; run.log</w:t>
+            </w:r>
+          </w:p>
+        </w:tc>
+        <w:tc>
+          <w:tcPr>
+            <w:tcW w:w="3061" w:type="dxa"/>
+            <w:tcBorders>
+              <w:top w:val="single" w:sz="4" w:space="0" w:color="D9D9D9"/>
+              <w:left w:val="single" w:sz="4" w:space="0" w:color="D9D9D9"/>
+              <w:bottom w:val="single" w:sz="4" w:space="0" w:color="D9D9D9"/>
+              <w:right w:val="single" w:sz="4" w:space="0" w:color="D9D9D9"/>
+            </w:tcBorders>
+            <w:tcMar>
+              <w:top w:w="70" w:type="dxa"/>
+              <w:left w:w="90" w:type="dxa"/>
+              <w:bottom w:w="70" w:type="dxa"/>
+              <w:right w:w="90" w:type="dxa"/>
+            </w:tcMar>
+            <w:vAlign w:val="center"/>
+          </w:tcPr>
+          <w:p>
+            <w:pPr>
+              <w:spacing w:before="40" w:after="40" w:line="264" w:lineRule="auto"/>
+              <w:ind w:firstLine="0"/>
+              <w:jc w:val="left"/>
+            </w:pPr>
+            <w:r>
+              <w:rPr>
+                <w:sz w:val="24"/>
+              </w:rPr>
+              <w:t>Заказ → доставка → DELIVERED</w:t>
+            </w:r>
+          </w:p>
+        </w:tc>
+      </w:tr>
+      <w:tr>
+        <w:trPr>
+          <w:cantSplit/>
+          <w:jc w:val="center"/>
+        </w:trPr>
+        <w:tc>
+          <w:tcPr>
+            <w:tcW w:w="624" w:type="dxa"/>
+            <w:tcBorders>
+              <w:top w:val="single" w:sz="4" w:space="0" w:color="D9D9D9"/>
+              <w:left w:val="single" w:sz="4" w:space="0" w:color="D9D9D9"/>
+              <w:bottom w:val="single" w:sz="4" w:space="0" w:color="D9D9D9"/>
+              <w:right w:val="single" w:sz="4" w:space="0" w:color="D9D9D9"/>
+            </w:tcBorders>
+            <w:tcMar>
+              <w:top w:w="70" w:type="dxa"/>
+              <w:left w:w="90" w:type="dxa"/>
+              <w:bottom w:w="70" w:type="dxa"/>
+              <w:right w:w="90" w:type="dxa"/>
+            </w:tcMar>
+            <w:vAlign w:val="center"/>
+          </w:tcPr>
+          <w:p>
+            <w:pPr>
+              <w:spacing w:before="40" w:after="40" w:line="264" w:lineRule="auto"/>
+              <w:ind w:firstLine="0"/>
+              <w:jc w:val="left"/>
+            </w:pPr>
+            <w:r>
+              <w:rPr>
+                <w:sz w:val="24"/>
+              </w:rPr>
+              <w:t>14</w:t>
+            </w:r>
+          </w:p>
+        </w:tc>
+        <w:tc>
+          <w:tcPr>
+            <w:tcW w:w="2665" w:type="dxa"/>
+            <w:tcBorders>
+              <w:top w:val="single" w:sz="4" w:space="0" w:color="D9D9D9"/>
+              <w:left w:val="single" w:sz="4" w:space="0" w:color="D9D9D9"/>
+              <w:bottom w:val="single" w:sz="4" w:space="0" w:color="D9D9D9"/>
+              <w:right w:val="single" w:sz="4" w:space="0" w:color="D9D9D9"/>
+            </w:tcBorders>
+            <w:tcMar>
+              <w:top w:w="70" w:type="dxa"/>
+              <w:left w:w="90" w:type="dxa"/>
+              <w:bottom w:w="70" w:type="dxa"/>
+              <w:right w:w="90" w:type="dxa"/>
+            </w:tcMar>
+            <w:vAlign w:val="center"/>
+          </w:tcPr>
+          <w:p>
+            <w:pPr>
+              <w:spacing w:before="40" w:after="40" w:line="264" w:lineRule="auto"/>
+              <w:ind w:firstLine="0"/>
+              <w:jc w:val="left"/>
+            </w:pPr>
+            <w:r>
+              <w:rPr>
+                <w:sz w:val="24"/>
+              </w:rPr>
+              <w:t>Отказ и восстановление</w:t>
+            </w:r>
+          </w:p>
+        </w:tc>
+        <w:tc>
+          <w:tcPr>
+            <w:tcW w:w="3005" w:type="dxa"/>
+            <w:tcBorders>
+              <w:top w:val="single" w:sz="4" w:space="0" w:color="D9D9D9"/>
+              <w:left w:val="single" w:sz="4" w:space="0" w:color="D9D9D9"/>
+              <w:bottom w:val="single" w:sz="4" w:space="0" w:color="D9D9D9"/>
+              <w:right w:val="single" w:sz="4" w:space="0" w:color="D9D9D9"/>
+            </w:tcBorders>
+            <w:tcMar>
+              <w:top w:w="70" w:type="dxa"/>
+              <w:left w:w="90" w:type="dxa"/>
+              <w:bottom w:w="70" w:type="dxa"/>
+              <w:right w:w="90" w:type="dxa"/>
+            </w:tcMar>
+            <w:vAlign w:val="center"/>
+          </w:tcPr>
+          <w:p>
+            <w:pPr>
+              <w:spacing w:before="40" w:after="40" w:line="264" w:lineRule="auto"/>
+              <w:ind w:firstLine="0"/>
+              <w:jc w:val="left"/>
+            </w:pPr>
+            <w:r>
+              <w:rPr>
+                <w:sz w:val="24"/>
+              </w:rPr>
+              <w:t>Supplier stop/start</w:t>
+            </w:r>
+          </w:p>
+        </w:tc>
+        <w:tc>
+          <w:tcPr>
+            <w:tcW w:w="3061" w:type="dxa"/>
+            <w:tcBorders>
+              <w:top w:val="single" w:sz="4" w:space="0" w:color="D9D9D9"/>
+              <w:left w:val="single" w:sz="4" w:space="0" w:color="D9D9D9"/>
+              <w:bottom w:val="single" w:sz="4" w:space="0" w:color="D9D9D9"/>
+              <w:right w:val="single" w:sz="4" w:space="0" w:color="D9D9D9"/>
+            </w:tcBorders>
+            <w:tcMar>
+              <w:top w:w="70" w:type="dxa"/>
+              <w:left w:w="90" w:type="dxa"/>
+              <w:bottom w:w="70" w:type="dxa"/>
+              <w:right w:w="90" w:type="dxa"/>
+            </w:tcMar>
+            <w:vAlign w:val="center"/>
+          </w:tcPr>
+          <w:p>
+            <w:pPr>
+              <w:spacing w:before="40" w:after="40" w:line="264" w:lineRule="auto"/>
+              <w:ind w:firstLine="0"/>
+              <w:jc w:val="left"/>
+            </w:pPr>
+            <w:r>
+              <w:rPr>
+                <w:sz w:val="24"/>
+              </w:rPr>
+              <w:t>503; затем новый заказ</w:t>
+            </w:r>
+          </w:p>
+        </w:tc>
+      </w:tr>
+    </w:tbl>
+    <w:p/>
+    <w:p>
+      <w:pPr>
+        <w:pStyle w:val="21"/>
+      </w:pPr>
+      <w:bookmarkStart w:id="4" w:name="_Toc242052491"/>
+      <w:r>
+        <w:t>1.2 Архитектура и владение данными</w:t>
       </w:r>
       <w:bookmarkEnd w:id="4"/>
     </w:p>
     <w:p>
       <w:pPr>
         <w:pStyle w:val="aff9"/>
-        <w:spacing w:before="120" w:after="240" w:line="240" w:lineRule="auto"/>
+      </w:pPr>
+      <w:r>
+        <w:t>Микросервисная система разделяет не только исходные классы, но и ответственность за данные и бизнес-операции. Supplier Service отвечает за каталог и остаток товара, Order Service — за создание и состояния заказа, Delivery Service — за доставку. Каждый компонент является отдельным Spring Boot-приложением с собственным образом и томом хранения. API Gateway предоставляет единую внешнюю точку входа.</w:t>
+      </w:r>
+    </w:p>
+    <w:p>
+      <w:pPr>
+        <w:pStyle w:val="aff9"/>
+      </w:pPr>
+      <w:r>
+        <w:t>Владение данными означает, что Order Service не читает таблицу products напрямую, а запрашивает Supplier через HTTP. Delivery Service получает событие заказа, не выполняя SELECT в чужой базе. Идентификатор другого сервиса может храниться как ссылка, но внешний ключ через разные базы не создаётся. Согласованность обеспечивается сообщениями и API, а не общей транзакцией всех хранилищ.</w:t>
+      </w:r>
+    </w:p>
+    <w:p>
+      <w:pPr>
+        <w:pStyle w:val="aff9"/>
+      </w:pPr>
+      <w:r>
+        <w:t>Для учебного проекта выбраны три файловые базы H2 вместо общего PostgreSQL. Это сокращает число инфраструктурных контейнеров и сохраняет требуемую изоляцию: supplier-data, orders-data и deliveries-data являются отдельными томами. Пять работающих контейнеров не означают пять бизнес-сервисов: бизнес-компонентов три, остальные — Gateway и брокер.</w:t>
+      </w:r>
+    </w:p>
+    <w:p>
+      <w:pPr>
+        <w:pStyle w:val="21"/>
+      </w:pPr>
+      <w:bookmarkStart w:id="5" w:name="_Toc242052492"/>
+      <w:r>
+        <w:t>1.3 Синхронные вызовы и события</w:t>
+      </w:r>
+      <w:bookmarkEnd w:id="5"/>
+    </w:p>
+    <w:p>
+      <w:pPr>
+        <w:pStyle w:val="aff9"/>
+      </w:pPr>
+      <w:r>
+        <w:t>При синхронном HTTP-вызове Order ожидает информацию о товаре до создания заказа. Это необходимо для проверки количества и расчёта суммы. Асинхронный OrderCreated решает другую задачу: уведомляет Delivery о уже сохранённом заказе. Получателю не требуется быть готовым в момент пользовательского запроса, если событие успешно попало в устойчивую очередь.</w:t>
+      </w:r>
+    </w:p>
+    <w:p>
+      <w:pPr>
+        <w:pStyle w:val="aff9"/>
+      </w:pPr>
+      <w:r>
+        <w:lastRenderedPageBreak/>
+        <w:t>RabbitMQ хранит очередь order.created. Producer отправляет сообщение через RabbitTemplate, потребитель обрабатывает его RabbitListener. Событие содержит eventId, orderId, productId, quantity, address и requestId. В него не включается полный каталог или всё состояние заказа: передаются данные, нужные для создания доставки и корреляции.</w:t>
+      </w:r>
+    </w:p>
+    <w:p>
+      <w:pPr>
+        <w:pStyle w:val="aff9"/>
+      </w:pPr>
+      <w:r>
+        <w:t>Событие может прийти повторно, например после сбоя подтверждения обработки. Поэтому создание доставки нельзя считать корректным только потому, что тест с одним сообщением сработал. Потребитель должен отличить новое событие от уже обработанного и не выполнить один бизнес-эффект дважды.</w:t>
+      </w:r>
+    </w:p>
+    <w:p>
+      <w:pPr>
+        <w:pStyle w:val="21"/>
+      </w:pPr>
+      <w:bookmarkStart w:id="6" w:name="_Toc242052493"/>
+      <w:r>
+        <w:t>1.4 Outbox и пределы гарантий</w:t>
+      </w:r>
+      <w:bookmarkEnd w:id="6"/>
+    </w:p>
+    <w:p>
+      <w:pPr>
+        <w:pStyle w:val="aff9"/>
+      </w:pPr>
+      <w:r>
+        <w:t>Запись заказа в базе и отправка в брокер относятся к разным ресурсам. Если сначала сохранить заказ, а затем процесс завершится до отправки, событие может быть потеряно. Transactional outbox записывает заказ и намерение публикации одной локальной транзакцией. Отдельный плановый обработчик читает неподтверждённые записи outbox и пытается отправить сообщения.</w:t>
+      </w:r>
+    </w:p>
+    <w:p>
+      <w:pPr>
+        <w:pStyle w:val="aff9"/>
+      </w:pPr>
+      <w:r>
+        <w:t>Outbox не устраняет все отказы автоматически. В текущем коде sent=true записывается после convertAndSend без publisher confirms. Между принятием операции клиентской библиотекой и надёжным сохранением брокером остаётся окно неопределённости. Потребитель защищён от дубликатов, но публикация не является доказательством доставки без потерь при любом сбое. Для более сильной гарантии нужны подтверждения брокера и аккуратная политика повторной отправки.</w:t>
+      </w:r>
+    </w:p>
+    <w:p>
+      <w:pPr>
+        <w:pStyle w:val="21"/>
+      </w:pPr>
+      <w:bookmarkStart w:id="7" w:name="_Toc242052494"/>
+      <w:r>
+        <w:t>1.5 Ограничение отказов и наблюдаемость</w:t>
+      </w:r>
+      <w:bookmarkEnd w:id="7"/>
+    </w:p>
+    <w:p>
+      <w:pPr>
+        <w:pStyle w:val="aff9"/>
+      </w:pPr>
+      <w:r>
+        <w:t xml:space="preserve">Timeout ограничивает отдельную попытку обращения, retry повторяет подходящий временный сбой, Circuit Breaker прекращает новые обращения к постоянно недоступному сервису. Они решают разные задачи и должны быть </w:t>
+      </w:r>
+      <w:r>
+        <w:lastRenderedPageBreak/>
+        <w:t>согласованы. Нельзя повторять любую ошибку безусловно: отсутствующий товар или неправильное количество не исправятся от немедленного повторения запроса.</w:t>
+      </w:r>
+    </w:p>
+    <w:p>
+      <w:pPr>
+        <w:pStyle w:val="aff9"/>
+      </w:pPr>
+      <w:r>
+        <w:t>X-Request-ID связывает действия нескольких компонентов в одну цепочку. Его передают через HTTP-заголовок и поле события и печатают в журналах. В отличие от eventId, этот идентификатор относится к пользовательскому сценарию и может присутствовать во многих сообщениях. Healthcheck отвечает на другой вопрос — доступен ли компонент сейчас; requestId объясняет прохождение конкретной операции.</w:t>
+      </w:r>
+    </w:p>
+    <w:p>
+      <w:pPr>
+        <w:pStyle w:val="21"/>
+      </w:pPr>
+      <w:bookmarkStart w:id="8" w:name="_Toc242052495"/>
+      <w:r>
+        <w:t>1.6 Реактивная часть системы</w:t>
+      </w:r>
+      <w:bookmarkEnd w:id="8"/>
+    </w:p>
+    <w:p>
+      <w:pPr>
+        <w:pStyle w:val="aff9"/>
+      </w:pPr>
+      <w:r>
+        <w:t>Order Service и Gateway используют WebFlux. Gateway передаёт поток ответа клиенту, не собирая SSE в один готовый JSON. Order предоставляет Mono одиночного заказа и Flux событий состояния. Для обмена с Supplier применяется WebClient. Supplier и Delivery используют Spring MVC с JDBC; разные модели выполнения допустимы при сохранении корректных границ.</w:t>
+      </w:r>
+    </w:p>
+    <w:p>
+      <w:pPr>
+        <w:pStyle w:val="aff9"/>
+      </w:pPr>
+      <w:r>
+        <w:t>JdbcTemplate является блокирующим. В Order запросы к базе обёрнуты в Mono.fromCallable и вынесены на Schedulers.boundedElastic. Это освобождает event loop от ожидания JDBC, но не превращает драйвер H2 в реактивный. В отчёте реализация описывается как WebFlux с изолированными блокирующими операциями, а не как полностью неблокирующий путь к базе.</w:t>
+      </w:r>
+    </w:p>
+    <w:p>
+      <w:pPr>
+        <w:pStyle w:val="1"/>
+      </w:pPr>
+      <w:bookmarkStart w:id="9" w:name="_Toc242052496"/>
+      <w:r>
+        <w:lastRenderedPageBreak/>
+        <w:t>2 Проектирование и реализация</w:t>
+      </w:r>
+      <w:bookmarkEnd w:id="9"/>
+    </w:p>
+    <w:p>
+      <w:pPr>
+        <w:pStyle w:val="21"/>
+      </w:pPr>
+      <w:bookmarkStart w:id="10" w:name="_Toc242052497"/>
+      <w:r>
+        <w:t>2.1 Структура и модель данных</w:t>
+      </w:r>
+      <w:bookmarkEnd w:id="10"/>
+    </w:p>
+    <w:p>
+      <w:pPr>
+        <w:pStyle w:val="aff9"/>
+      </w:pPr>
+      <w:r>
+        <w:t>Материалы проекта расположены в practice-08-microservices. Исходные тексты отделены от готовых сборок и доказательств выполнения. README содержит команды запуска; screenshots — оригинальные снимки; run.log — основной протокол. Изменение программы требует повторной сборки, а обычный демонстрационный запуск использует приложенные артефакты.</w:t>
+      </w:r>
+    </w:p>
+    <w:p>
+      <w:pPr>
+        <w:pStyle w:val="affc"/>
+        <w:keepNext/>
+      </w:pPr>
+      <w:r>
+        <w:t>Таблица 2 — Модель приложения</w:t>
+      </w:r>
+    </w:p>
+    <w:tbl>
+      <w:tblPr>
+        <w:tblW w:w="0" w:type="auto"/>
+        <w:jc w:val="center"/>
+        <w:tblLayout w:type="fixed"/>
+        <w:tblLook w:val="04A0" w:firstRow="1" w:lastRow="0" w:firstColumn="1" w:lastColumn="0" w:noHBand="0" w:noVBand="1"/>
+      </w:tblPr>
+      <w:tblGrid>
+        <w:gridCol w:w="1871"/>
+        <w:gridCol w:w="3742"/>
+        <w:gridCol w:w="3742"/>
+      </w:tblGrid>
+      <w:tr>
+        <w:trPr>
+          <w:cantSplit/>
+          <w:tblHeader/>
+          <w:jc w:val="center"/>
+        </w:trPr>
+        <w:tc>
+          <w:tcPr>
+            <w:tcW w:w="1871" w:type="dxa"/>
+            <w:tcBorders>
+              <w:top w:val="single" w:sz="4" w:space="0" w:color="D9D9D9"/>
+              <w:left w:val="single" w:sz="4" w:space="0" w:color="D9D9D9"/>
+              <w:bottom w:val="single" w:sz="4" w:space="0" w:color="D9D9D9"/>
+              <w:right w:val="single" w:sz="4" w:space="0" w:color="D9D9D9"/>
+            </w:tcBorders>
+            <w:shd w:val="clear" w:color="auto" w:fill="EEEEEE"/>
+            <w:tcMar>
+              <w:top w:w="70" w:type="dxa"/>
+              <w:left w:w="90" w:type="dxa"/>
+              <w:bottom w:w="70" w:type="dxa"/>
+              <w:right w:w="90" w:type="dxa"/>
+            </w:tcMar>
+            <w:vAlign w:val="center"/>
+          </w:tcPr>
+          <w:p>
+            <w:pPr>
+              <w:spacing w:before="40" w:after="40" w:line="264" w:lineRule="auto"/>
+              <w:ind w:firstLine="0"/>
+              <w:jc w:val="left"/>
+            </w:pPr>
+            <w:r>
+              <w:rPr>
+                <w:b/>
+                <w:sz w:val="24"/>
+              </w:rPr>
+              <w:t>Элемент</w:t>
+            </w:r>
+          </w:p>
+        </w:tc>
+        <w:tc>
+          <w:tcPr>
+            <w:tcW w:w="3742" w:type="dxa"/>
+            <w:tcBorders>
+              <w:top w:val="single" w:sz="4" w:space="0" w:color="D9D9D9"/>
+              <w:left w:val="single" w:sz="4" w:space="0" w:color="D9D9D9"/>
+              <w:bottom w:val="single" w:sz="4" w:space="0" w:color="D9D9D9"/>
+              <w:right w:val="single" w:sz="4" w:space="0" w:color="D9D9D9"/>
+            </w:tcBorders>
+            <w:shd w:val="clear" w:color="auto" w:fill="EEEEEE"/>
+            <w:tcMar>
+              <w:top w:w="70" w:type="dxa"/>
+              <w:left w:w="90" w:type="dxa"/>
+              <w:bottom w:w="70" w:type="dxa"/>
+              <w:right w:w="90" w:type="dxa"/>
+            </w:tcMar>
+            <w:vAlign w:val="center"/>
+          </w:tcPr>
+          <w:p>
+            <w:pPr>
+              <w:spacing w:before="40" w:after="40" w:line="264" w:lineRule="auto"/>
+              <w:ind w:firstLine="0"/>
+              <w:jc w:val="left"/>
+            </w:pPr>
+            <w:r>
+              <w:rPr>
+                <w:b/>
+                <w:sz w:val="24"/>
+              </w:rPr>
+              <w:t>Представление</w:t>
+            </w:r>
+          </w:p>
+        </w:tc>
+        <w:tc>
+          <w:tcPr>
+            <w:tcW w:w="3742" w:type="dxa"/>
+            <w:tcBorders>
+              <w:top w:val="single" w:sz="4" w:space="0" w:color="D9D9D9"/>
+              <w:left w:val="single" w:sz="4" w:space="0" w:color="D9D9D9"/>
+              <w:bottom w:val="single" w:sz="4" w:space="0" w:color="D9D9D9"/>
+              <w:right w:val="single" w:sz="4" w:space="0" w:color="D9D9D9"/>
+            </w:tcBorders>
+            <w:shd w:val="clear" w:color="auto" w:fill="EEEEEE"/>
+            <w:tcMar>
+              <w:top w:w="70" w:type="dxa"/>
+              <w:left w:w="90" w:type="dxa"/>
+              <w:bottom w:w="70" w:type="dxa"/>
+              <w:right w:w="90" w:type="dxa"/>
+            </w:tcMar>
+            <w:vAlign w:val="center"/>
+          </w:tcPr>
+          <w:p>
+            <w:pPr>
+              <w:spacing w:before="40" w:after="40" w:line="264" w:lineRule="auto"/>
+              <w:ind w:firstLine="0"/>
+              <w:jc w:val="left"/>
+            </w:pPr>
+            <w:r>
+              <w:rPr>
+                <w:b/>
+                <w:sz w:val="24"/>
+              </w:rPr>
+              <w:t>Назначение</w:t>
+            </w:r>
+          </w:p>
+        </w:tc>
+      </w:tr>
+      <w:tr>
+        <w:trPr>
+          <w:cantSplit/>
+          <w:jc w:val="center"/>
+        </w:trPr>
+        <w:tc>
+          <w:tcPr>
+            <w:tcW w:w="1871" w:type="dxa"/>
+            <w:tcBorders>
+              <w:top w:val="single" w:sz="4" w:space="0" w:color="D9D9D9"/>
+              <w:left w:val="single" w:sz="4" w:space="0" w:color="D9D9D9"/>
+              <w:bottom w:val="single" w:sz="4" w:space="0" w:color="D9D9D9"/>
+              <w:right w:val="single" w:sz="4" w:space="0" w:color="D9D9D9"/>
+            </w:tcBorders>
+            <w:tcMar>
+              <w:top w:w="70" w:type="dxa"/>
+              <w:left w:w="90" w:type="dxa"/>
+              <w:bottom w:w="70" w:type="dxa"/>
+              <w:right w:w="90" w:type="dxa"/>
+            </w:tcMar>
+            <w:vAlign w:val="center"/>
+          </w:tcPr>
+          <w:p>
+            <w:pPr>
+              <w:spacing w:before="40" w:after="40" w:line="264" w:lineRule="auto"/>
+              <w:ind w:firstLine="0"/>
+              <w:jc w:val="left"/>
+            </w:pPr>
+            <w:r>
+              <w:rPr>
+                <w:sz w:val="24"/>
+              </w:rPr>
+              <w:t>Product</w:t>
+            </w:r>
+          </w:p>
+        </w:tc>
+        <w:tc>
+          <w:tcPr>
+            <w:tcW w:w="3742" w:type="dxa"/>
+            <w:tcBorders>
+              <w:top w:val="single" w:sz="4" w:space="0" w:color="D9D9D9"/>
+              <w:left w:val="single" w:sz="4" w:space="0" w:color="D9D9D9"/>
+              <w:bottom w:val="single" w:sz="4" w:space="0" w:color="D9D9D9"/>
+              <w:right w:val="single" w:sz="4" w:space="0" w:color="D9D9D9"/>
+            </w:tcBorders>
+            <w:tcMar>
+              <w:top w:w="70" w:type="dxa"/>
+              <w:left w:w="90" w:type="dxa"/>
+              <w:bottom w:w="70" w:type="dxa"/>
+              <w:right w:w="90" w:type="dxa"/>
+            </w:tcMar>
+            <w:vAlign w:val="center"/>
+          </w:tcPr>
+          <w:p>
+            <w:pPr>
+              <w:spacing w:before="40" w:after="40" w:line="264" w:lineRule="auto"/>
+              <w:ind w:firstLine="0"/>
+              <w:jc w:val="left"/>
+            </w:pPr>
+            <w:r>
+              <w:rPr>
+                <w:sz w:val="24"/>
+              </w:rPr>
+              <w:t>ID, SUPPLIER_ID, NAME, PRICE, QUANTITY</w:t>
+            </w:r>
+          </w:p>
+        </w:tc>
+        <w:tc>
+          <w:tcPr>
+            <w:tcW w:w="3742" w:type="dxa"/>
+            <w:tcBorders>
+              <w:top w:val="single" w:sz="4" w:space="0" w:color="D9D9D9"/>
+              <w:left w:val="single" w:sz="4" w:space="0" w:color="D9D9D9"/>
+              <w:bottom w:val="single" w:sz="4" w:space="0" w:color="D9D9D9"/>
+              <w:right w:val="single" w:sz="4" w:space="0" w:color="D9D9D9"/>
+            </w:tcBorders>
+            <w:tcMar>
+              <w:top w:w="70" w:type="dxa"/>
+              <w:left w:w="90" w:type="dxa"/>
+              <w:bottom w:w="70" w:type="dxa"/>
+              <w:right w:w="90" w:type="dxa"/>
+            </w:tcMar>
+            <w:vAlign w:val="center"/>
+          </w:tcPr>
+          <w:p>
+            <w:pPr>
+              <w:spacing w:before="40" w:after="40" w:line="264" w:lineRule="auto"/>
+              <w:ind w:firstLine="0"/>
+              <w:jc w:val="left"/>
+            </w:pPr>
+            <w:r>
+              <w:rPr>
+                <w:sz w:val="24"/>
+              </w:rPr>
+              <w:t>Supplier Service</w:t>
+            </w:r>
+          </w:p>
+        </w:tc>
+      </w:tr>
+      <w:tr>
+        <w:trPr>
+          <w:cantSplit/>
+          <w:jc w:val="center"/>
+        </w:trPr>
+        <w:tc>
+          <w:tcPr>
+            <w:tcW w:w="1871" w:type="dxa"/>
+            <w:tcBorders>
+              <w:top w:val="single" w:sz="4" w:space="0" w:color="D9D9D9"/>
+              <w:left w:val="single" w:sz="4" w:space="0" w:color="D9D9D9"/>
+              <w:bottom w:val="single" w:sz="4" w:space="0" w:color="D9D9D9"/>
+              <w:right w:val="single" w:sz="4" w:space="0" w:color="D9D9D9"/>
+            </w:tcBorders>
+            <w:tcMar>
+              <w:top w:w="70" w:type="dxa"/>
+              <w:left w:w="90" w:type="dxa"/>
+              <w:bottom w:w="70" w:type="dxa"/>
+              <w:right w:w="90" w:type="dxa"/>
+            </w:tcMar>
+            <w:vAlign w:val="center"/>
+          </w:tcPr>
+          <w:p>
+            <w:pPr>
+              <w:spacing w:before="40" w:after="40" w:line="264" w:lineRule="auto"/>
+              <w:ind w:firstLine="0"/>
+              <w:jc w:val="left"/>
+            </w:pPr>
+            <w:r>
+              <w:rPr>
+                <w:sz w:val="24"/>
+              </w:rPr>
+              <w:t>Order</w:t>
+            </w:r>
+          </w:p>
+        </w:tc>
+        <w:tc>
+          <w:tcPr>
+            <w:tcW w:w="3742" w:type="dxa"/>
+            <w:tcBorders>
+              <w:top w:val="single" w:sz="4" w:space="0" w:color="D9D9D9"/>
+              <w:left w:val="single" w:sz="4" w:space="0" w:color="D9D9D9"/>
+              <w:bottom w:val="single" w:sz="4" w:space="0" w:color="D9D9D9"/>
+              <w:right w:val="single" w:sz="4" w:space="0" w:color="D9D9D9"/>
+            </w:tcBorders>
+            <w:tcMar>
+              <w:top w:w="70" w:type="dxa"/>
+              <w:left w:w="90" w:type="dxa"/>
+              <w:bottom w:w="70" w:type="dxa"/>
+              <w:right w:w="90" w:type="dxa"/>
+            </w:tcMar>
+            <w:vAlign w:val="center"/>
+          </w:tcPr>
+          <w:p>
+            <w:pPr>
+              <w:spacing w:before="40" w:after="40" w:line="264" w:lineRule="auto"/>
+              <w:ind w:firstLine="0"/>
+              <w:jc w:val="left"/>
+            </w:pPr>
+            <w:r>
+              <w:rPr>
+                <w:sz w:val="24"/>
+              </w:rPr>
+              <w:t>UUID, товар, количество, сумма, статус</w:t>
+            </w:r>
+          </w:p>
+        </w:tc>
+        <w:tc>
+          <w:tcPr>
+            <w:tcW w:w="3742" w:type="dxa"/>
+            <w:tcBorders>
+              <w:top w:val="single" w:sz="4" w:space="0" w:color="D9D9D9"/>
+              <w:left w:val="single" w:sz="4" w:space="0" w:color="D9D9D9"/>
+              <w:bottom w:val="single" w:sz="4" w:space="0" w:color="D9D9D9"/>
+              <w:right w:val="single" w:sz="4" w:space="0" w:color="D9D9D9"/>
+            </w:tcBorders>
+            <w:tcMar>
+              <w:top w:w="70" w:type="dxa"/>
+              <w:left w:w="90" w:type="dxa"/>
+              <w:bottom w:w="70" w:type="dxa"/>
+              <w:right w:w="90" w:type="dxa"/>
+            </w:tcMar>
+            <w:vAlign w:val="center"/>
+          </w:tcPr>
+          <w:p>
+            <w:pPr>
+              <w:spacing w:before="40" w:after="40" w:line="264" w:lineRule="auto"/>
+              <w:ind w:firstLine="0"/>
+              <w:jc w:val="left"/>
+            </w:pPr>
+            <w:r>
+              <w:rPr>
+                <w:sz w:val="24"/>
+              </w:rPr>
+              <w:t>Order Service</w:t>
+            </w:r>
+          </w:p>
+        </w:tc>
+      </w:tr>
+      <w:tr>
+        <w:trPr>
+          <w:cantSplit/>
+          <w:jc w:val="center"/>
+        </w:trPr>
+        <w:tc>
+          <w:tcPr>
+            <w:tcW w:w="1871" w:type="dxa"/>
+            <w:tcBorders>
+              <w:top w:val="single" w:sz="4" w:space="0" w:color="D9D9D9"/>
+              <w:left w:val="single" w:sz="4" w:space="0" w:color="D9D9D9"/>
+              <w:bottom w:val="single" w:sz="4" w:space="0" w:color="D9D9D9"/>
+              <w:right w:val="single" w:sz="4" w:space="0" w:color="D9D9D9"/>
+            </w:tcBorders>
+            <w:tcMar>
+              <w:top w:w="70" w:type="dxa"/>
+              <w:left w:w="90" w:type="dxa"/>
+              <w:bottom w:w="70" w:type="dxa"/>
+              <w:right w:w="90" w:type="dxa"/>
+            </w:tcMar>
+            <w:vAlign w:val="center"/>
+          </w:tcPr>
+          <w:p>
+            <w:pPr>
+              <w:spacing w:before="40" w:after="40" w:line="264" w:lineRule="auto"/>
+              <w:ind w:firstLine="0"/>
+              <w:jc w:val="left"/>
+            </w:pPr>
+            <w:r>
+              <w:rPr>
+                <w:sz w:val="24"/>
+              </w:rPr>
+              <w:t>OrderCreated</w:t>
+            </w:r>
+          </w:p>
+        </w:tc>
+        <w:tc>
+          <w:tcPr>
+            <w:tcW w:w="3742" w:type="dxa"/>
+            <w:tcBorders>
+              <w:top w:val="single" w:sz="4" w:space="0" w:color="D9D9D9"/>
+              <w:left w:val="single" w:sz="4" w:space="0" w:color="D9D9D9"/>
+              <w:bottom w:val="single" w:sz="4" w:space="0" w:color="D9D9D9"/>
+              <w:right w:val="single" w:sz="4" w:space="0" w:color="D9D9D9"/>
+            </w:tcBorders>
+            <w:tcMar>
+              <w:top w:w="70" w:type="dxa"/>
+              <w:left w:w="90" w:type="dxa"/>
+              <w:bottom w:w="70" w:type="dxa"/>
+              <w:right w:w="90" w:type="dxa"/>
+            </w:tcMar>
+            <w:vAlign w:val="center"/>
+          </w:tcPr>
+          <w:p>
+            <w:pPr>
+              <w:spacing w:before="40" w:after="40" w:line="264" w:lineRule="auto"/>
+              <w:ind w:firstLine="0"/>
+              <w:jc w:val="left"/>
+            </w:pPr>
+            <w:r>
+              <w:rPr>
+                <w:sz w:val="24"/>
+              </w:rPr>
+              <w:t>eventId, orderId, productId, quantity, address, requestId</w:t>
+            </w:r>
+          </w:p>
+        </w:tc>
+        <w:tc>
+          <w:tcPr>
+            <w:tcW w:w="3742" w:type="dxa"/>
+            <w:tcBorders>
+              <w:top w:val="single" w:sz="4" w:space="0" w:color="D9D9D9"/>
+              <w:left w:val="single" w:sz="4" w:space="0" w:color="D9D9D9"/>
+              <w:bottom w:val="single" w:sz="4" w:space="0" w:color="D9D9D9"/>
+              <w:right w:val="single" w:sz="4" w:space="0" w:color="D9D9D9"/>
+            </w:tcBorders>
+            <w:tcMar>
+              <w:top w:w="70" w:type="dxa"/>
+              <w:left w:w="90" w:type="dxa"/>
+              <w:bottom w:w="70" w:type="dxa"/>
+              <w:right w:w="90" w:type="dxa"/>
+            </w:tcMar>
+            <w:vAlign w:val="center"/>
+          </w:tcPr>
+          <w:p>
+            <w:pPr>
+              <w:spacing w:before="40" w:after="40" w:line="264" w:lineRule="auto"/>
+              <w:ind w:firstLine="0"/>
+              <w:jc w:val="left"/>
+            </w:pPr>
+            <w:r>
+              <w:rPr>
+                <w:sz w:val="24"/>
+              </w:rPr>
+              <w:t>Событие RabbitMQ</w:t>
+            </w:r>
+          </w:p>
+        </w:tc>
+      </w:tr>
+      <w:tr>
+        <w:trPr>
+          <w:cantSplit/>
+          <w:jc w:val="center"/>
+        </w:trPr>
+        <w:tc>
+          <w:tcPr>
+            <w:tcW w:w="1871" w:type="dxa"/>
+            <w:tcBorders>
+              <w:top w:val="single" w:sz="4" w:space="0" w:color="D9D9D9"/>
+              <w:left w:val="single" w:sz="4" w:space="0" w:color="D9D9D9"/>
+              <w:bottom w:val="single" w:sz="4" w:space="0" w:color="D9D9D9"/>
+              <w:right w:val="single" w:sz="4" w:space="0" w:color="D9D9D9"/>
+            </w:tcBorders>
+            <w:tcMar>
+              <w:top w:w="70" w:type="dxa"/>
+              <w:left w:w="90" w:type="dxa"/>
+              <w:bottom w:w="70" w:type="dxa"/>
+              <w:right w:w="90" w:type="dxa"/>
+            </w:tcMar>
+            <w:vAlign w:val="center"/>
+          </w:tcPr>
+          <w:p>
+            <w:pPr>
+              <w:spacing w:before="40" w:after="40" w:line="264" w:lineRule="auto"/>
+              <w:ind w:firstLine="0"/>
+              <w:jc w:val="left"/>
+            </w:pPr>
+            <w:r>
+              <w:rPr>
+                <w:sz w:val="24"/>
+              </w:rPr>
+              <w:t>Delivery</w:t>
+            </w:r>
+          </w:p>
+        </w:tc>
+        <w:tc>
+          <w:tcPr>
+            <w:tcW w:w="3742" w:type="dxa"/>
+            <w:tcBorders>
+              <w:top w:val="single" w:sz="4" w:space="0" w:color="D9D9D9"/>
+              <w:left w:val="single" w:sz="4" w:space="0" w:color="D9D9D9"/>
+              <w:bottom w:val="single" w:sz="4" w:space="0" w:color="D9D9D9"/>
+              <w:right w:val="single" w:sz="4" w:space="0" w:color="D9D9D9"/>
+            </w:tcBorders>
+            <w:tcMar>
+              <w:top w:w="70" w:type="dxa"/>
+              <w:left w:w="90" w:type="dxa"/>
+              <w:bottom w:w="70" w:type="dxa"/>
+              <w:right w:w="90" w:type="dxa"/>
+            </w:tcMar>
+            <w:vAlign w:val="center"/>
+          </w:tcPr>
+          <w:p>
+            <w:pPr>
+              <w:spacing w:before="40" w:after="40" w:line="264" w:lineRule="auto"/>
+              <w:ind w:firstLine="0"/>
+              <w:jc w:val="left"/>
+            </w:pPr>
+            <w:r>
+              <w:rPr>
+                <w:sz w:val="24"/>
+              </w:rPr>
+              <w:t>order_id, event_id, address, status, request_id</w:t>
+            </w:r>
+          </w:p>
+        </w:tc>
+        <w:tc>
+          <w:tcPr>
+            <w:tcW w:w="3742" w:type="dxa"/>
+            <w:tcBorders>
+              <w:top w:val="single" w:sz="4" w:space="0" w:color="D9D9D9"/>
+              <w:left w:val="single" w:sz="4" w:space="0" w:color="D9D9D9"/>
+              <w:bottom w:val="single" w:sz="4" w:space="0" w:color="D9D9D9"/>
+              <w:right w:val="single" w:sz="4" w:space="0" w:color="D9D9D9"/>
+            </w:tcBorders>
+            <w:tcMar>
+              <w:top w:w="70" w:type="dxa"/>
+              <w:left w:w="90" w:type="dxa"/>
+              <w:bottom w:w="70" w:type="dxa"/>
+              <w:right w:w="90" w:type="dxa"/>
+            </w:tcMar>
+            <w:vAlign w:val="center"/>
+          </w:tcPr>
+          <w:p>
+            <w:pPr>
+              <w:spacing w:before="40" w:after="40" w:line="264" w:lineRule="auto"/>
+              <w:ind w:firstLine="0"/>
+              <w:jc w:val="left"/>
+            </w:pPr>
+            <w:r>
+              <w:rPr>
+                <w:sz w:val="24"/>
+              </w:rPr>
+              <w:t>Delivery Service</w:t>
+            </w:r>
+          </w:p>
+        </w:tc>
+      </w:tr>
+      <w:tr>
+        <w:trPr>
+          <w:cantSplit/>
+          <w:jc w:val="center"/>
+        </w:trPr>
+        <w:tc>
+          <w:tcPr>
+            <w:tcW w:w="1871" w:type="dxa"/>
+            <w:tcBorders>
+              <w:top w:val="single" w:sz="4" w:space="0" w:color="D9D9D9"/>
+              <w:left w:val="single" w:sz="4" w:space="0" w:color="D9D9D9"/>
+              <w:bottom w:val="single" w:sz="4" w:space="0" w:color="D9D9D9"/>
+              <w:right w:val="single" w:sz="4" w:space="0" w:color="D9D9D9"/>
+            </w:tcBorders>
+            <w:tcMar>
+              <w:top w:w="70" w:type="dxa"/>
+              <w:left w:w="90" w:type="dxa"/>
+              <w:bottom w:w="70" w:type="dxa"/>
+              <w:right w:w="90" w:type="dxa"/>
+            </w:tcMar>
+            <w:vAlign w:val="center"/>
+          </w:tcPr>
+          <w:p>
+            <w:pPr>
+              <w:spacing w:before="40" w:after="40" w:line="264" w:lineRule="auto"/>
+              <w:ind w:firstLine="0"/>
+              <w:jc w:val="left"/>
+            </w:pPr>
+            <w:r>
+              <w:rPr>
+                <w:sz w:val="24"/>
+              </w:rPr>
+              <w:t>processed_events</w:t>
+            </w:r>
+          </w:p>
+        </w:tc>
+        <w:tc>
+          <w:tcPr>
+            <w:tcW w:w="3742" w:type="dxa"/>
+            <w:tcBorders>
+              <w:top w:val="single" w:sz="4" w:space="0" w:color="D9D9D9"/>
+              <w:left w:val="single" w:sz="4" w:space="0" w:color="D9D9D9"/>
+              <w:bottom w:val="single" w:sz="4" w:space="0" w:color="D9D9D9"/>
+              <w:right w:val="single" w:sz="4" w:space="0" w:color="D9D9D9"/>
+            </w:tcBorders>
+            <w:tcMar>
+              <w:top w:w="70" w:type="dxa"/>
+              <w:left w:w="90" w:type="dxa"/>
+              <w:bottom w:w="70" w:type="dxa"/>
+              <w:right w:w="90" w:type="dxa"/>
+            </w:tcMar>
+            <w:vAlign w:val="center"/>
+          </w:tcPr>
+          <w:p>
+            <w:pPr>
+              <w:spacing w:before="40" w:after="40" w:line="264" w:lineRule="auto"/>
+              <w:ind w:firstLine="0"/>
+              <w:jc w:val="left"/>
+            </w:pPr>
+            <w:r>
+              <w:rPr>
+                <w:sz w:val="24"/>
+              </w:rPr>
+              <w:t>event_id с уникальностью</w:t>
+            </w:r>
+          </w:p>
+        </w:tc>
+        <w:tc>
+          <w:tcPr>
+            <w:tcW w:w="3742" w:type="dxa"/>
+            <w:tcBorders>
+              <w:top w:val="single" w:sz="4" w:space="0" w:color="D9D9D9"/>
+              <w:left w:val="single" w:sz="4" w:space="0" w:color="D9D9D9"/>
+              <w:bottom w:val="single" w:sz="4" w:space="0" w:color="D9D9D9"/>
+              <w:right w:val="single" w:sz="4" w:space="0" w:color="D9D9D9"/>
+            </w:tcBorders>
+            <w:tcMar>
+              <w:top w:w="70" w:type="dxa"/>
+              <w:left w:w="90" w:type="dxa"/>
+              <w:bottom w:w="70" w:type="dxa"/>
+              <w:right w:w="90" w:type="dxa"/>
+            </w:tcMar>
+            <w:vAlign w:val="center"/>
+          </w:tcPr>
+          <w:p>
+            <w:pPr>
+              <w:spacing w:before="40" w:after="40" w:line="264" w:lineRule="auto"/>
+              <w:ind w:firstLine="0"/>
+              <w:jc w:val="left"/>
+            </w:pPr>
+            <w:r>
+              <w:rPr>
+                <w:sz w:val="24"/>
+              </w:rPr>
+              <w:t>Дедупликация потребителя</w:t>
+            </w:r>
+          </w:p>
+        </w:tc>
+      </w:tr>
+    </w:tbl>
+    <w:p/>
+    <w:p>
+      <w:pPr>
+        <w:pStyle w:val="aff9"/>
+      </w:pPr>
+      <w:r>
+        <w:t>Схема показывает только реализованные связи. Прямых подключений к чужим базам нет; внешний клиент использует Gateway. HTTP-передача статуса возвращает результат доставки в заказ.</w:t>
+      </w:r>
+    </w:p>
+    <w:p>
+      <w:pPr>
+        <w:keepNext/>
+        <w:spacing w:before="120" w:line="240" w:lineRule="auto"/>
+        <w:ind w:firstLine="0"/>
+        <w:jc w:val="center"/>
+      </w:pPr>
+      <w:r>
+        <w:rPr>
+          <w:noProof/>
+        </w:rPr>
+        <w:lastRenderedPageBreak/>
+        <w:drawing>
+          <wp:inline distT="0" distB="0" distL="0" distR="0">
+            <wp:extent cx="5940000" cy="4306500"/>
+            <wp:effectExtent l="0" t="0" r="0" b="0"/>
+            <wp:docPr id="3" name="Picture 3"/>
+            <wp:cNvGraphicFramePr>
+              <a:graphicFrameLocks xmlns:a="http://schemas.openxmlformats.org/drawingml/2006/main" noChangeAspect="1"/>
+            </wp:cNvGraphicFramePr>
+            <a:graphic xmlns:a="http://schemas.openxmlformats.org/drawingml/2006/main">
+              <a:graphicData uri="http://schemas.openxmlformats.org/drawingml/2006/picture">
+                <pic:pic xmlns:pic="http://schemas.openxmlformats.org/drawingml/2006/picture">
+                  <pic:nvPicPr>
+                    <pic:cNvPr id="0" name="architecture-08.png"/>
+                    <pic:cNvPicPr/>
+                  </pic:nvPicPr>
+                  <pic:blipFill>
+                    <a:blip r:embed="rId9"/>
+                    <a:stretch>
+                      <a:fillRect/>
+                    </a:stretch>
+                  </pic:blipFill>
+                  <pic:spPr>
+                    <a:xfrm>
+                      <a:off x="0" y="0"/>
+                      <a:ext cx="5940000" cy="4306500"/>
+                    </a:xfrm>
+                    <a:prstGeom prst="rect">
+                      <a:avLst/>
+                    </a:prstGeom>
+                  </pic:spPr>
+                </pic:pic>
+              </a:graphicData>
+            </a:graphic>
+          </wp:inline>
+        </w:drawing>
+      </w:r>
+    </w:p>
+    <w:p>
+      <w:pPr>
+        <w:pStyle w:val="affc"/>
+      </w:pPr>
+      <w:r>
+        <w:t>Рисунок 1 — Архитектура итоговой системы</w:t>
+      </w:r>
+    </w:p>
+    <w:p>
+      <w:pPr>
+        <w:pStyle w:val="affc"/>
+        <w:keepNext/>
+      </w:pPr>
+      <w:r>
+        <w:t>Таблица 3 — Интерфейс сервисов</w:t>
+      </w:r>
+    </w:p>
+    <w:tbl>
+      <w:tblPr>
+        <w:tblW w:w="0" w:type="auto"/>
+        <w:jc w:val="center"/>
+        <w:tblLayout w:type="fixed"/>
+        <w:tblLook w:val="04A0" w:firstRow="1" w:lastRow="0" w:firstColumn="1" w:lastColumn="0" w:noHBand="0" w:noVBand="1"/>
+      </w:tblPr>
+      <w:tblGrid>
+        <w:gridCol w:w="964"/>
+        <w:gridCol w:w="4819"/>
+        <w:gridCol w:w="3572"/>
+      </w:tblGrid>
+      <w:tr>
+        <w:trPr>
+          <w:cantSplit/>
+          <w:tblHeader/>
+          <w:jc w:val="center"/>
+        </w:trPr>
+        <w:tc>
+          <w:tcPr>
+            <w:tcW w:w="964" w:type="dxa"/>
+            <w:tcBorders>
+              <w:top w:val="single" w:sz="4" w:space="0" w:color="D9D9D9"/>
+              <w:left w:val="single" w:sz="4" w:space="0" w:color="D9D9D9"/>
+              <w:bottom w:val="single" w:sz="4" w:space="0" w:color="D9D9D9"/>
+              <w:right w:val="single" w:sz="4" w:space="0" w:color="D9D9D9"/>
+            </w:tcBorders>
+            <w:shd w:val="clear" w:color="auto" w:fill="EEEEEE"/>
+            <w:tcMar>
+              <w:top w:w="70" w:type="dxa"/>
+              <w:left w:w="90" w:type="dxa"/>
+              <w:bottom w:w="70" w:type="dxa"/>
+              <w:right w:w="90" w:type="dxa"/>
+            </w:tcMar>
+            <w:vAlign w:val="center"/>
+          </w:tcPr>
+          <w:p>
+            <w:pPr>
+              <w:spacing w:before="40" w:after="40" w:line="264" w:lineRule="auto"/>
+              <w:ind w:firstLine="0"/>
+              <w:jc w:val="left"/>
+            </w:pPr>
+            <w:r>
+              <w:rPr>
+                <w:b/>
+                <w:sz w:val="24"/>
+              </w:rPr>
+              <w:t>Метод</w:t>
+            </w:r>
+          </w:p>
+        </w:tc>
+        <w:tc>
+          <w:tcPr>
+            <w:tcW w:w="4819" w:type="dxa"/>
+            <w:tcBorders>
+              <w:top w:val="single" w:sz="4" w:space="0" w:color="D9D9D9"/>
+              <w:left w:val="single" w:sz="4" w:space="0" w:color="D9D9D9"/>
+              <w:bottom w:val="single" w:sz="4" w:space="0" w:color="D9D9D9"/>
+              <w:right w:val="single" w:sz="4" w:space="0" w:color="D9D9D9"/>
+            </w:tcBorders>
+            <w:shd w:val="clear" w:color="auto" w:fill="EEEEEE"/>
+            <w:tcMar>
+              <w:top w:w="70" w:type="dxa"/>
+              <w:left w:w="90" w:type="dxa"/>
+              <w:bottom w:w="70" w:type="dxa"/>
+              <w:right w:w="90" w:type="dxa"/>
+            </w:tcMar>
+            <w:vAlign w:val="center"/>
+          </w:tcPr>
+          <w:p>
+            <w:pPr>
+              <w:spacing w:before="40" w:after="40" w:line="264" w:lineRule="auto"/>
+              <w:ind w:firstLine="0"/>
+              <w:jc w:val="left"/>
+            </w:pPr>
+            <w:r>
+              <w:rPr>
+                <w:b/>
+                <w:sz w:val="24"/>
+              </w:rPr>
+              <w:t>Путь</w:t>
+            </w:r>
+          </w:p>
+        </w:tc>
+        <w:tc>
+          <w:tcPr>
+            <w:tcW w:w="3572" w:type="dxa"/>
+            <w:tcBorders>
+              <w:top w:val="single" w:sz="4" w:space="0" w:color="D9D9D9"/>
+              <w:left w:val="single" w:sz="4" w:space="0" w:color="D9D9D9"/>
+              <w:bottom w:val="single" w:sz="4" w:space="0" w:color="D9D9D9"/>
+              <w:right w:val="single" w:sz="4" w:space="0" w:color="D9D9D9"/>
+            </w:tcBorders>
+            <w:shd w:val="clear" w:color="auto" w:fill="EEEEEE"/>
+            <w:tcMar>
+              <w:top w:w="70" w:type="dxa"/>
+              <w:left w:w="90" w:type="dxa"/>
+              <w:bottom w:w="70" w:type="dxa"/>
+              <w:right w:w="90" w:type="dxa"/>
+            </w:tcMar>
+            <w:vAlign w:val="center"/>
+          </w:tcPr>
+          <w:p>
+            <w:pPr>
+              <w:spacing w:before="40" w:after="40" w:line="264" w:lineRule="auto"/>
+              <w:ind w:firstLine="0"/>
+              <w:jc w:val="left"/>
+            </w:pPr>
+            <w:r>
+              <w:rPr>
+                <w:b/>
+                <w:sz w:val="24"/>
+              </w:rPr>
+              <w:t>Результат</w:t>
+            </w:r>
+          </w:p>
+        </w:tc>
+      </w:tr>
+      <w:tr>
+        <w:trPr>
+          <w:cantSplit/>
+          <w:jc w:val="center"/>
+        </w:trPr>
+        <w:tc>
+          <w:tcPr>
+            <w:tcW w:w="964" w:type="dxa"/>
+            <w:tcBorders>
+              <w:top w:val="single" w:sz="4" w:space="0" w:color="D9D9D9"/>
+              <w:left w:val="single" w:sz="4" w:space="0" w:color="D9D9D9"/>
+              <w:bottom w:val="single" w:sz="4" w:space="0" w:color="D9D9D9"/>
+              <w:right w:val="single" w:sz="4" w:space="0" w:color="D9D9D9"/>
+            </w:tcBorders>
+            <w:tcMar>
+              <w:top w:w="70" w:type="dxa"/>
+              <w:left w:w="90" w:type="dxa"/>
+              <w:bottom w:w="70" w:type="dxa"/>
+              <w:right w:w="90" w:type="dxa"/>
+            </w:tcMar>
+            <w:vAlign w:val="center"/>
+          </w:tcPr>
+          <w:p>
+            <w:pPr>
+              <w:spacing w:before="40" w:after="40" w:line="264" w:lineRule="auto"/>
+              <w:ind w:firstLine="0"/>
+              <w:jc w:val="left"/>
+            </w:pPr>
+            <w:r>
+              <w:rPr>
+                <w:sz w:val="24"/>
+              </w:rPr>
+              <w:t>GET</w:t>
+            </w:r>
+          </w:p>
+        </w:tc>
+        <w:tc>
+          <w:tcPr>
+            <w:tcW w:w="4819" w:type="dxa"/>
+            <w:tcBorders>
+              <w:top w:val="single" w:sz="4" w:space="0" w:color="D9D9D9"/>
+              <w:left w:val="single" w:sz="4" w:space="0" w:color="D9D9D9"/>
+              <w:bottom w:val="single" w:sz="4" w:space="0" w:color="D9D9D9"/>
+              <w:right w:val="single" w:sz="4" w:space="0" w:color="D9D9D9"/>
+            </w:tcBorders>
+            <w:tcMar>
+              <w:top w:w="70" w:type="dxa"/>
+              <w:left w:w="90" w:type="dxa"/>
+              <w:bottom w:w="70" w:type="dxa"/>
+              <w:right w:w="90" w:type="dxa"/>
+            </w:tcMar>
+            <w:vAlign w:val="center"/>
+          </w:tcPr>
+          <w:p>
+            <w:pPr>
+              <w:spacing w:before="40" w:after="40" w:line="264" w:lineRule="auto"/>
+              <w:ind w:firstLine="0"/>
+              <w:jc w:val="left"/>
+            </w:pPr>
+            <w:r>
+              <w:rPr>
+                <w:sz w:val="24"/>
+              </w:rPr>
+              <w:t>/api/suppliers/products/{id}</w:t>
+            </w:r>
+          </w:p>
+        </w:tc>
+        <w:tc>
+          <w:tcPr>
+            <w:tcW w:w="3572" w:type="dxa"/>
+            <w:tcBorders>
+              <w:top w:val="single" w:sz="4" w:space="0" w:color="D9D9D9"/>
+              <w:left w:val="single" w:sz="4" w:space="0" w:color="D9D9D9"/>
+              <w:bottom w:val="single" w:sz="4" w:space="0" w:color="D9D9D9"/>
+              <w:right w:val="single" w:sz="4" w:space="0" w:color="D9D9D9"/>
+            </w:tcBorders>
+            <w:tcMar>
+              <w:top w:w="70" w:type="dxa"/>
+              <w:left w:w="90" w:type="dxa"/>
+              <w:bottom w:w="70" w:type="dxa"/>
+              <w:right w:w="90" w:type="dxa"/>
+            </w:tcMar>
+            <w:vAlign w:val="center"/>
+          </w:tcPr>
+          <w:p>
+            <w:pPr>
+              <w:spacing w:before="40" w:after="40" w:line="264" w:lineRule="auto"/>
+              <w:ind w:firstLine="0"/>
+              <w:jc w:val="left"/>
+            </w:pPr>
+            <w:r>
+              <w:rPr>
+                <w:sz w:val="24"/>
+              </w:rPr>
+              <w:t>Проверка товара</w:t>
+            </w:r>
+          </w:p>
+        </w:tc>
+      </w:tr>
+      <w:tr>
+        <w:trPr>
+          <w:cantSplit/>
+          <w:jc w:val="center"/>
+        </w:trPr>
+        <w:tc>
+          <w:tcPr>
+            <w:tcW w:w="964" w:type="dxa"/>
+            <w:tcBorders>
+              <w:top w:val="single" w:sz="4" w:space="0" w:color="D9D9D9"/>
+              <w:left w:val="single" w:sz="4" w:space="0" w:color="D9D9D9"/>
+              <w:bottom w:val="single" w:sz="4" w:space="0" w:color="D9D9D9"/>
+              <w:right w:val="single" w:sz="4" w:space="0" w:color="D9D9D9"/>
+            </w:tcBorders>
+            <w:tcMar>
+              <w:top w:w="70" w:type="dxa"/>
+              <w:left w:w="90" w:type="dxa"/>
+              <w:bottom w:w="70" w:type="dxa"/>
+              <w:right w:w="90" w:type="dxa"/>
+            </w:tcMar>
+            <w:vAlign w:val="center"/>
+          </w:tcPr>
+          <w:p>
+            <w:pPr>
+              <w:spacing w:before="40" w:after="40" w:line="264" w:lineRule="auto"/>
+              <w:ind w:firstLine="0"/>
+              <w:jc w:val="left"/>
+            </w:pPr>
+            <w:r>
+              <w:rPr>
+                <w:sz w:val="24"/>
+              </w:rPr>
+              <w:t>POST</w:t>
+            </w:r>
+          </w:p>
+        </w:tc>
+        <w:tc>
+          <w:tcPr>
+            <w:tcW w:w="4819" w:type="dxa"/>
+            <w:tcBorders>
+              <w:top w:val="single" w:sz="4" w:space="0" w:color="D9D9D9"/>
+              <w:left w:val="single" w:sz="4" w:space="0" w:color="D9D9D9"/>
+              <w:bottom w:val="single" w:sz="4" w:space="0" w:color="D9D9D9"/>
+              <w:right w:val="single" w:sz="4" w:space="0" w:color="D9D9D9"/>
+            </w:tcBorders>
+            <w:tcMar>
+              <w:top w:w="70" w:type="dxa"/>
+              <w:left w:w="90" w:type="dxa"/>
+              <w:bottom w:w="70" w:type="dxa"/>
+              <w:right w:w="90" w:type="dxa"/>
+            </w:tcMar>
+            <w:vAlign w:val="center"/>
+          </w:tcPr>
+          <w:p>
+            <w:pPr>
+              <w:spacing w:before="40" w:after="40" w:line="264" w:lineRule="auto"/>
+              <w:ind w:firstLine="0"/>
+              <w:jc w:val="left"/>
+            </w:pPr>
+            <w:r>
+              <w:rPr>
+                <w:sz w:val="24"/>
+              </w:rPr>
+              <w:t>/api/orders</w:t>
+            </w:r>
+          </w:p>
+        </w:tc>
+        <w:tc>
+          <w:tcPr>
+            <w:tcW w:w="3572" w:type="dxa"/>
+            <w:tcBorders>
+              <w:top w:val="single" w:sz="4" w:space="0" w:color="D9D9D9"/>
+              <w:left w:val="single" w:sz="4" w:space="0" w:color="D9D9D9"/>
+              <w:bottom w:val="single" w:sz="4" w:space="0" w:color="D9D9D9"/>
+              <w:right w:val="single" w:sz="4" w:space="0" w:color="D9D9D9"/>
+            </w:tcBorders>
+            <w:tcMar>
+              <w:top w:w="70" w:type="dxa"/>
+              <w:left w:w="90" w:type="dxa"/>
+              <w:bottom w:w="70" w:type="dxa"/>
+              <w:right w:w="90" w:type="dxa"/>
+            </w:tcMar>
+            <w:vAlign w:val="center"/>
+          </w:tcPr>
+          <w:p>
+            <w:pPr>
+              <w:spacing w:before="40" w:after="40" w:line="264" w:lineRule="auto"/>
+              <w:ind w:firstLine="0"/>
+              <w:jc w:val="left"/>
+            </w:pPr>
+            <w:r>
+              <w:rPr>
+                <w:sz w:val="24"/>
+              </w:rPr>
+              <w:t>Создание и outbox</w:t>
+            </w:r>
+          </w:p>
+        </w:tc>
+      </w:tr>
+      <w:tr>
+        <w:trPr>
+          <w:cantSplit/>
+          <w:jc w:val="center"/>
+        </w:trPr>
+        <w:tc>
+          <w:tcPr>
+            <w:tcW w:w="964" w:type="dxa"/>
+            <w:tcBorders>
+              <w:top w:val="single" w:sz="4" w:space="0" w:color="D9D9D9"/>
+              <w:left w:val="single" w:sz="4" w:space="0" w:color="D9D9D9"/>
+              <w:bottom w:val="single" w:sz="4" w:space="0" w:color="D9D9D9"/>
+              <w:right w:val="single" w:sz="4" w:space="0" w:color="D9D9D9"/>
+            </w:tcBorders>
+            <w:tcMar>
+              <w:top w:w="70" w:type="dxa"/>
+              <w:left w:w="90" w:type="dxa"/>
+              <w:bottom w:w="70" w:type="dxa"/>
+              <w:right w:w="90" w:type="dxa"/>
+            </w:tcMar>
+            <w:vAlign w:val="center"/>
+          </w:tcPr>
+          <w:p>
+            <w:pPr>
+              <w:spacing w:before="40" w:after="40" w:line="264" w:lineRule="auto"/>
+              <w:ind w:firstLine="0"/>
+              <w:jc w:val="left"/>
+            </w:pPr>
+            <w:r>
+              <w:rPr>
+                <w:sz w:val="24"/>
+              </w:rPr>
+              <w:t>GET</w:t>
+            </w:r>
+          </w:p>
+        </w:tc>
+        <w:tc>
+          <w:tcPr>
+            <w:tcW w:w="4819" w:type="dxa"/>
+            <w:tcBorders>
+              <w:top w:val="single" w:sz="4" w:space="0" w:color="D9D9D9"/>
+              <w:left w:val="single" w:sz="4" w:space="0" w:color="D9D9D9"/>
+              <w:bottom w:val="single" w:sz="4" w:space="0" w:color="D9D9D9"/>
+              <w:right w:val="single" w:sz="4" w:space="0" w:color="D9D9D9"/>
+            </w:tcBorders>
+            <w:tcMar>
+              <w:top w:w="70" w:type="dxa"/>
+              <w:left w:w="90" w:type="dxa"/>
+              <w:bottom w:w="70" w:type="dxa"/>
+              <w:right w:w="90" w:type="dxa"/>
+            </w:tcMar>
+            <w:vAlign w:val="center"/>
+          </w:tcPr>
+          <w:p>
+            <w:pPr>
+              <w:spacing w:before="40" w:after="40" w:line="264" w:lineRule="auto"/>
+              <w:ind w:firstLine="0"/>
+              <w:jc w:val="left"/>
+            </w:pPr>
+            <w:r>
+              <w:rPr>
+                <w:sz w:val="24"/>
+              </w:rPr>
+              <w:t>/api/orders/{id}</w:t>
+            </w:r>
+          </w:p>
+        </w:tc>
+        <w:tc>
+          <w:tcPr>
+            <w:tcW w:w="3572" w:type="dxa"/>
+            <w:tcBorders>
+              <w:top w:val="single" w:sz="4" w:space="0" w:color="D9D9D9"/>
+              <w:left w:val="single" w:sz="4" w:space="0" w:color="D9D9D9"/>
+              <w:bottom w:val="single" w:sz="4" w:space="0" w:color="D9D9D9"/>
+              <w:right w:val="single" w:sz="4" w:space="0" w:color="D9D9D9"/>
+            </w:tcBorders>
+            <w:tcMar>
+              <w:top w:w="70" w:type="dxa"/>
+              <w:left w:w="90" w:type="dxa"/>
+              <w:bottom w:w="70" w:type="dxa"/>
+              <w:right w:w="90" w:type="dxa"/>
+            </w:tcMar>
+            <w:vAlign w:val="center"/>
+          </w:tcPr>
+          <w:p>
+            <w:pPr>
+              <w:spacing w:before="40" w:after="40" w:line="264" w:lineRule="auto"/>
+              <w:ind w:firstLine="0"/>
+              <w:jc w:val="left"/>
+            </w:pPr>
+            <w:r>
+              <w:rPr>
+                <w:sz w:val="24"/>
+              </w:rPr>
+              <w:t>Один заказ</w:t>
+            </w:r>
+          </w:p>
+        </w:tc>
+      </w:tr>
+      <w:tr>
+        <w:trPr>
+          <w:cantSplit/>
+          <w:jc w:val="center"/>
+        </w:trPr>
+        <w:tc>
+          <w:tcPr>
+            <w:tcW w:w="964" w:type="dxa"/>
+            <w:tcBorders>
+              <w:top w:val="single" w:sz="4" w:space="0" w:color="D9D9D9"/>
+              <w:left w:val="single" w:sz="4" w:space="0" w:color="D9D9D9"/>
+              <w:bottom w:val="single" w:sz="4" w:space="0" w:color="D9D9D9"/>
+              <w:right w:val="single" w:sz="4" w:space="0" w:color="D9D9D9"/>
+            </w:tcBorders>
+            <w:tcMar>
+              <w:top w:w="70" w:type="dxa"/>
+              <w:left w:w="90" w:type="dxa"/>
+              <w:bottom w:w="70" w:type="dxa"/>
+              <w:right w:w="90" w:type="dxa"/>
+            </w:tcMar>
+            <w:vAlign w:val="center"/>
+          </w:tcPr>
+          <w:p>
+            <w:pPr>
+              <w:spacing w:before="40" w:after="40" w:line="264" w:lineRule="auto"/>
+              <w:ind w:firstLine="0"/>
+              <w:jc w:val="left"/>
+            </w:pPr>
+            <w:r>
+              <w:rPr>
+                <w:sz w:val="24"/>
+              </w:rPr>
+              <w:t>GET</w:t>
+            </w:r>
+          </w:p>
+        </w:tc>
+        <w:tc>
+          <w:tcPr>
+            <w:tcW w:w="4819" w:type="dxa"/>
+            <w:tcBorders>
+              <w:top w:val="single" w:sz="4" w:space="0" w:color="D9D9D9"/>
+              <w:left w:val="single" w:sz="4" w:space="0" w:color="D9D9D9"/>
+              <w:bottom w:val="single" w:sz="4" w:space="0" w:color="D9D9D9"/>
+              <w:right w:val="single" w:sz="4" w:space="0" w:color="D9D9D9"/>
+            </w:tcBorders>
+            <w:tcMar>
+              <w:top w:w="70" w:type="dxa"/>
+              <w:left w:w="90" w:type="dxa"/>
+              <w:bottom w:w="70" w:type="dxa"/>
+              <w:right w:w="90" w:type="dxa"/>
+            </w:tcMar>
+            <w:vAlign w:val="center"/>
+          </w:tcPr>
+          <w:p>
+            <w:pPr>
+              <w:spacing w:before="40" w:after="40" w:line="264" w:lineRule="auto"/>
+              <w:ind w:firstLine="0"/>
+              <w:jc w:val="left"/>
+            </w:pPr>
+            <w:r>
+              <w:rPr>
+                <w:sz w:val="24"/>
+              </w:rPr>
+              <w:t>/api/orders/{id}/events</w:t>
+            </w:r>
+          </w:p>
+        </w:tc>
+        <w:tc>
+          <w:tcPr>
+            <w:tcW w:w="3572" w:type="dxa"/>
+            <w:tcBorders>
+              <w:top w:val="single" w:sz="4" w:space="0" w:color="D9D9D9"/>
+              <w:left w:val="single" w:sz="4" w:space="0" w:color="D9D9D9"/>
+              <w:bottom w:val="single" w:sz="4" w:space="0" w:color="D9D9D9"/>
+              <w:right w:val="single" w:sz="4" w:space="0" w:color="D9D9D9"/>
+            </w:tcBorders>
+            <w:tcMar>
+              <w:top w:w="70" w:type="dxa"/>
+              <w:left w:w="90" w:type="dxa"/>
+              <w:bottom w:w="70" w:type="dxa"/>
+              <w:right w:w="90" w:type="dxa"/>
+            </w:tcMar>
+            <w:vAlign w:val="center"/>
+          </w:tcPr>
+          <w:p>
+            <w:pPr>
+              <w:spacing w:before="40" w:after="40" w:line="264" w:lineRule="auto"/>
+              <w:ind w:firstLine="0"/>
+              <w:jc w:val="left"/>
+            </w:pPr>
+            <w:r>
+              <w:rPr>
+                <w:sz w:val="24"/>
+              </w:rPr>
+              <w:t>Поток order-status</w:t>
+            </w:r>
+          </w:p>
+        </w:tc>
+      </w:tr>
+      <w:tr>
+        <w:trPr>
+          <w:cantSplit/>
+          <w:jc w:val="center"/>
+        </w:trPr>
+        <w:tc>
+          <w:tcPr>
+            <w:tcW w:w="964" w:type="dxa"/>
+            <w:tcBorders>
+              <w:top w:val="single" w:sz="4" w:space="0" w:color="D9D9D9"/>
+              <w:left w:val="single" w:sz="4" w:space="0" w:color="D9D9D9"/>
+              <w:bottom w:val="single" w:sz="4" w:space="0" w:color="D9D9D9"/>
+              <w:right w:val="single" w:sz="4" w:space="0" w:color="D9D9D9"/>
+            </w:tcBorders>
+            <w:tcMar>
+              <w:top w:w="70" w:type="dxa"/>
+              <w:left w:w="90" w:type="dxa"/>
+              <w:bottom w:w="70" w:type="dxa"/>
+              <w:right w:w="90" w:type="dxa"/>
+            </w:tcMar>
+            <w:vAlign w:val="center"/>
+          </w:tcPr>
+          <w:p>
+            <w:pPr>
+              <w:spacing w:before="40" w:after="40" w:line="264" w:lineRule="auto"/>
+              <w:ind w:firstLine="0"/>
+              <w:jc w:val="left"/>
+            </w:pPr>
+            <w:r>
+              <w:rPr>
+                <w:sz w:val="24"/>
+              </w:rPr>
+              <w:t>PUT</w:t>
+            </w:r>
+          </w:p>
+        </w:tc>
+        <w:tc>
+          <w:tcPr>
+            <w:tcW w:w="4819" w:type="dxa"/>
+            <w:tcBorders>
+              <w:top w:val="single" w:sz="4" w:space="0" w:color="D9D9D9"/>
+              <w:left w:val="single" w:sz="4" w:space="0" w:color="D9D9D9"/>
+              <w:bottom w:val="single" w:sz="4" w:space="0" w:color="D9D9D9"/>
+              <w:right w:val="single" w:sz="4" w:space="0" w:color="D9D9D9"/>
+            </w:tcBorders>
+            <w:tcMar>
+              <w:top w:w="70" w:type="dxa"/>
+              <w:left w:w="90" w:type="dxa"/>
+              <w:bottom w:w="70" w:type="dxa"/>
+              <w:right w:w="90" w:type="dxa"/>
+            </w:tcMar>
+            <w:vAlign w:val="center"/>
+          </w:tcPr>
+          <w:p>
+            <w:pPr>
+              <w:spacing w:before="40" w:after="40" w:line="264" w:lineRule="auto"/>
+              <w:ind w:firstLine="0"/>
+              <w:jc w:val="left"/>
+            </w:pPr>
+            <w:r>
+              <w:rPr>
+                <w:sz w:val="24"/>
+              </w:rPr>
+              <w:t>/api/orders/{id}/status</w:t>
+            </w:r>
+          </w:p>
+        </w:tc>
+        <w:tc>
+          <w:tcPr>
+            <w:tcW w:w="3572" w:type="dxa"/>
+            <w:tcBorders>
+              <w:top w:val="single" w:sz="4" w:space="0" w:color="D9D9D9"/>
+              <w:left w:val="single" w:sz="4" w:space="0" w:color="D9D9D9"/>
+              <w:bottom w:val="single" w:sz="4" w:space="0" w:color="D9D9D9"/>
+              <w:right w:val="single" w:sz="4" w:space="0" w:color="D9D9D9"/>
+            </w:tcBorders>
+            <w:tcMar>
+              <w:top w:w="70" w:type="dxa"/>
+              <w:left w:w="90" w:type="dxa"/>
+              <w:bottom w:w="70" w:type="dxa"/>
+              <w:right w:w="90" w:type="dxa"/>
+            </w:tcMar>
+            <w:vAlign w:val="center"/>
+          </w:tcPr>
+          <w:p>
+            <w:pPr>
+              <w:spacing w:before="40" w:after="40" w:line="264" w:lineRule="auto"/>
+              <w:ind w:firstLine="0"/>
+              <w:jc w:val="left"/>
+            </w:pPr>
+            <w:r>
+              <w:rPr>
+                <w:sz w:val="24"/>
+              </w:rPr>
+              <w:t>Внутренняя синхронизация</w:t>
+            </w:r>
+          </w:p>
+        </w:tc>
+      </w:tr>
+      <w:tr>
+        <w:trPr>
+          <w:cantSplit/>
+          <w:jc w:val="center"/>
+        </w:trPr>
+        <w:tc>
+          <w:tcPr>
+            <w:tcW w:w="964" w:type="dxa"/>
+            <w:tcBorders>
+              <w:top w:val="single" w:sz="4" w:space="0" w:color="D9D9D9"/>
+              <w:left w:val="single" w:sz="4" w:space="0" w:color="D9D9D9"/>
+              <w:bottom w:val="single" w:sz="4" w:space="0" w:color="D9D9D9"/>
+              <w:right w:val="single" w:sz="4" w:space="0" w:color="D9D9D9"/>
+            </w:tcBorders>
+            <w:tcMar>
+              <w:top w:w="70" w:type="dxa"/>
+              <w:left w:w="90" w:type="dxa"/>
+              <w:bottom w:w="70" w:type="dxa"/>
+              <w:right w:w="90" w:type="dxa"/>
+            </w:tcMar>
+            <w:vAlign w:val="center"/>
+          </w:tcPr>
+          <w:p>
+            <w:pPr>
+              <w:spacing w:before="40" w:after="40" w:line="264" w:lineRule="auto"/>
+              <w:ind w:firstLine="0"/>
+              <w:jc w:val="left"/>
+            </w:pPr>
+            <w:r>
+              <w:rPr>
+                <w:sz w:val="24"/>
+              </w:rPr>
+              <w:t>GET</w:t>
+            </w:r>
+          </w:p>
+        </w:tc>
+        <w:tc>
+          <w:tcPr>
+            <w:tcW w:w="4819" w:type="dxa"/>
+            <w:tcBorders>
+              <w:top w:val="single" w:sz="4" w:space="0" w:color="D9D9D9"/>
+              <w:left w:val="single" w:sz="4" w:space="0" w:color="D9D9D9"/>
+              <w:bottom w:val="single" w:sz="4" w:space="0" w:color="D9D9D9"/>
+              <w:right w:val="single" w:sz="4" w:space="0" w:color="D9D9D9"/>
+            </w:tcBorders>
+            <w:tcMar>
+              <w:top w:w="70" w:type="dxa"/>
+              <w:left w:w="90" w:type="dxa"/>
+              <w:bottom w:w="70" w:type="dxa"/>
+              <w:right w:w="90" w:type="dxa"/>
+            </w:tcMar>
+            <w:vAlign w:val="center"/>
+          </w:tcPr>
+          <w:p>
+            <w:pPr>
+              <w:spacing w:before="40" w:after="40" w:line="264" w:lineRule="auto"/>
+              <w:ind w:firstLine="0"/>
+              <w:jc w:val="left"/>
+            </w:pPr>
+            <w:r>
+              <w:rPr>
+                <w:sz w:val="24"/>
+              </w:rPr>
+              <w:t>/api/deliveries</w:t>
+            </w:r>
+          </w:p>
+        </w:tc>
+        <w:tc>
+          <w:tcPr>
+            <w:tcW w:w="3572" w:type="dxa"/>
+            <w:tcBorders>
+              <w:top w:val="single" w:sz="4" w:space="0" w:color="D9D9D9"/>
+              <w:left w:val="single" w:sz="4" w:space="0" w:color="D9D9D9"/>
+              <w:bottom w:val="single" w:sz="4" w:space="0" w:color="D9D9D9"/>
+              <w:right w:val="single" w:sz="4" w:space="0" w:color="D9D9D9"/>
+            </w:tcBorders>
+            <w:tcMar>
+              <w:top w:w="70" w:type="dxa"/>
+              <w:left w:w="90" w:type="dxa"/>
+              <w:bottom w:w="70" w:type="dxa"/>
+              <w:right w:w="90" w:type="dxa"/>
+            </w:tcMar>
+            <w:vAlign w:val="center"/>
+          </w:tcPr>
+          <w:p>
+            <w:pPr>
+              <w:spacing w:before="40" w:after="40" w:line="264" w:lineRule="auto"/>
+              <w:ind w:firstLine="0"/>
+              <w:jc w:val="left"/>
+            </w:pPr>
+            <w:r>
+              <w:rPr>
+                <w:sz w:val="24"/>
+              </w:rPr>
+              <w:t>Список доставок</w:t>
+            </w:r>
+          </w:p>
+        </w:tc>
+      </w:tr>
+      <w:tr>
+        <w:trPr>
+          <w:cantSplit/>
+          <w:jc w:val="center"/>
+        </w:trPr>
+        <w:tc>
+          <w:tcPr>
+            <w:tcW w:w="964" w:type="dxa"/>
+            <w:tcBorders>
+              <w:top w:val="single" w:sz="4" w:space="0" w:color="D9D9D9"/>
+              <w:left w:val="single" w:sz="4" w:space="0" w:color="D9D9D9"/>
+              <w:bottom w:val="single" w:sz="4" w:space="0" w:color="D9D9D9"/>
+              <w:right w:val="single" w:sz="4" w:space="0" w:color="D9D9D9"/>
+            </w:tcBorders>
+            <w:tcMar>
+              <w:top w:w="70" w:type="dxa"/>
+              <w:left w:w="90" w:type="dxa"/>
+              <w:bottom w:w="70" w:type="dxa"/>
+              <w:right w:w="90" w:type="dxa"/>
+            </w:tcMar>
+            <w:vAlign w:val="center"/>
+          </w:tcPr>
+          <w:p>
+            <w:pPr>
+              <w:spacing w:before="40" w:after="40" w:line="264" w:lineRule="auto"/>
+              <w:ind w:firstLine="0"/>
+              <w:jc w:val="left"/>
+            </w:pPr>
+            <w:r>
+              <w:rPr>
+                <w:sz w:val="24"/>
+              </w:rPr>
+              <w:t>PUT</w:t>
+            </w:r>
+          </w:p>
+        </w:tc>
+        <w:tc>
+          <w:tcPr>
+            <w:tcW w:w="4819" w:type="dxa"/>
+            <w:tcBorders>
+              <w:top w:val="single" w:sz="4" w:space="0" w:color="D9D9D9"/>
+              <w:left w:val="single" w:sz="4" w:space="0" w:color="D9D9D9"/>
+              <w:bottom w:val="single" w:sz="4" w:space="0" w:color="D9D9D9"/>
+              <w:right w:val="single" w:sz="4" w:space="0" w:color="D9D9D9"/>
+            </w:tcBorders>
+            <w:tcMar>
+              <w:top w:w="70" w:type="dxa"/>
+              <w:left w:w="90" w:type="dxa"/>
+              <w:bottom w:w="70" w:type="dxa"/>
+              <w:right w:w="90" w:type="dxa"/>
+            </w:tcMar>
+            <w:vAlign w:val="center"/>
+          </w:tcPr>
+          <w:p>
+            <w:pPr>
+              <w:spacing w:before="40" w:after="40" w:line="264" w:lineRule="auto"/>
+              <w:ind w:firstLine="0"/>
+              <w:jc w:val="left"/>
+            </w:pPr>
+            <w:r>
+              <w:rPr>
+                <w:sz w:val="24"/>
+              </w:rPr>
+              <w:t>/api/deliveries/{orderId}/status</w:t>
+            </w:r>
+          </w:p>
+        </w:tc>
+        <w:tc>
+          <w:tcPr>
+            <w:tcW w:w="3572" w:type="dxa"/>
+            <w:tcBorders>
+              <w:top w:val="single" w:sz="4" w:space="0" w:color="D9D9D9"/>
+              <w:left w:val="single" w:sz="4" w:space="0" w:color="D9D9D9"/>
+              <w:bottom w:val="single" w:sz="4" w:space="0" w:color="D9D9D9"/>
+              <w:right w:val="single" w:sz="4" w:space="0" w:color="D9D9D9"/>
+            </w:tcBorders>
+            <w:tcMar>
+              <w:top w:w="70" w:type="dxa"/>
+              <w:left w:w="90" w:type="dxa"/>
+              <w:bottom w:w="70" w:type="dxa"/>
+              <w:right w:w="90" w:type="dxa"/>
+            </w:tcMar>
+            <w:vAlign w:val="center"/>
+          </w:tcPr>
+          <w:p>
+            <w:pPr>
+              <w:spacing w:before="40" w:after="40" w:line="264" w:lineRule="auto"/>
+              <w:ind w:firstLine="0"/>
+              <w:jc w:val="left"/>
+            </w:pPr>
+            <w:r>
+              <w:rPr>
+                <w:sz w:val="24"/>
+              </w:rPr>
+              <w:t>Смена состояния доставки</w:t>
+            </w:r>
+          </w:p>
+        </w:tc>
+      </w:tr>
+    </w:tbl>
+    <w:p/>
+    <w:p>
+      <w:pPr>
+        <w:pStyle w:val="21"/>
+      </w:pPr>
+      <w:bookmarkStart w:id="11" w:name="_Toc242052498"/>
+      <w:r>
+        <w:lastRenderedPageBreak/>
+        <w:t>2.2 Сервисы хранилища и API Gateway</w:t>
+      </w:r>
+      <w:bookmarkEnd w:id="11"/>
+    </w:p>
+    <w:p>
+      <w:pPr>
+        <w:pStyle w:val="aff9"/>
+      </w:pPr>
+      <w:r>
+        <w:t>SupplierApplication предоставляет GET /api/suppliers и GET /api/suppliers/products/{id}. Таблица products хранит ID, SUPPLIER_ID, NAME, PRICE и QUANTITY. Начальный SSD 1TB имеет цену 7900 и остаток 8, Monitor 27 — цену 21900 и остаток 4. При отсутствии товара Supplier возвращает 404.</w:t>
+      </w:r>
+    </w:p>
+    <w:p>
+      <w:pPr>
+        <w:pStyle w:val="aff9"/>
+      </w:pPr>
+      <w:r>
+        <w:t>OrderApplication предоставляет список, создание, чтение, изменение состояния и поток /api/orders/{id}/events. Таблица orders хранит UUID заказа, товар, количество, адрес, сумму, статус, request_id и created_at. В той же базе outbox содержит поля события и признак sent. DeliveryApplication хранит deliveries и processed_events в собственной H2. Уникальность order_id и event_id ограничивает повторные бизнес-эффекты.</w:t>
+      </w:r>
+    </w:p>
+    <w:p>
+      <w:pPr>
+        <w:pStyle w:val="aff9"/>
+      </w:pPr>
+      <w:r>
+        <w:t>Gateway маршрутизирует /api/{service}/** по словарю suppliers, orders и deliveries. Базовые адреса приходят из окружения. Он передаёт метод, тело, параметры запроса, Content-Type, Accept и X-Request-ID; код ответа и поток байтов возвращаются внешнему клиенту. Только Gateway публикует 127.0.0.1:8188. Внутренние API и RabbitMQ не имеют внешнего порта в Compose.</w:t>
+      </w:r>
+    </w:p>
+    <w:p>
+      <w:pPr>
+        <w:pStyle w:val="aff9"/>
+      </w:pPr>
+      <w:r>
+        <w:t>Отдельный Traefik в итоговой практике не добавлен: условие разрешает его повторное использование, но не делает обязательным. Роль единой точки входа выполняет API Gateway. Его реализация собственная на WebFlux, без заявления об использовании Spring Cloud Gateway, которого нет в pom.xml.</w:t>
+      </w:r>
+    </w:p>
+    <w:p>
+      <w:pPr>
+        <w:pStyle w:val="21"/>
+      </w:pPr>
+      <w:bookmarkStart w:id="12" w:name="_Toc242052499"/>
+      <w:r>
+        <w:t>2.3 Создание заказа и синхронный WebClient</w:t>
+      </w:r>
+      <w:bookmarkEnd w:id="12"/>
+    </w:p>
+    <w:p>
+      <w:pPr>
+        <w:pStyle w:val="aff9"/>
+      </w:pPr>
+      <w:r>
+        <w:t xml:space="preserve">POST /api/orders принимает productId, quantity и address. Положительность идентификатора и количества и непустой адрес проверяются до запроса Supplier. WebClient вызывает /api/suppliers/products/{id} с тем же X-Request-ID. Если QUANTITY меньше </w:t>
+      </w:r>
+      <w:r>
+        <w:lastRenderedPageBreak/>
+        <w:t>запрошенного, Order отвечает 409 Insufficient stock. Сумма рассчитывается BigDecimal как PRICE × quantity.</w:t>
+      </w:r>
+    </w:p>
+    <w:p>
+      <w:pPr>
+        <w:pStyle w:val="aff9"/>
+      </w:pPr>
+      <w:r>
+        <w:t>Успешная проверка создаёт два UUID: orderId для бизнес-объекта и eventId для сообщения. TransactionTemplate сохраняет orders и outbox одной транзакцией. Это означает, что сбой INSERT outbox откатывает и заказ. Ответ POST с 201 подтверждает локальное создание, а не мгновенное завершение доставки.</w:t>
+      </w:r>
+    </w:p>
+    <w:p>
+      <w:pPr>
+        <w:pStyle w:val="aff9"/>
+      </w:pPr>
+      <w:r>
+        <w:t>Каталог в учебном сценарии используется для проверки наличия. Резервирование и уменьшение остатка Supplier не реализованы. Поэтому повторные заказы не моделируют полноценное складское списание. Для выполнения задания достаточно проверки доступности; при расширении предметной области потребуется отдельный контракт резерва и компенсации.</w:t>
+      </w:r>
+    </w:p>
+    <w:p>
+      <w:pPr>
+        <w:pStyle w:val="21"/>
+      </w:pPr>
+      <w:bookmarkStart w:id="13" w:name="_Toc242052500"/>
+      <w:r>
+        <w:t>2.4 Публикация и обработка OrderCreated</w:t>
+      </w:r>
+      <w:bookmarkEnd w:id="13"/>
+    </w:p>
+    <w:p>
+      <w:pPr>
+        <w:pStyle w:val="aff9"/>
+      </w:pPr>
+      <w:r>
+        <w:t>publishOutbox запускается каждые 750 мс и выбирает записи sent=false. ObjectMapper сериализует OrderEvent. convertAndSend использует стандартный exchange с routing key order.created, затем обновляет sent. При исключении запись остаётся для следующей попытки, обработчик выводит OUTBOX RETRY и прекращает текущий проход.</w:t>
+      </w:r>
+    </w:p>
+    <w:p>
+      <w:pPr>
+        <w:pStyle w:val="aff9"/>
+      </w:pPr>
+      <w:r>
+        <w:t>Delivery принимает JSON и разбирает OrderEvent. В одной транзакции сначала вставляется eventId в processed_events, затем доставка CREATED. Если создание доставки не завершится, отметка обработки тоже откатится. Потребитель не должен пометить событие обработанным до успешного бизнес-действия в отдельной транзакции, иначе повторное получение не смогло бы восстановить пропущенную доставку.</w:t>
+      </w:r>
+    </w:p>
+    <w:p>
+      <w:pPr>
+        <w:pStyle w:val="aff9"/>
+      </w:pPr>
+      <w:r>
+        <w:t xml:space="preserve">Сообщение не содержит персональных аккаунтов или токенов; address представляет учебный адрес доставки, requestId — диагностический идентификатор. Брокер и приложения запускаются в одной Compose-сети. </w:t>
+      </w:r>
+      <w:r>
+        <w:lastRenderedPageBreak/>
+        <w:t>durable очередь и том broker-data сохраняют инфраструктурные данные, но пределы надёжности publisher уже разобраны отдельно.</w:t>
+      </w:r>
+    </w:p>
+    <w:p>
+      <w:pPr>
+        <w:pStyle w:val="21"/>
+      </w:pPr>
+      <w:bookmarkStart w:id="14" w:name="_Toc242052501"/>
+      <w:r>
+        <w:t>2.5 Идемпотентность и повторные события</w:t>
+      </w:r>
+      <w:bookmarkEnd w:id="14"/>
+    </w:p>
+    <w:p>
+      <w:pPr>
+        <w:pStyle w:val="aff9"/>
+      </w:pPr>
+      <w:r>
+        <w:t>При повторном eventId ограничение уникальности processed_events вызывает DuplicateKeyException. Вся транзакция обработки откатывается, а listener выводит DUPLICATE ignored. Уникальный order_id дополнительно защищает от второго создания доставки для того же заказа. В текущем обработчике эти ограничения рассматриваются как признак уже выполненного бизнес-эффекта.</w:t>
+      </w:r>
+    </w:p>
+    <w:p>
+      <w:pPr>
+        <w:pStyle w:val="aff9"/>
+      </w:pPr>
+      <w:r>
+        <w:t>Для фактической проверки повторно опубликован тот же eventId c5212757-dfc8-469d-bffd-a15da1d68087. Ответ RabbitMQ routed=true подтверждает попадание сообщения по маршруту. Число доставок до и после равно двум, а число строк для проверяемого order_id равно одной. Лог DUPLICATE ignored подтверждает, что повторное сообщение дошло до потребителя, а не просто не было отправлено.</w:t>
+      </w:r>
+    </w:p>
+    <w:p>
+      <w:pPr>
+        <w:pStyle w:val="aff9"/>
+      </w:pPr>
+      <w:r>
+        <w:t>Идемпотентность в этом сценарии означает отсутствие второй доставки. Она не обещает ровно одну сетевую попытку: повторная доставка сообщения ожидаема и безопасна для данного эффекта. Учебный listener не содержит отдельной политики dead-letter для произвольного повреждённого JSON, поэтому такая обработка ошибок не включается в перечень выполненных проверок.</w:t>
+      </w:r>
+    </w:p>
+    <w:p>
+      <w:pPr>
+        <w:pStyle w:val="21"/>
+      </w:pPr>
+      <w:bookmarkStart w:id="15" w:name="_Toc242052502"/>
+      <w:r>
+        <w:t>2.6 Синхронизация статуса и SSE</w:t>
+      </w:r>
+      <w:bookmarkEnd w:id="15"/>
+    </w:p>
+    <w:p>
+      <w:pPr>
+        <w:pStyle w:val="aff9"/>
+      </w:pPr>
+      <w:r>
+        <w:t>Delivery меняет CREATED → IN_TRANSIT → DELIVERED. При каждом изменении synced=false помечает необходимость обновить Order. Плановый syncStatuses вызывает HTTP PUT /api/orders/{id}/status с тем же requestId. Создание доставки отображается на стороне заказа как DELIVERY_CREATED. После успешного ответа строка отмечается synced=true только при совпадении ещё текущего статуса.</w:t>
+      </w:r>
+    </w:p>
+    <w:p>
+      <w:pPr>
+        <w:pStyle w:val="aff9"/>
+      </w:pPr>
+      <w:r>
+        <w:lastRenderedPageBreak/>
+        <w:t>Order разрешает CREATED → DELIVERY_CREATED → IN_TRANSIT → DELIVERED. Повтор того же состояния возвращает текущий объект, недопустимый переход — 409. UPDATE выполняется с условием прежнего статуса, поэтому конкурирующая замена обнаруживается. Если Order временно недоступен, синхронизация повторяется, а Delivery сохраняет свою запись.</w:t>
+      </w:r>
+    </w:p>
+    <w:p>
+      <w:pPr>
+        <w:pStyle w:val="aff9"/>
+      </w:pPr>
+      <w:r>
+        <w:t>SSE реализован опросом состояния заказа каждые 350 мс и distinctUntilChanged по STATUS. Он передаёт изменения реальной базы, а не заранее заданный список. При очень быстрых переходах между двумя чтениями промежуточный статус может не попасть в поток. В проверенном сценарии паузы позволили получить все четыре состояния; это не равнозначно долговременному журналу каждого события.</w:t>
+      </w:r>
+    </w:p>
+    <w:p>
+      <w:pPr>
+        <w:pStyle w:val="21"/>
+      </w:pPr>
+      <w:bookmarkStart w:id="16" w:name="_Toc242052503"/>
+      <w:r>
+        <w:t>2.7 Timeout retry и Circuit Breaker</w:t>
+      </w:r>
+      <w:bookmarkEnd w:id="16"/>
+    </w:p>
+    <w:p>
+      <w:pPr>
+        <w:pStyle w:val="aff9"/>
+      </w:pPr>
+      <w:r>
+        <w:t>Для WebClient Supplier задан timeout 2 секунды. Retry.backoff допускает одну повторную попытку с базовой задержкой 150 мс для сетевых ошибок, таймаута и HTTP 5xx. Ошибка 404 не повторяется и переводится в Product not found. Проверка количества выполняется после получения объекта и не относится к повтору HTTP-запроса.</w:t>
+      </w:r>
+    </w:p>
+    <w:p>
+      <w:pPr>
+        <w:pStyle w:val="aff9"/>
+      </w:pPr>
+      <w:r>
+        <w:t>Circuit Breaker использует окно четырёх вызовов, минимум два результата, порог ошибок 50 процентов, открытое состояние пять секунд и одну пробную попытку HALF_OPEN. Он охватывает цепочку с retry, поэтому одна операция может потратить время двух попыток. Gateway ограничивает обычный запрос семью секундами; для SSE допускает длительное соединение до одного часа.</w:t>
+      </w:r>
+    </w:p>
+    <w:p>
+      <w:pPr>
+        <w:pStyle w:val="aff9"/>
+      </w:pPr>
+      <w:r>
+        <w:t xml:space="preserve">Если Supplier недоступен, Order возвращает 503 Supplier temporarily unavailable; retry later. В сохранённом отказе первая операция заняла 4,344 секунды, последующие — 0,018 и 0,015 секунды. Разница согласуется с обработкой сетевых попыток и быстрым отказом открытой защиты. </w:t>
+      </w:r>
+      <w:r>
+        <w:lastRenderedPageBreak/>
+        <w:t>Восстановление проверено успешным созданием заказа после запуска Supplier и периода ожидания.</w:t>
+      </w:r>
+    </w:p>
+    <w:p>
+      <w:pPr>
+        <w:pStyle w:val="21"/>
+      </w:pPr>
+      <w:bookmarkStart w:id="17" w:name="_Toc242052504"/>
+      <w:r>
+        <w:t>2.8 Корреляция через HTTP и RabbitMQ</w:t>
+      </w:r>
+      <w:bookmarkEnd w:id="17"/>
+    </w:p>
+    <w:p>
+      <w:pPr>
+        <w:pStyle w:val="aff9"/>
+      </w:pPr>
+      <w:r>
+        <w:t>Gateway принимает идентификатор длиной от 1 до 80 символов из букв, цифр, точки, подчёркивания и дефиса. Если заголовок отсутствует или не подходит, создаётся UUID. Идентификатор устанавливается в ответ и передаётся внутреннему сервису. Такая проверка ограничивает произвольный ввод в журнал, но не является проверкой личности клиента.</w:t>
+      </w:r>
+    </w:p>
+    <w:p>
+      <w:pPr>
+        <w:pStyle w:val="aff9"/>
+      </w:pPr>
+      <w:r>
+        <w:t>При создании Order сохраняет requestId в orders и outbox. Supplier выводит его при поиске товара, publisher включает в OrderEvent, Delivery печатает при потреблении и передаёт обратно Order при синхронизации. Для сценария kashpirev-1123-1791128268 журнал связывает Gateway → Order → Supplier → RabbitMQ → Delivery → Order. eventId остаётся отдельным значением для дедупликации.</w:t>
+      </w:r>
+    </w:p>
+    <w:p>
+      <w:pPr>
+        <w:pStyle w:val="aff9"/>
+      </w:pPr>
+      <w:r>
+        <w:t>Корреляция реализована явным заголовком и полем сообщения. Распределённые span, отдельный tracing-сервер и Micrometer Context Propagation не используются. Возможность проследить конкретный requestId подтверждается приложенным текстом логов нескольких компонентов.</w:t>
+      </w:r>
+    </w:p>
+    <w:p>
+      <w:pPr>
+        <w:pStyle w:val="21"/>
+      </w:pPr>
+      <w:bookmarkStart w:id="18" w:name="_Toc242052505"/>
+      <w:r>
+        <w:t>2.9 Compose готовность и воспроизведение</w:t>
+      </w:r>
+      <w:bookmarkEnd w:id="18"/>
+    </w:p>
+    <w:p>
+      <w:pPr>
+        <w:pStyle w:val="aff9"/>
+      </w:pPr>
+      <w:r>
+        <w:t>compose.yaml запускает broker, supplier, orders, deliveries и gateway. Брокер проверяется rabbitmq-diagnostics ping, приложения — /actuator/health. Gateway ожидает готовности трёх бизнес-сервисов, Order и Delivery — готовности брокера. Именованные тома отдельны, поэтому тест повторного события не зависит от общей таблицы всех приложений.</w:t>
+      </w:r>
+    </w:p>
+    <w:p>
+      <w:pPr>
+        <w:pStyle w:val="aff9"/>
+      </w:pPr>
+      <w:r>
+        <w:t xml:space="preserve">Все бизнес-компоненты запускаются через Compose. demo.ps1 обращается только к внешнему Gateway, подписывается на SSE, создаёт заказ, ожидает доставку, меняет состояния, получает логи корреляции, останавливает и восстанавливает Supplier. Вмешательство в другие проекты </w:t>
+      </w:r>
+      <w:r>
+        <w:lastRenderedPageBreak/>
+        <w:t>Docker не требуется. Первый запуск может включать скачивание образов; готовые app.jar приложены для каждого Java-приложения.</w:t>
+      </w:r>
+    </w:p>
+    <w:p>
+      <w:pPr>
+        <w:pStyle w:val="21"/>
+      </w:pPr>
+      <w:bookmarkStart w:id="19" w:name="_Toc242052506"/>
+      <w:r>
+        <w:t>2.10 Ключевые фрагменты исходного кода</w:t>
+      </w:r>
+      <w:bookmarkEnd w:id="19"/>
+    </w:p>
+    <w:p>
+      <w:pPr>
+        <w:pStyle w:val="aff9"/>
+      </w:pPr>
+      <w:r>
+        <w:t>Листинги показывают механизм выполнения основных требований. Полные файлы находятся в проекте и доступны по ссылкам под фрагментами. Номера строк относятся к приложенной реализации, а переносы длинных строк служат только для чтения в отчёте.</w:t>
+      </w:r>
+    </w:p>
+    <w:p>
+      <w:pPr>
+        <w:pStyle w:val="affc"/>
+        <w:keepNext/>
+      </w:pPr>
+      <w:r>
+        <w:t>Листинг 1 — WebClient защита от отказа и локальная транзакция</w:t>
+      </w:r>
+    </w:p>
+    <w:p>
+      <w:pPr>
+        <w:pStyle w:val="aff9"/>
+        <w:keepNext/>
+        <w:spacing w:line="240" w:lineRule="auto"/>
+        <w:ind w:firstLine="0"/>
+        <w:jc w:val="left"/>
+      </w:pPr>
+      <w:r>
+        <w:rPr>
+          <w:rFonts w:ascii="Consolas" w:hAnsi="Consolas"/>
+          <w:sz w:val="19"/>
+        </w:rPr>
+        <w:t xml:space="preserve">        return suppliers.get().uri("/api/suppliers/products/{id}",r.productId()).h</w:t>
+      </w:r>
+      <w:r>
+        <w:rPr>
+          <w:rFonts w:ascii="Consolas" w:hAnsi="Consolas"/>
+          <w:sz w:val="19"/>
+        </w:rPr>
+        <w:br/>
+        <w:t>eader("X-Request-ID",requestId).retrieve().bodyToMono(Map.class)</w:t>
+      </w:r>
+    </w:p>
+    <w:p>
+      <w:pPr>
+        <w:pStyle w:val="aff9"/>
+        <w:keepNext/>
+        <w:spacing w:line="240" w:lineRule="auto"/>
+        <w:ind w:firstLine="0"/>
+        <w:jc w:val="left"/>
+      </w:pPr>
+      <w:r>
+        <w:rPr>
+          <w:rFonts w:ascii="Consolas" w:hAnsi="Consolas"/>
+          <w:sz w:val="19"/>
+        </w:rPr>
+        <w:t xml:space="preserve">          .timeout(Duration.ofSeconds(2)).retryWhen(Retry.backoff(1,Duration.ofMil</w:t>
+      </w:r>
+      <w:r>
+        <w:rPr>
+          <w:rFonts w:ascii="Consolas" w:hAnsi="Consolas"/>
+          <w:sz w:val="19"/>
+        </w:rPr>
+        <w:br/>
+        <w:t xml:space="preserve">lis(150)).filter(e-&gt;e instanceof WebClientRequestException||e instanceof </w:t>
+      </w:r>
+      <w:r>
+        <w:rPr>
+          <w:rFonts w:ascii="Consolas" w:hAnsi="Consolas"/>
+          <w:sz w:val="19"/>
+        </w:rPr>
+        <w:br/>
+        <w:t>java.util.concurrent.TimeoutException||e instanceof WebClientResponseException w&amp;&amp;</w:t>
+      </w:r>
+      <w:r>
+        <w:rPr>
+          <w:rFonts w:ascii="Consolas" w:hAnsi="Consolas"/>
+          <w:sz w:val="19"/>
+        </w:rPr>
+        <w:br/>
+        <w:t>w.getStatusCode().is5xxServerError()).onRetryExhaustedThrow((spec,signal)-&gt;signal.</w:t>
+      </w:r>
+      <w:r>
+        <w:rPr>
+          <w:rFonts w:ascii="Consolas" w:hAnsi="Consolas"/>
+          <w:sz w:val="19"/>
+        </w:rPr>
+        <w:br/>
+        <w:t>failure()))</w:t>
+      </w:r>
+    </w:p>
+    <w:p>
+      <w:pPr>
+        <w:pStyle w:val="aff9"/>
+        <w:keepNext/>
+        <w:spacing w:line="240" w:lineRule="auto"/>
+        <w:ind w:firstLine="0"/>
+        <w:jc w:val="left"/>
+      </w:pPr>
+      <w:r>
+        <w:rPr>
+          <w:rFonts w:ascii="Consolas" w:hAnsi="Consolas"/>
+          <w:sz w:val="19"/>
+        </w:rPr>
+        <w:t xml:space="preserve">          .transformDeferred(CircuitBreakerOperator.of(breaker)).flatMap(product-&gt;</w:t>
+      </w:r>
+      <w:r>
+        <w:rPr>
+          <w:rFonts w:ascii="Consolas" w:hAnsi="Consolas"/>
+          <w:sz w:val="19"/>
+        </w:rPr>
+        <w:br/>
+        <w:t>Mono.fromCallable(()-&gt;{</w:t>
+      </w:r>
+    </w:p>
+    <w:p>
+      <w:pPr>
+        <w:pStyle w:val="aff9"/>
+        <w:keepNext/>
+        <w:spacing w:line="240" w:lineRule="auto"/>
+        <w:ind w:firstLine="0"/>
+        <w:jc w:val="left"/>
+      </w:pPr>
+      <w:r>
+        <w:rPr>
+          <w:rFonts w:ascii="Consolas" w:hAnsi="Consolas"/>
+          <w:sz w:val="19"/>
+        </w:rPr>
+        <w:t xml:space="preserve">              if(((Number)product.get("QUANTITY")).intValue()&lt;r.quantity())throw </w:t>
+      </w:r>
+      <w:r>
+        <w:rPr>
+          <w:rFonts w:ascii="Consolas" w:hAnsi="Consolas"/>
+          <w:sz w:val="19"/>
+        </w:rPr>
+        <w:br/>
+        <w:t>new ResponseStatusException(HttpStatus.CONFLICT,"Insufficient stock");</w:t>
+      </w:r>
+    </w:p>
+    <w:p>
+      <w:pPr>
+        <w:pStyle w:val="aff9"/>
+        <w:keepNext/>
+        <w:spacing w:line="240" w:lineRule="auto"/>
+        <w:ind w:firstLine="0"/>
+        <w:jc w:val="left"/>
+      </w:pPr>
+      <w:r>
+        <w:rPr>
+          <w:rFonts w:ascii="Consolas" w:hAnsi="Consolas"/>
+          <w:sz w:val="19"/>
+        </w:rPr>
+        <w:t xml:space="preserve">              String </w:t>
+      </w:r>
+      <w:r>
+        <w:rPr>
+          <w:rFonts w:ascii="Consolas" w:hAnsi="Consolas"/>
+          <w:sz w:val="19"/>
+        </w:rPr>
+        <w:br/>
+        <w:t xml:space="preserve">id=UUID.randomUUID().toString(),eid=UUID.randomUUID().toString();BigDecimal </w:t>
+      </w:r>
+      <w:r>
+        <w:rPr>
+          <w:rFonts w:ascii="Consolas" w:hAnsi="Consolas"/>
+          <w:sz w:val="19"/>
+        </w:rPr>
+        <w:br/>
+        <w:t>total=new BigDecimal(product.get("PRICE").toString()).multiply(BigDecimal.valueOf(</w:t>
+      </w:r>
+      <w:r>
+        <w:rPr>
+          <w:rFonts w:ascii="Consolas" w:hAnsi="Consolas"/>
+          <w:sz w:val="19"/>
+        </w:rPr>
+        <w:br/>
+        <w:t>r.quantity()));</w:t>
+      </w:r>
+    </w:p>
+    <w:p>
+      <w:pPr>
+        <w:pStyle w:val="aff9"/>
+        <w:keepNext/>
+        <w:spacing w:line="240" w:lineRule="auto"/>
+        <w:ind w:firstLine="0"/>
+        <w:jc w:val="left"/>
+      </w:pPr>
+      <w:r>
+        <w:rPr>
+          <w:rFonts w:ascii="Consolas" w:hAnsi="Consolas"/>
+          <w:sz w:val="19"/>
+        </w:rPr>
+        <w:t xml:space="preserve">              transactions.executeWithoutResult(tx-&gt;{</w:t>
+      </w:r>
+    </w:p>
+    <w:p>
+      <w:pPr>
+        <w:pStyle w:val="aff9"/>
+        <w:keepNext/>
+        <w:spacing w:line="240" w:lineRule="auto"/>
+        <w:ind w:firstLine="0"/>
+        <w:jc w:val="left"/>
+      </w:pPr>
+      <w:r>
+        <w:rPr>
+          <w:rFonts w:ascii="Consolas" w:hAnsi="Consolas"/>
+          <w:sz w:val="19"/>
+        </w:rPr>
+        <w:t xml:space="preserve">                  db.update("insert into </w:t>
+      </w:r>
+      <w:r>
+        <w:rPr>
+          <w:rFonts w:ascii="Consolas" w:hAnsi="Consolas"/>
+          <w:sz w:val="19"/>
+        </w:rPr>
+        <w:br/>
+        <w:t>orders(id,product_id,quantity,address,total,status,request_id,created_at) values(?</w:t>
+      </w:r>
+      <w:r>
+        <w:rPr>
+          <w:rFonts w:ascii="Consolas" w:hAnsi="Consolas"/>
+          <w:sz w:val="19"/>
+        </w:rPr>
+        <w:br/>
+        <w:t>,?,?,?,?,?,?,?)",id,r.productId(),r.quantity(),r.address(),total,"CREATED",request</w:t>
+      </w:r>
+      <w:r>
+        <w:rPr>
+          <w:rFonts w:ascii="Consolas" w:hAnsi="Consolas"/>
+          <w:sz w:val="19"/>
+        </w:rPr>
+        <w:br/>
+        <w:t>Id,Instant.now().toString());</w:t>
+      </w:r>
+    </w:p>
+    <w:p>
+      <w:pPr>
+        <w:pStyle w:val="aff9"/>
+        <w:keepNext/>
+        <w:spacing w:line="240" w:lineRule="auto"/>
+        <w:ind w:firstLine="0"/>
+        <w:jc w:val="left"/>
+      </w:pPr>
+      <w:r>
+        <w:rPr>
+          <w:rFonts w:ascii="Consolas" w:hAnsi="Consolas"/>
+          <w:sz w:val="19"/>
+        </w:rPr>
+        <w:t xml:space="preserve">                  db.update("insert into </w:t>
+      </w:r>
+      <w:r>
+        <w:rPr>
+          <w:rFonts w:ascii="Consolas" w:hAnsi="Consolas"/>
+          <w:sz w:val="19"/>
+        </w:rPr>
+        <w:br/>
+        <w:t>outbox(event_id,order_id,product_id,quantity,address,request_id,sent) values(?,?,?</w:t>
+      </w:r>
+      <w:r>
+        <w:rPr>
+          <w:rFonts w:ascii="Consolas" w:hAnsi="Consolas"/>
+          <w:sz w:val="19"/>
+        </w:rPr>
+        <w:br/>
+        <w:t>,?,?,?,false)",eid,id,r.productId(),r.quantity(),r.address(),requestId);</w:t>
+      </w:r>
+    </w:p>
+    <w:p>
+      <w:pPr>
+        <w:pStyle w:val="aff9"/>
+        <w:keepNext/>
+        <w:spacing w:line="240" w:lineRule="auto"/>
+        <w:ind w:firstLine="0"/>
+        <w:jc w:val="left"/>
+      </w:pPr>
+      <w:r>
+        <w:rPr>
+          <w:rFonts w:ascii="Consolas" w:hAnsi="Consolas"/>
+          <w:sz w:val="19"/>
+        </w:rPr>
+        <w:t xml:space="preserve">              });</w:t>
+      </w:r>
+    </w:p>
+    <w:p>
+      <w:pPr>
+        <w:pStyle w:val="aff9"/>
+        <w:keepNext/>
+        <w:spacing w:line="240" w:lineRule="auto"/>
+        <w:ind w:firstLine="0"/>
+        <w:jc w:val="left"/>
+      </w:pPr>
+      <w:r>
+        <w:rPr>
+          <w:rFonts w:ascii="Consolas" w:hAnsi="Consolas"/>
+          <w:sz w:val="19"/>
+        </w:rPr>
+        <w:t xml:space="preserve">              System.out.println("requestId="+requestId+" OrderCreated saved </w:t>
+      </w:r>
+      <w:r>
+        <w:rPr>
+          <w:rFonts w:ascii="Consolas" w:hAnsi="Consolas"/>
+          <w:sz w:val="19"/>
+        </w:rPr>
+        <w:br/>
+        <w:t>outbox eventId="+eid+" orderId="+id);</w:t>
+      </w:r>
+    </w:p>
+    <w:p>
+      <w:pPr>
+        <w:pStyle w:val="aff9"/>
+        <w:keepNext/>
+        <w:spacing w:line="240" w:lineRule="auto"/>
+        <w:ind w:firstLine="0"/>
+        <w:jc w:val="left"/>
+      </w:pPr>
+      <w:r>
+        <w:rPr>
+          <w:rFonts w:ascii="Consolas" w:hAnsi="Consolas"/>
+          <w:sz w:val="19"/>
+        </w:rPr>
+        <w:t xml:space="preserve">              return db.queryForMap("select * from orders where id=?",id);</w:t>
+      </w:r>
+    </w:p>
+    <w:p>
+      <w:pPr>
+        <w:pStyle w:val="aff9"/>
+        <w:keepNext/>
+        <w:spacing w:line="240" w:lineRule="auto"/>
+        <w:ind w:firstLine="0"/>
+        <w:jc w:val="left"/>
+      </w:pPr>
+      <w:r>
+        <w:rPr>
+          <w:rFonts w:ascii="Consolas" w:hAnsi="Consolas"/>
+          <w:sz w:val="19"/>
+        </w:rPr>
+        <w:t xml:space="preserve">          }).subscribeOn(Schedulers.boundedElastic()))</w:t>
+      </w:r>
+    </w:p>
+    <w:p>
+      <w:pPr>
+        <w:pStyle w:val="aff9"/>
+        <w:keepNext/>
+      </w:pPr>
+      <w:r>
+        <w:t>Источник листинга: order-service/src/main/java/ru/kashpirev/OrderApplication.java, строки 29–40. Переносы длинных строк добавлены для размещения на странице.</w:t>
+      </w:r>
+    </w:p>
+    <w:p>
+      <w:pPr>
+        <w:pStyle w:val="aff9"/>
+        <w:ind w:firstLine="0"/>
+      </w:pPr>
+      <w:hyperlink r:id="rId10" w:anchor="L29">
+        <w:r>
+          <w:t>Открыть этот фрагмент исходного кода</w:t>
+        </w:r>
+      </w:hyperlink>
+    </w:p>
+    <w:p>
+      <w:pPr>
+        <w:pStyle w:val="affc"/>
+        <w:keepNext/>
+        <w:pageBreakBefore/>
+      </w:pPr>
+      <w:r>
+        <w:lastRenderedPageBreak/>
+        <w:t>Листинг 2 — Публикация outbox в RabbitMQ</w:t>
+      </w:r>
+    </w:p>
+    <w:p>
+      <w:pPr>
+        <w:pStyle w:val="aff9"/>
+        <w:keepNext/>
+        <w:spacing w:line="240" w:lineRule="auto"/>
+        <w:ind w:firstLine="0"/>
+        <w:jc w:val="left"/>
+      </w:pPr>
+      <w:r>
+        <w:rPr>
+          <w:rFonts w:ascii="Consolas" w:hAnsi="Consolas"/>
+          <w:sz w:val="19"/>
+        </w:rPr>
+        <w:t xml:space="preserve">    @Scheduled(fixedDelay=750) void publishOutbox(){</w:t>
+      </w:r>
+    </w:p>
+    <w:p>
+      <w:pPr>
+        <w:pStyle w:val="aff9"/>
+        <w:keepNext/>
+        <w:spacing w:line="240" w:lineRule="auto"/>
+        <w:ind w:firstLine="0"/>
+        <w:jc w:val="left"/>
+      </w:pPr>
+      <w:r>
+        <w:rPr>
+          <w:rFonts w:ascii="Consolas" w:hAnsi="Consolas"/>
+          <w:sz w:val="19"/>
+        </w:rPr>
+        <w:t xml:space="preserve">        for(var row:db.queryForList("select * from outbox where sent=false")){</w:t>
+      </w:r>
+    </w:p>
+    <w:p>
+      <w:pPr>
+        <w:pStyle w:val="aff9"/>
+        <w:keepNext/>
+        <w:spacing w:line="240" w:lineRule="auto"/>
+        <w:ind w:firstLine="0"/>
+        <w:jc w:val="left"/>
+      </w:pPr>
+      <w:r>
+        <w:rPr>
+          <w:rFonts w:ascii="Consolas" w:hAnsi="Consolas"/>
+          <w:sz w:val="19"/>
+        </w:rPr>
+        <w:t xml:space="preserve">            try{</w:t>
+      </w:r>
+    </w:p>
+    <w:p>
+      <w:pPr>
+        <w:pStyle w:val="aff9"/>
+        <w:keepNext/>
+        <w:spacing w:line="240" w:lineRule="auto"/>
+        <w:ind w:firstLine="0"/>
+        <w:jc w:val="left"/>
+      </w:pPr>
+      <w:r>
+        <w:rPr>
+          <w:rFonts w:ascii="Consolas" w:hAnsi="Consolas"/>
+          <w:sz w:val="19"/>
+        </w:rPr>
+        <w:t xml:space="preserve">                var event=new OrderEvent(row.get("EVENT_ID").toString(),row.get("O</w:t>
+      </w:r>
+      <w:r>
+        <w:rPr>
+          <w:rFonts w:ascii="Consolas" w:hAnsi="Consolas"/>
+          <w:sz w:val="19"/>
+        </w:rPr>
+        <w:br/>
+        <w:t>RDER_ID").toString(),((Number)row.get("PRODUCT_ID")).longValue(),((Number)row.get(</w:t>
+      </w:r>
+      <w:r>
+        <w:rPr>
+          <w:rFonts w:ascii="Consolas" w:hAnsi="Consolas"/>
+          <w:sz w:val="19"/>
+        </w:rPr>
+        <w:br/>
+        <w:t>"QUANTITY")).intValue(),row.get("ADDRESS").toString(),row.get("REQUEST_ID").toStri</w:t>
+      </w:r>
+      <w:r>
+        <w:rPr>
+          <w:rFonts w:ascii="Consolas" w:hAnsi="Consolas"/>
+          <w:sz w:val="19"/>
+        </w:rPr>
+        <w:br/>
+        <w:t>ng());</w:t>
+      </w:r>
+    </w:p>
+    <w:p>
+      <w:pPr>
+        <w:pStyle w:val="aff9"/>
+        <w:keepNext/>
+        <w:spacing w:line="240" w:lineRule="auto"/>
+        <w:ind w:firstLine="0"/>
+        <w:jc w:val="left"/>
+      </w:pPr>
+      <w:r>
+        <w:rPr>
+          <w:rFonts w:ascii="Consolas" w:hAnsi="Consolas"/>
+          <w:sz w:val="19"/>
+        </w:rPr>
+        <w:t xml:space="preserve">                String json=new </w:t>
+      </w:r>
+      <w:r>
+        <w:rPr>
+          <w:rFonts w:ascii="Consolas" w:hAnsi="Consolas"/>
+          <w:sz w:val="19"/>
+        </w:rPr>
+        <w:br/>
+        <w:t>com.fasterxml.jackson.databind.ObjectMapper().writeValueAsString(event);</w:t>
+      </w:r>
+    </w:p>
+    <w:p>
+      <w:pPr>
+        <w:pStyle w:val="aff9"/>
+        <w:keepNext/>
+        <w:spacing w:line="240" w:lineRule="auto"/>
+        <w:ind w:firstLine="0"/>
+        <w:jc w:val="left"/>
+      </w:pPr>
+      <w:r>
+        <w:rPr>
+          <w:rFonts w:ascii="Consolas" w:hAnsi="Consolas"/>
+          <w:sz w:val="19"/>
+        </w:rPr>
+        <w:t xml:space="preserve">                rabbit.convertAndSend("","order.created",json);</w:t>
+      </w:r>
+    </w:p>
+    <w:p>
+      <w:pPr>
+        <w:pStyle w:val="aff9"/>
+        <w:keepNext/>
+        <w:spacing w:line="240" w:lineRule="auto"/>
+        <w:ind w:firstLine="0"/>
+        <w:jc w:val="left"/>
+      </w:pPr>
+      <w:r>
+        <w:rPr>
+          <w:rFonts w:ascii="Consolas" w:hAnsi="Consolas"/>
+          <w:sz w:val="19"/>
+        </w:rPr>
+        <w:t xml:space="preserve">                db.update("update outbox set sent=true where </w:t>
+      </w:r>
+      <w:r>
+        <w:rPr>
+          <w:rFonts w:ascii="Consolas" w:hAnsi="Consolas"/>
+          <w:sz w:val="19"/>
+        </w:rPr>
+        <w:br/>
+        <w:t>event_id=?",event.eventId());</w:t>
+      </w:r>
+    </w:p>
+    <w:p>
+      <w:pPr>
+        <w:pStyle w:val="aff9"/>
+        <w:keepNext/>
+        <w:spacing w:line="240" w:lineRule="auto"/>
+        <w:ind w:firstLine="0"/>
+        <w:jc w:val="left"/>
+      </w:pPr>
+      <w:r>
+        <w:rPr>
+          <w:rFonts w:ascii="Consolas" w:hAnsi="Consolas"/>
+          <w:sz w:val="19"/>
+        </w:rPr>
+        <w:t xml:space="preserve">                System.out.println("requestId="+event.requestId()+" PUBLISHED </w:t>
+      </w:r>
+      <w:r>
+        <w:rPr>
+          <w:rFonts w:ascii="Consolas" w:hAnsi="Consolas"/>
+          <w:sz w:val="19"/>
+        </w:rPr>
+        <w:br/>
+        <w:t>OrderCreated eventId="+event.eventId()+" queue=order.created");</w:t>
+      </w:r>
+    </w:p>
+    <w:p>
+      <w:pPr>
+        <w:pStyle w:val="aff9"/>
+        <w:keepNext/>
+        <w:spacing w:line="240" w:lineRule="auto"/>
+        <w:ind w:firstLine="0"/>
+        <w:jc w:val="left"/>
+      </w:pPr>
+      <w:r>
+        <w:rPr>
+          <w:rFonts w:ascii="Consolas" w:hAnsi="Consolas"/>
+          <w:sz w:val="19"/>
+        </w:rPr>
+        <w:t xml:space="preserve">            }catch(Exception e){System.out.println("OUTBOX RETRY </w:t>
+      </w:r>
+      <w:r>
+        <w:rPr>
+          <w:rFonts w:ascii="Consolas" w:hAnsi="Consolas"/>
+          <w:sz w:val="19"/>
+        </w:rPr>
+        <w:br/>
+        <w:t>"+e.getClass().getSimpleName());break;}</w:t>
+      </w:r>
+    </w:p>
+    <w:p>
+      <w:pPr>
+        <w:pStyle w:val="aff9"/>
+        <w:keepNext/>
+        <w:spacing w:line="240" w:lineRule="auto"/>
+        <w:ind w:firstLine="0"/>
+        <w:jc w:val="left"/>
+      </w:pPr>
+      <w:r>
+        <w:rPr>
+          <w:rFonts w:ascii="Consolas" w:hAnsi="Consolas"/>
+          <w:sz w:val="19"/>
+        </w:rPr>
+        <w:t xml:space="preserve">        }</w:t>
+      </w:r>
+    </w:p>
+    <w:p>
+      <w:pPr>
+        <w:pStyle w:val="aff9"/>
+        <w:keepNext/>
+        <w:spacing w:line="240" w:lineRule="auto"/>
+        <w:ind w:firstLine="0"/>
+        <w:jc w:val="left"/>
+      </w:pPr>
+      <w:r>
+        <w:rPr>
+          <w:rFonts w:ascii="Consolas" w:hAnsi="Consolas"/>
+          <w:sz w:val="19"/>
+        </w:rPr>
+        <w:t xml:space="preserve">    }</w:t>
+      </w:r>
+    </w:p>
+    <w:p>
+      <w:pPr>
+        <w:pStyle w:val="aff9"/>
+        <w:keepNext/>
+      </w:pPr>
+      <w:r>
+        <w:t>Источник листинга: order-service/src/main/java/ru/kashpirev/OrderApplication.java, строки 48–58. Переносы длинных строк добавлены для размещения на странице.</w:t>
+      </w:r>
+    </w:p>
+    <w:p>
+      <w:pPr>
+        <w:pStyle w:val="aff9"/>
+        <w:ind w:firstLine="0"/>
+      </w:pPr>
+      <w:hyperlink r:id="rId11" w:anchor="L48">
+        <w:r>
+          <w:t>Открыть этот фрагмент исходного кода</w:t>
+        </w:r>
+      </w:hyperlink>
+    </w:p>
+    <w:p>
+      <w:pPr>
+        <w:pStyle w:val="affc"/>
+        <w:keepNext/>
+      </w:pPr>
+      <w:r>
+        <w:t>Листинг 3 — Транзакционная дедупликация потребителя</w:t>
+      </w:r>
+    </w:p>
+    <w:p>
+      <w:pPr>
+        <w:pStyle w:val="aff9"/>
+        <w:keepNext/>
+        <w:spacing w:line="240" w:lineRule="auto"/>
+        <w:ind w:firstLine="0"/>
+        <w:jc w:val="left"/>
+      </w:pPr>
+      <w:r>
+        <w:rPr>
+          <w:rFonts w:ascii="Consolas" w:hAnsi="Consolas"/>
+          <w:sz w:val="19"/>
+        </w:rPr>
+        <w:t xml:space="preserve">    @RabbitListener(queues="order.created") public void receive(String json)throws</w:t>
+      </w:r>
+      <w:r>
+        <w:rPr>
+          <w:rFonts w:ascii="Consolas" w:hAnsi="Consolas"/>
+          <w:sz w:val="19"/>
+        </w:rPr>
+        <w:br/>
+        <w:t xml:space="preserve"> Exception{</w:t>
+      </w:r>
+    </w:p>
+    <w:p>
+      <w:pPr>
+        <w:pStyle w:val="aff9"/>
+        <w:keepNext/>
+        <w:spacing w:line="240" w:lineRule="auto"/>
+        <w:ind w:firstLine="0"/>
+        <w:jc w:val="left"/>
+      </w:pPr>
+      <w:r>
+        <w:rPr>
+          <w:rFonts w:ascii="Consolas" w:hAnsi="Consolas"/>
+          <w:sz w:val="19"/>
+        </w:rPr>
+        <w:t xml:space="preserve">        var e=new </w:t>
+      </w:r>
+      <w:r>
+        <w:rPr>
+          <w:rFonts w:ascii="Consolas" w:hAnsi="Consolas"/>
+          <w:sz w:val="19"/>
+        </w:rPr>
+        <w:br/>
+        <w:t>com.fasterxml.jackson.databind.ObjectMapper().readValue(json,OrderEvent.class);</w:t>
+      </w:r>
+    </w:p>
+    <w:p>
+      <w:pPr>
+        <w:pStyle w:val="aff9"/>
+        <w:keepNext/>
+        <w:spacing w:line="240" w:lineRule="auto"/>
+        <w:ind w:firstLine="0"/>
+        <w:jc w:val="left"/>
+      </w:pPr>
+      <w:r>
+        <w:rPr>
+          <w:rFonts w:ascii="Consolas" w:hAnsi="Consolas"/>
+          <w:sz w:val="19"/>
+        </w:rPr>
+        <w:t xml:space="preserve">        try {</w:t>
+      </w:r>
+    </w:p>
+    <w:p>
+      <w:pPr>
+        <w:pStyle w:val="aff9"/>
+        <w:keepNext/>
+        <w:spacing w:line="240" w:lineRule="auto"/>
+        <w:ind w:firstLine="0"/>
+        <w:jc w:val="left"/>
+      </w:pPr>
+      <w:r>
+        <w:rPr>
+          <w:rFonts w:ascii="Consolas" w:hAnsi="Consolas"/>
+          <w:sz w:val="19"/>
+        </w:rPr>
+        <w:t xml:space="preserve">            tx.executeWithoutResult(s-&gt;{</w:t>
+      </w:r>
+    </w:p>
+    <w:p>
+      <w:pPr>
+        <w:pStyle w:val="aff9"/>
+        <w:keepNext/>
+        <w:spacing w:line="240" w:lineRule="auto"/>
+        <w:ind w:firstLine="0"/>
+        <w:jc w:val="left"/>
+      </w:pPr>
+      <w:r>
+        <w:rPr>
+          <w:rFonts w:ascii="Consolas" w:hAnsi="Consolas"/>
+          <w:sz w:val="19"/>
+        </w:rPr>
+        <w:t xml:space="preserve">                db.update("insert into processed_events(event_id) </w:t>
+      </w:r>
+      <w:r>
+        <w:rPr>
+          <w:rFonts w:ascii="Consolas" w:hAnsi="Consolas"/>
+          <w:sz w:val="19"/>
+        </w:rPr>
+        <w:br/>
+        <w:t>values(?)",e.eventId());</w:t>
+      </w:r>
+    </w:p>
+    <w:p>
+      <w:pPr>
+        <w:pStyle w:val="aff9"/>
+        <w:keepNext/>
+        <w:spacing w:line="240" w:lineRule="auto"/>
+        <w:ind w:firstLine="0"/>
+        <w:jc w:val="left"/>
+      </w:pPr>
+      <w:r>
+        <w:rPr>
+          <w:rFonts w:ascii="Consolas" w:hAnsi="Consolas"/>
+          <w:sz w:val="19"/>
+        </w:rPr>
+        <w:t xml:space="preserve">                db.update("insert into </w:t>
+      </w:r>
+      <w:r>
+        <w:rPr>
+          <w:rFonts w:ascii="Consolas" w:hAnsi="Consolas"/>
+          <w:sz w:val="19"/>
+        </w:rPr>
+        <w:br/>
+        <w:t>deliveries(order_id,event_id,address,status,request_id,synced) values(?,?,?,?,?,fa</w:t>
+      </w:r>
+      <w:r>
+        <w:rPr>
+          <w:rFonts w:ascii="Consolas" w:hAnsi="Consolas"/>
+          <w:sz w:val="19"/>
+        </w:rPr>
+        <w:br/>
+        <w:t>lse)",e.orderId(),e.eventId(),e.address(),"CREATED",e.requestId());</w:t>
+      </w:r>
+    </w:p>
+    <w:p>
+      <w:pPr>
+        <w:pStyle w:val="aff9"/>
+        <w:keepNext/>
+        <w:spacing w:line="240" w:lineRule="auto"/>
+        <w:ind w:firstLine="0"/>
+        <w:jc w:val="left"/>
+      </w:pPr>
+      <w:r>
+        <w:rPr>
+          <w:rFonts w:ascii="Consolas" w:hAnsi="Consolas"/>
+          <w:sz w:val="19"/>
+        </w:rPr>
+        <w:t xml:space="preserve">            });</w:t>
+      </w:r>
+    </w:p>
+    <w:p>
+      <w:pPr>
+        <w:pStyle w:val="aff9"/>
+        <w:keepNext/>
+        <w:spacing w:line="240" w:lineRule="auto"/>
+        <w:ind w:firstLine="0"/>
+        <w:jc w:val="left"/>
+      </w:pPr>
+      <w:r>
+        <w:rPr>
+          <w:rFonts w:ascii="Consolas" w:hAnsi="Consolas"/>
+          <w:sz w:val="19"/>
+        </w:rPr>
+        <w:t xml:space="preserve">            System.out.println("requestId="+e.requestId()+" CONSUMED OrderCreated </w:t>
+      </w:r>
+      <w:r>
+        <w:rPr>
+          <w:rFonts w:ascii="Consolas" w:hAnsi="Consolas"/>
+          <w:sz w:val="19"/>
+        </w:rPr>
+        <w:br/>
+        <w:t>eventId="+e.eventId()+" delivery orderId="+e.orderId());</w:t>
+      </w:r>
+    </w:p>
+    <w:p>
+      <w:pPr>
+        <w:pStyle w:val="aff9"/>
+        <w:keepNext/>
+        <w:spacing w:line="240" w:lineRule="auto"/>
+        <w:ind w:firstLine="0"/>
+        <w:jc w:val="left"/>
+      </w:pPr>
+      <w:r>
+        <w:rPr>
+          <w:rFonts w:ascii="Consolas" w:hAnsi="Consolas"/>
+          <w:sz w:val="19"/>
+        </w:rPr>
+        <w:t xml:space="preserve">        }catch(org.springframework.dao.DuplicateKeyException </w:t>
+      </w:r>
+      <w:r>
+        <w:rPr>
+          <w:rFonts w:ascii="Consolas" w:hAnsi="Consolas"/>
+          <w:sz w:val="19"/>
+        </w:rPr>
+        <w:br/>
+        <w:t xml:space="preserve">duplicate){System.out.println("requestId="+e.requestId()+" DUPLICATE ignored </w:t>
+      </w:r>
+      <w:r>
+        <w:rPr>
+          <w:rFonts w:ascii="Consolas" w:hAnsi="Consolas"/>
+          <w:sz w:val="19"/>
+        </w:rPr>
+        <w:br/>
+        <w:t>eventId="+e.eventId());}</w:t>
+      </w:r>
+    </w:p>
+    <w:p>
+      <w:pPr>
+        <w:pStyle w:val="aff9"/>
+        <w:keepNext/>
+        <w:spacing w:line="240" w:lineRule="auto"/>
+        <w:ind w:firstLine="0"/>
+        <w:jc w:val="left"/>
+      </w:pPr>
+      <w:r>
+        <w:rPr>
+          <w:rFonts w:ascii="Consolas" w:hAnsi="Consolas"/>
+          <w:sz w:val="19"/>
+        </w:rPr>
+        <w:t xml:space="preserve">    }</w:t>
+      </w:r>
+    </w:p>
+    <w:p>
+      <w:pPr>
+        <w:pStyle w:val="aff9"/>
+        <w:keepNext/>
+      </w:pPr>
+      <w:r>
+        <w:t>Источник листинга: delivery-service/src/main/java/ru/kashpirev/DeliveryApplication.java, строки 17–26. Переносы длинных строк добавлены для размещения на странице.</w:t>
+      </w:r>
+    </w:p>
+    <w:p>
+      <w:pPr>
+        <w:pStyle w:val="aff9"/>
+        <w:ind w:firstLine="0"/>
+      </w:pPr>
+      <w:hyperlink r:id="rId12" w:anchor="L17">
+        <w:r>
+          <w:t>Открыть этот фрагмент исходного кода</w:t>
+        </w:r>
+      </w:hyperlink>
+    </w:p>
+    <w:p>
+      <w:pPr>
+        <w:pStyle w:val="affc"/>
+        <w:keepNext/>
+      </w:pPr>
+      <w:r>
+        <w:lastRenderedPageBreak/>
+        <w:t>Листинг 4 — SSE реальных изменений заказа</w:t>
+      </w:r>
+    </w:p>
+    <w:p>
+      <w:pPr>
+        <w:pStyle w:val="aff9"/>
+        <w:keepNext/>
+        <w:spacing w:line="240" w:lineRule="auto"/>
+        <w:ind w:firstLine="0"/>
+        <w:jc w:val="left"/>
+      </w:pPr>
+      <w:r>
+        <w:rPr>
+          <w:rFonts w:ascii="Consolas" w:hAnsi="Consolas"/>
+          <w:sz w:val="19"/>
+        </w:rPr>
+        <w:t xml:space="preserve">    @GetMapping(value="/{id}/events",produces=MediaType.TEXT_EVENT_STREAM_VALUE)</w:t>
+      </w:r>
+    </w:p>
+    <w:p>
+      <w:pPr>
+        <w:pStyle w:val="aff9"/>
+        <w:keepNext/>
+        <w:spacing w:line="240" w:lineRule="auto"/>
+        <w:ind w:firstLine="0"/>
+        <w:jc w:val="left"/>
+      </w:pPr>
+      <w:r>
+        <w:rPr>
+          <w:rFonts w:ascii="Consolas" w:hAnsi="Consolas"/>
+          <w:sz w:val="19"/>
+        </w:rPr>
+        <w:t xml:space="preserve">    public Flux&lt;ServerSentEvent&lt;Map&lt;String,Object&gt;&gt;&gt; stream(@PathVariable String </w:t>
+      </w:r>
+      <w:r>
+        <w:rPr>
+          <w:rFonts w:ascii="Consolas" w:hAnsi="Consolas"/>
+          <w:sz w:val="19"/>
+        </w:rPr>
+        <w:br/>
+        <w:t>id){</w:t>
+      </w:r>
+    </w:p>
+    <w:p>
+      <w:pPr>
+        <w:pStyle w:val="aff9"/>
+        <w:keepNext/>
+        <w:spacing w:line="240" w:lineRule="auto"/>
+        <w:ind w:firstLine="0"/>
+        <w:jc w:val="left"/>
+      </w:pPr>
+      <w:r>
+        <w:rPr>
+          <w:rFonts w:ascii="Consolas" w:hAnsi="Consolas"/>
+          <w:sz w:val="19"/>
+        </w:rPr>
+        <w:t xml:space="preserve">        return find(id).flatMapMany(initial-&gt;Flux.interval(Duration.ZERO,Duration.</w:t>
+      </w:r>
+      <w:r>
+        <w:rPr>
+          <w:rFonts w:ascii="Consolas" w:hAnsi="Consolas"/>
+          <w:sz w:val="19"/>
+        </w:rPr>
+        <w:br/>
+        <w:t>ofMillis(350)).flatMap(t-&gt;find(id)).distinctUntilChanged(m-&gt;m.get("STATUS")))</w:t>
+      </w:r>
+    </w:p>
+    <w:p>
+      <w:pPr>
+        <w:pStyle w:val="aff9"/>
+        <w:keepNext/>
+        <w:spacing w:line="240" w:lineRule="auto"/>
+        <w:ind w:firstLine="0"/>
+        <w:jc w:val="left"/>
+      </w:pPr>
+      <w:r>
+        <w:rPr>
+          <w:rFonts w:ascii="Consolas" w:hAnsi="Consolas"/>
+          <w:sz w:val="19"/>
+        </w:rPr>
+        <w:t xml:space="preserve">            .map(m-&gt;ServerSentEvent.builder(m).event("order-status").id(id+":"+m.g</w:t>
+      </w:r>
+      <w:r>
+        <w:rPr>
+          <w:rFonts w:ascii="Consolas" w:hAnsi="Consolas"/>
+          <w:sz w:val="19"/>
+        </w:rPr>
+        <w:br/>
+        <w:t>et("STATUS")).build());</w:t>
+      </w:r>
+    </w:p>
+    <w:p>
+      <w:pPr>
+        <w:pStyle w:val="aff9"/>
+        <w:keepNext/>
+        <w:spacing w:line="240" w:lineRule="auto"/>
+        <w:ind w:firstLine="0"/>
+        <w:jc w:val="left"/>
+      </w:pPr>
+      <w:r>
+        <w:rPr>
+          <w:rFonts w:ascii="Consolas" w:hAnsi="Consolas"/>
+          <w:sz w:val="19"/>
+        </w:rPr>
+        <w:t xml:space="preserve">    }</w:t>
+      </w:r>
+    </w:p>
+    <w:p>
+      <w:pPr>
+        <w:pStyle w:val="aff9"/>
+        <w:keepNext/>
+      </w:pPr>
+      <w:r>
+        <w:t>Источник листинга: order-service/src/main/java/ru/kashpirev/OrderApplication.java, строки 59–63. Переносы длинных строк добавлены для размещения на странице.</w:t>
+      </w:r>
+    </w:p>
+    <w:p>
+      <w:pPr>
+        <w:pStyle w:val="aff9"/>
+        <w:ind w:firstLine="0"/>
+      </w:pPr>
+      <w:hyperlink r:id="rId13" w:anchor="L59">
+        <w:r>
+          <w:t>Открыть этот фрагмент исходного кода</w:t>
+        </w:r>
+      </w:hyperlink>
+    </w:p>
+    <w:p>
+      <w:pPr>
+        <w:pStyle w:val="affc"/>
+        <w:keepNext/>
+      </w:pPr>
+      <w:r>
+        <w:t>Листинг 5 — Входная корреляция и выбор маршрута</w:t>
+      </w:r>
+    </w:p>
+    <w:p>
+      <w:pPr>
+        <w:pStyle w:val="aff9"/>
+        <w:keepNext/>
+        <w:spacing w:line="240" w:lineRule="auto"/>
+        <w:ind w:firstLine="0"/>
+        <w:jc w:val="left"/>
+      </w:pPr>
+      <w:r>
+        <w:rPr>
+          <w:rFonts w:ascii="Consolas" w:hAnsi="Consolas"/>
+          <w:sz w:val="19"/>
+        </w:rPr>
+        <w:t xml:space="preserve">        String </w:t>
+      </w:r>
+      <w:r>
+        <w:rPr>
+          <w:rFonts w:ascii="Consolas" w:hAnsi="Consolas"/>
+          <w:sz w:val="19"/>
+        </w:rPr>
+        <w:br/>
+        <w:t>supplied=exchange.getRequest().getHeaders().getFirst("X-Request-ID");</w:t>
+      </w:r>
+    </w:p>
+    <w:p>
+      <w:pPr>
+        <w:pStyle w:val="aff9"/>
+        <w:keepNext/>
+        <w:spacing w:line="240" w:lineRule="auto"/>
+        <w:ind w:firstLine="0"/>
+        <w:jc w:val="left"/>
+      </w:pPr>
+      <w:r>
+        <w:rPr>
+          <w:rFonts w:ascii="Consolas" w:hAnsi="Consolas"/>
+          <w:sz w:val="19"/>
+        </w:rPr>
+        <w:t xml:space="preserve">        String requestId=supplied!=null&amp;&amp;supplied.matches("[A-Za-z0-9._-]{1,80}")?</w:t>
+      </w:r>
+      <w:r>
+        <w:rPr>
+          <w:rFonts w:ascii="Consolas" w:hAnsi="Consolas"/>
+          <w:sz w:val="19"/>
+        </w:rPr>
+        <w:br/>
+        <w:t>supplied:UUID.randomUUID().toString();</w:t>
+      </w:r>
+    </w:p>
+    <w:p>
+      <w:pPr>
+        <w:pStyle w:val="aff9"/>
+        <w:keepNext/>
+        <w:spacing w:line="240" w:lineRule="auto"/>
+        <w:ind w:firstLine="0"/>
+        <w:jc w:val="left"/>
+      </w:pPr>
+      <w:r>
+        <w:rPr>
+          <w:rFonts w:ascii="Consolas" w:hAnsi="Consolas"/>
+          <w:sz w:val="19"/>
+        </w:rPr>
+        <w:t xml:space="preserve">        exchange.getResponse().getHeaders().set("X-Request-ID",requestId);</w:t>
+      </w:r>
+    </w:p>
+    <w:p>
+      <w:pPr>
+        <w:pStyle w:val="aff9"/>
+        <w:keepNext/>
+        <w:spacing w:line="240" w:lineRule="auto"/>
+        <w:ind w:firstLine="0"/>
+        <w:jc w:val="left"/>
+      </w:pPr>
+      <w:r>
+        <w:rPr>
+          <w:rFonts w:ascii="Consolas" w:hAnsi="Consolas"/>
+          <w:sz w:val="19"/>
+        </w:rPr>
+        <w:t xml:space="preserve">        String path=exchange.getRequest().getURI().getRawPath();String </w:t>
+      </w:r>
+      <w:r>
+        <w:rPr>
+          <w:rFonts w:ascii="Consolas" w:hAnsi="Consolas"/>
+          <w:sz w:val="19"/>
+        </w:rPr>
+        <w:br/>
+        <w:t>query=exchange.getRequest().getURI().getRawQuery();</w:t>
+      </w:r>
+    </w:p>
+    <w:p>
+      <w:pPr>
+        <w:pStyle w:val="aff9"/>
+        <w:keepNext/>
+        <w:spacing w:line="240" w:lineRule="auto"/>
+        <w:ind w:firstLine="0"/>
+        <w:jc w:val="left"/>
+      </w:pPr>
+      <w:r>
+        <w:rPr>
+          <w:rFonts w:ascii="Consolas" w:hAnsi="Consolas"/>
+          <w:sz w:val="19"/>
+        </w:rPr>
+        <w:t xml:space="preserve">        System.out.println("requestId="+requestId+" Gateway -&gt; "+service+" </w:t>
+      </w:r>
+      <w:r>
+        <w:rPr>
+          <w:rFonts w:ascii="Consolas" w:hAnsi="Consolas"/>
+          <w:sz w:val="19"/>
+        </w:rPr>
+        <w:br/>
+        <w:t>"+exchange.getRequest().getMethod()+" "+path);</w:t>
+      </w:r>
+    </w:p>
+    <w:p>
+      <w:pPr>
+        <w:pStyle w:val="aff9"/>
+        <w:keepNext/>
+      </w:pPr>
+      <w:r>
+        <w:t>Источник листинга: api-gateway/src/main/java/ru/kashpirev/GatewayApplication.java, строки 12–16. Переносы длинных строк добавлены для размещения на странице.</w:t>
+      </w:r>
+    </w:p>
+    <w:p>
+      <w:pPr>
+        <w:pStyle w:val="aff9"/>
+        <w:ind w:firstLine="0"/>
+      </w:pPr>
+      <w:hyperlink r:id="rId14" w:anchor="L12">
+        <w:r>
+          <w:t>Открыть этот фрагмент исходного кода</w:t>
+        </w:r>
+      </w:hyperlink>
+    </w:p>
+    <w:p>
+      <w:pPr>
+        <w:pStyle w:val="1"/>
+      </w:pPr>
+      <w:bookmarkStart w:id="20" w:name="_Toc242052507"/>
+      <w:r>
+        <w:lastRenderedPageBreak/>
+        <w:t>3 Запуск и проверка результатов</w:t>
+      </w:r>
+      <w:bookmarkEnd w:id="20"/>
+    </w:p>
+    <w:p>
+      <w:pPr>
+        <w:pStyle w:val="21"/>
+      </w:pPr>
+      <w:bookmarkStart w:id="21" w:name="_Toc242052508"/>
+      <w:r>
+        <w:t>3.1 Подготовка окружения и запуск</w:t>
+      </w:r>
+      <w:bookmarkEnd w:id="21"/>
+    </w:p>
+    <w:p>
+      <w:pPr>
+        <w:pStyle w:val="aff9"/>
+      </w:pPr>
+      <w:r>
+        <w:t>Для запуска нужен Docker Desktop с Linux-контейнерами. Все необходимые app.jar либо классы включены в проект. Основные Dockerfile используют эти сборки; Maven-исходники и Dockerfile.source позволяют собрать приложение заново.</w:t>
+      </w:r>
+    </w:p>
+    <w:p>
+      <w:pPr>
+        <w:pStyle w:val="aff9"/>
+        <w:spacing w:line="240" w:lineRule="auto"/>
         <w:ind w:firstLine="0"/>
         <w:jc w:val="left"/>
       </w:pPr>
@@ -1610,10 +8100,7 @@
         <w:pStyle w:val="aff9"/>
       </w:pPr>
       <w:r>
-        <w:t xml:space="preserve">Команды выполняются из папки соответствующей практики. Для №2 и №3 </w:t>
-      </w:r>
-      <w:r>
-        <w:t>требуется Java 21; скомпилированные классы и зависимости приложены. Для контейнерных проектов требуется Docker Desktop. Dockerfile использует готовые файлы сборки; пересборка исходного кода выполняется Maven или через Dockerfile.source.</w:t>
+        <w:t>Команды выполняются из папки соответствующей практики. Первичный запуск контейнеров может потребовать загрузки базовых образов. Фактические результаты ниже сохранены 4 октября 2026 года.</w:t>
       </w:r>
     </w:p>
     <w:p>
@@ -1621,37 +8108,1101 @@
         <w:pStyle w:val="aff9"/>
       </w:pPr>
       <w:r>
-        <w:t>Заказ b73d13eb-6acd</w:t>
-      </w:r>
-      <w:r>
-        <w:t>-4646-86cf-66d483bfe570 создан на сумму 15 800 рублей. SSE передал CREATED, DELIVERY_CREATED, IN_TRANSIT и DELIVERED. Request ID kashpirev-1123-1791128268 обнаружен в Gateway, Supplier, Order и Delivery. Повторное событие c5212757-dfc8-469d-bffd-a15da1d680</w:t>
-      </w:r>
-      <w:r>
-        <w:t>87 было маршрутизировано RabbitMQ и проигнорировано потребителем: количество доставок не изменилось. При выключенном Supplier ответы 503 получены за 4.344, 0.018 и 0.015 секунды; после восстановления успешно создан новый заказ.</w:t>
+        <w:t>Внешний адрес демонстрации — http://localhost:8188. Параметры внутренних адресов и баз задаются через окружение Compose. Перед demo.ps1 следует дождаться состояния healthy. В №5 масштабирование задаётся --scale orders=2; остальные сценарии запускаются штатным Compose-файлом проекта.</w:t>
       </w:r>
     </w:p>
     <w:p>
       <w:pPr>
-        <w:pStyle w:val="aff9"/>
-      </w:pPr>
-      <w:r>
-        <w:t>Проверка выполнена 4 октября</w:t>
-      </w:r>
-      <w:r>
-        <w:t xml:space="preserve"> 2026 года. Рисунки ниже являются снимками окна просмотра сохранённых фактических логов. Полный вывод находится в run.log. Потоки SSE дополнительно сохранены в sse.log. Исходные снимки высокого разрешения находятся в screenshots.</w:t>
-      </w:r>
+        <w:pStyle w:val="21"/>
+      </w:pPr>
+      <w:bookmarkStart w:id="22" w:name="_Toc242052509"/>
+      <w:r>
+        <w:t>3.2 Сценарии и ожидаемые результаты</w:t>
+      </w:r>
+      <w:bookmarkEnd w:id="22"/>
     </w:p>
     <w:p>
       <w:pPr>
+        <w:pStyle w:val="affc"/>
+        <w:keepNext/>
+      </w:pPr>
+      <w:r>
+        <w:t>Таблица 4 — Проверки программы</w:t>
+      </w:r>
+    </w:p>
+    <w:tbl>
+      <w:tblPr>
+        <w:tblW w:w="0" w:type="auto"/>
+        <w:jc w:val="center"/>
+        <w:tblLayout w:type="fixed"/>
+        <w:tblLook w:val="04A0" w:firstRow="1" w:lastRow="0" w:firstColumn="1" w:lastColumn="0" w:noHBand="0" w:noVBand="1"/>
+      </w:tblPr>
+      <w:tblGrid>
+        <w:gridCol w:w="2324"/>
+        <w:gridCol w:w="3231"/>
+        <w:gridCol w:w="3798"/>
+      </w:tblGrid>
+      <w:tr>
+        <w:trPr>
+          <w:cantSplit/>
+          <w:tblHeader/>
+          <w:jc w:val="center"/>
+        </w:trPr>
+        <w:tc>
+          <w:tcPr>
+            <w:tcW w:w="2324" w:type="dxa"/>
+            <w:tcBorders>
+              <w:top w:val="single" w:sz="4" w:space="0" w:color="D9D9D9"/>
+              <w:left w:val="single" w:sz="4" w:space="0" w:color="D9D9D9"/>
+              <w:bottom w:val="single" w:sz="4" w:space="0" w:color="D9D9D9"/>
+              <w:right w:val="single" w:sz="4" w:space="0" w:color="D9D9D9"/>
+            </w:tcBorders>
+            <w:shd w:val="clear" w:color="auto" w:fill="EEEEEE"/>
+            <w:tcMar>
+              <w:top w:w="70" w:type="dxa"/>
+              <w:left w:w="90" w:type="dxa"/>
+              <w:bottom w:w="70" w:type="dxa"/>
+              <w:right w:w="90" w:type="dxa"/>
+            </w:tcMar>
+            <w:vAlign w:val="center"/>
+          </w:tcPr>
+          <w:p>
+            <w:pPr>
+              <w:spacing w:before="40" w:after="40" w:line="264" w:lineRule="auto"/>
+              <w:ind w:firstLine="0"/>
+              <w:jc w:val="left"/>
+            </w:pPr>
+            <w:r>
+              <w:rPr>
+                <w:b/>
+                <w:sz w:val="24"/>
+              </w:rPr>
+              <w:t>Проверка</w:t>
+            </w:r>
+          </w:p>
+        </w:tc>
+        <w:tc>
+          <w:tcPr>
+            <w:tcW w:w="3231" w:type="dxa"/>
+            <w:tcBorders>
+              <w:top w:val="single" w:sz="4" w:space="0" w:color="D9D9D9"/>
+              <w:left w:val="single" w:sz="4" w:space="0" w:color="D9D9D9"/>
+              <w:bottom w:val="single" w:sz="4" w:space="0" w:color="D9D9D9"/>
+              <w:right w:val="single" w:sz="4" w:space="0" w:color="D9D9D9"/>
+            </w:tcBorders>
+            <w:shd w:val="clear" w:color="auto" w:fill="EEEEEE"/>
+            <w:tcMar>
+              <w:top w:w="70" w:type="dxa"/>
+              <w:left w:w="90" w:type="dxa"/>
+              <w:bottom w:w="70" w:type="dxa"/>
+              <w:right w:w="90" w:type="dxa"/>
+            </w:tcMar>
+            <w:vAlign w:val="center"/>
+          </w:tcPr>
+          <w:p>
+            <w:pPr>
+              <w:spacing w:before="40" w:after="40" w:line="264" w:lineRule="auto"/>
+              <w:ind w:firstLine="0"/>
+              <w:jc w:val="left"/>
+            </w:pPr>
+            <w:r>
+              <w:rPr>
+                <w:b/>
+                <w:sz w:val="24"/>
+              </w:rPr>
+              <w:t>Действие или данные</w:t>
+            </w:r>
+          </w:p>
+        </w:tc>
+        <w:tc>
+          <w:tcPr>
+            <w:tcW w:w="3798" w:type="dxa"/>
+            <w:tcBorders>
+              <w:top w:val="single" w:sz="4" w:space="0" w:color="D9D9D9"/>
+              <w:left w:val="single" w:sz="4" w:space="0" w:color="D9D9D9"/>
+              <w:bottom w:val="single" w:sz="4" w:space="0" w:color="D9D9D9"/>
+              <w:right w:val="single" w:sz="4" w:space="0" w:color="D9D9D9"/>
+            </w:tcBorders>
+            <w:shd w:val="clear" w:color="auto" w:fill="EEEEEE"/>
+            <w:tcMar>
+              <w:top w:w="70" w:type="dxa"/>
+              <w:left w:w="90" w:type="dxa"/>
+              <w:bottom w:w="70" w:type="dxa"/>
+              <w:right w:w="90" w:type="dxa"/>
+            </w:tcMar>
+            <w:vAlign w:val="center"/>
+          </w:tcPr>
+          <w:p>
+            <w:pPr>
+              <w:spacing w:before="40" w:after="40" w:line="264" w:lineRule="auto"/>
+              <w:ind w:firstLine="0"/>
+              <w:jc w:val="left"/>
+            </w:pPr>
+            <w:r>
+              <w:rPr>
+                <w:b/>
+                <w:sz w:val="24"/>
+              </w:rPr>
+              <w:t>Фактический результат</w:t>
+            </w:r>
+          </w:p>
+        </w:tc>
+      </w:tr>
+      <w:tr>
+        <w:trPr>
+          <w:cantSplit/>
+          <w:jc w:val="center"/>
+        </w:trPr>
+        <w:tc>
+          <w:tcPr>
+            <w:tcW w:w="2324" w:type="dxa"/>
+            <w:tcBorders>
+              <w:top w:val="single" w:sz="4" w:space="0" w:color="D9D9D9"/>
+              <w:left w:val="single" w:sz="4" w:space="0" w:color="D9D9D9"/>
+              <w:bottom w:val="single" w:sz="4" w:space="0" w:color="D9D9D9"/>
+              <w:right w:val="single" w:sz="4" w:space="0" w:color="D9D9D9"/>
+            </w:tcBorders>
+            <w:tcMar>
+              <w:top w:w="70" w:type="dxa"/>
+              <w:left w:w="90" w:type="dxa"/>
+              <w:bottom w:w="70" w:type="dxa"/>
+              <w:right w:w="90" w:type="dxa"/>
+            </w:tcMar>
+            <w:vAlign w:val="center"/>
+          </w:tcPr>
+          <w:p>
+            <w:pPr>
+              <w:spacing w:before="40" w:after="40" w:line="264" w:lineRule="auto"/>
+              <w:ind w:firstLine="0"/>
+              <w:jc w:val="left"/>
+            </w:pPr>
+            <w:r>
+              <w:rPr>
+                <w:sz w:val="24"/>
+              </w:rPr>
+              <w:t>Создание заказа</w:t>
+            </w:r>
+          </w:p>
+        </w:tc>
+        <w:tc>
+          <w:tcPr>
+            <w:tcW w:w="3231" w:type="dxa"/>
+            <w:tcBorders>
+              <w:top w:val="single" w:sz="4" w:space="0" w:color="D9D9D9"/>
+              <w:left w:val="single" w:sz="4" w:space="0" w:color="D9D9D9"/>
+              <w:bottom w:val="single" w:sz="4" w:space="0" w:color="D9D9D9"/>
+              <w:right w:val="single" w:sz="4" w:space="0" w:color="D9D9D9"/>
+            </w:tcBorders>
+            <w:tcMar>
+              <w:top w:w="70" w:type="dxa"/>
+              <w:left w:w="90" w:type="dxa"/>
+              <w:bottom w:w="70" w:type="dxa"/>
+              <w:right w:w="90" w:type="dxa"/>
+            </w:tcMar>
+            <w:vAlign w:val="center"/>
+          </w:tcPr>
+          <w:p>
+            <w:pPr>
+              <w:spacing w:before="40" w:after="40" w:line="264" w:lineRule="auto"/>
+              <w:ind w:firstLine="0"/>
+              <w:jc w:val="left"/>
+            </w:pPr>
+            <w:r>
+              <w:rPr>
+                <w:sz w:val="24"/>
+              </w:rPr>
+              <w:t>productId 1; quantity 2</w:t>
+            </w:r>
+          </w:p>
+        </w:tc>
+        <w:tc>
+          <w:tcPr>
+            <w:tcW w:w="3798" w:type="dxa"/>
+            <w:tcBorders>
+              <w:top w:val="single" w:sz="4" w:space="0" w:color="D9D9D9"/>
+              <w:left w:val="single" w:sz="4" w:space="0" w:color="D9D9D9"/>
+              <w:bottom w:val="single" w:sz="4" w:space="0" w:color="D9D9D9"/>
+              <w:right w:val="single" w:sz="4" w:space="0" w:color="D9D9D9"/>
+            </w:tcBorders>
+            <w:tcMar>
+              <w:top w:w="70" w:type="dxa"/>
+              <w:left w:w="90" w:type="dxa"/>
+              <w:bottom w:w="70" w:type="dxa"/>
+              <w:right w:w="90" w:type="dxa"/>
+            </w:tcMar>
+            <w:vAlign w:val="center"/>
+          </w:tcPr>
+          <w:p>
+            <w:pPr>
+              <w:spacing w:before="40" w:after="40" w:line="264" w:lineRule="auto"/>
+              <w:ind w:firstLine="0"/>
+              <w:jc w:val="left"/>
+            </w:pPr>
+            <w:r>
+              <w:rPr>
+                <w:sz w:val="24"/>
+              </w:rPr>
+              <w:t>TOTAL 15 800; CREATED</w:t>
+            </w:r>
+          </w:p>
+        </w:tc>
+      </w:tr>
+      <w:tr>
+        <w:trPr>
+          <w:cantSplit/>
+          <w:jc w:val="center"/>
+        </w:trPr>
+        <w:tc>
+          <w:tcPr>
+            <w:tcW w:w="2324" w:type="dxa"/>
+            <w:tcBorders>
+              <w:top w:val="single" w:sz="4" w:space="0" w:color="D9D9D9"/>
+              <w:left w:val="single" w:sz="4" w:space="0" w:color="D9D9D9"/>
+              <w:bottom w:val="single" w:sz="4" w:space="0" w:color="D9D9D9"/>
+              <w:right w:val="single" w:sz="4" w:space="0" w:color="D9D9D9"/>
+            </w:tcBorders>
+            <w:tcMar>
+              <w:top w:w="70" w:type="dxa"/>
+              <w:left w:w="90" w:type="dxa"/>
+              <w:bottom w:w="70" w:type="dxa"/>
+              <w:right w:w="90" w:type="dxa"/>
+            </w:tcMar>
+            <w:vAlign w:val="center"/>
+          </w:tcPr>
+          <w:p>
+            <w:pPr>
+              <w:spacing w:before="40" w:after="40" w:line="264" w:lineRule="auto"/>
+              <w:ind w:firstLine="0"/>
+              <w:jc w:val="left"/>
+            </w:pPr>
+            <w:r>
+              <w:rPr>
+                <w:sz w:val="24"/>
+              </w:rPr>
+              <w:t>Передача события</w:t>
+            </w:r>
+          </w:p>
+        </w:tc>
+        <w:tc>
+          <w:tcPr>
+            <w:tcW w:w="3231" w:type="dxa"/>
+            <w:tcBorders>
+              <w:top w:val="single" w:sz="4" w:space="0" w:color="D9D9D9"/>
+              <w:left w:val="single" w:sz="4" w:space="0" w:color="D9D9D9"/>
+              <w:bottom w:val="single" w:sz="4" w:space="0" w:color="D9D9D9"/>
+              <w:right w:val="single" w:sz="4" w:space="0" w:color="D9D9D9"/>
+            </w:tcBorders>
+            <w:tcMar>
+              <w:top w:w="70" w:type="dxa"/>
+              <w:left w:w="90" w:type="dxa"/>
+              <w:bottom w:w="70" w:type="dxa"/>
+              <w:right w:w="90" w:type="dxa"/>
+            </w:tcMar>
+            <w:vAlign w:val="center"/>
+          </w:tcPr>
+          <w:p>
+            <w:pPr>
+              <w:spacing w:before="40" w:after="40" w:line="264" w:lineRule="auto"/>
+              <w:ind w:firstLine="0"/>
+              <w:jc w:val="left"/>
+            </w:pPr>
+            <w:r>
+              <w:rPr>
+                <w:sz w:val="24"/>
+              </w:rPr>
+              <w:t>order.created; eventId c521…</w:t>
+            </w:r>
+          </w:p>
+        </w:tc>
+        <w:tc>
+          <w:tcPr>
+            <w:tcW w:w="3798" w:type="dxa"/>
+            <w:tcBorders>
+              <w:top w:val="single" w:sz="4" w:space="0" w:color="D9D9D9"/>
+              <w:left w:val="single" w:sz="4" w:space="0" w:color="D9D9D9"/>
+              <w:bottom w:val="single" w:sz="4" w:space="0" w:color="D9D9D9"/>
+              <w:right w:val="single" w:sz="4" w:space="0" w:color="D9D9D9"/>
+            </w:tcBorders>
+            <w:tcMar>
+              <w:top w:w="70" w:type="dxa"/>
+              <w:left w:w="90" w:type="dxa"/>
+              <w:bottom w:w="70" w:type="dxa"/>
+              <w:right w:w="90" w:type="dxa"/>
+            </w:tcMar>
+            <w:vAlign w:val="center"/>
+          </w:tcPr>
+          <w:p>
+            <w:pPr>
+              <w:spacing w:before="40" w:after="40" w:line="264" w:lineRule="auto"/>
+              <w:ind w:firstLine="0"/>
+              <w:jc w:val="left"/>
+            </w:pPr>
+            <w:r>
+              <w:rPr>
+                <w:sz w:val="24"/>
+              </w:rPr>
+              <w:t>PUBLISHED → CONSUMED</w:t>
+            </w:r>
+          </w:p>
+        </w:tc>
+      </w:tr>
+      <w:tr>
+        <w:trPr>
+          <w:cantSplit/>
+          <w:jc w:val="center"/>
+        </w:trPr>
+        <w:tc>
+          <w:tcPr>
+            <w:tcW w:w="2324" w:type="dxa"/>
+            <w:tcBorders>
+              <w:top w:val="single" w:sz="4" w:space="0" w:color="D9D9D9"/>
+              <w:left w:val="single" w:sz="4" w:space="0" w:color="D9D9D9"/>
+              <w:bottom w:val="single" w:sz="4" w:space="0" w:color="D9D9D9"/>
+              <w:right w:val="single" w:sz="4" w:space="0" w:color="D9D9D9"/>
+            </w:tcBorders>
+            <w:tcMar>
+              <w:top w:w="70" w:type="dxa"/>
+              <w:left w:w="90" w:type="dxa"/>
+              <w:bottom w:w="70" w:type="dxa"/>
+              <w:right w:w="90" w:type="dxa"/>
+            </w:tcMar>
+            <w:vAlign w:val="center"/>
+          </w:tcPr>
+          <w:p>
+            <w:pPr>
+              <w:spacing w:before="40" w:after="40" w:line="264" w:lineRule="auto"/>
+              <w:ind w:firstLine="0"/>
+              <w:jc w:val="left"/>
+            </w:pPr>
+            <w:r>
+              <w:rPr>
+                <w:sz w:val="24"/>
+              </w:rPr>
+              <w:t>Создание доставки</w:t>
+            </w:r>
+          </w:p>
+        </w:tc>
+        <w:tc>
+          <w:tcPr>
+            <w:tcW w:w="3231" w:type="dxa"/>
+            <w:tcBorders>
+              <w:top w:val="single" w:sz="4" w:space="0" w:color="D9D9D9"/>
+              <w:left w:val="single" w:sz="4" w:space="0" w:color="D9D9D9"/>
+              <w:bottom w:val="single" w:sz="4" w:space="0" w:color="D9D9D9"/>
+              <w:right w:val="single" w:sz="4" w:space="0" w:color="D9D9D9"/>
+            </w:tcBorders>
+            <w:tcMar>
+              <w:top w:w="70" w:type="dxa"/>
+              <w:left w:w="90" w:type="dxa"/>
+              <w:bottom w:w="70" w:type="dxa"/>
+              <w:right w:w="90" w:type="dxa"/>
+            </w:tcMar>
+            <w:vAlign w:val="center"/>
+          </w:tcPr>
+          <w:p>
+            <w:pPr>
+              <w:spacing w:before="40" w:after="40" w:line="264" w:lineRule="auto"/>
+              <w:ind w:firstLine="0"/>
+              <w:jc w:val="left"/>
+            </w:pPr>
+            <w:r>
+              <w:rPr>
+                <w:sz w:val="24"/>
+              </w:rPr>
+              <w:t>orderId b73d…</w:t>
+            </w:r>
+          </w:p>
+        </w:tc>
+        <w:tc>
+          <w:tcPr>
+            <w:tcW w:w="3798" w:type="dxa"/>
+            <w:tcBorders>
+              <w:top w:val="single" w:sz="4" w:space="0" w:color="D9D9D9"/>
+              <w:left w:val="single" w:sz="4" w:space="0" w:color="D9D9D9"/>
+              <w:bottom w:val="single" w:sz="4" w:space="0" w:color="D9D9D9"/>
+              <w:right w:val="single" w:sz="4" w:space="0" w:color="D9D9D9"/>
+            </w:tcBorders>
+            <w:tcMar>
+              <w:top w:w="70" w:type="dxa"/>
+              <w:left w:w="90" w:type="dxa"/>
+              <w:bottom w:w="70" w:type="dxa"/>
+              <w:right w:w="90" w:type="dxa"/>
+            </w:tcMar>
+            <w:vAlign w:val="center"/>
+          </w:tcPr>
+          <w:p>
+            <w:pPr>
+              <w:spacing w:before="40" w:after="40" w:line="264" w:lineRule="auto"/>
+              <w:ind w:firstLine="0"/>
+              <w:jc w:val="left"/>
+            </w:pPr>
+            <w:r>
+              <w:rPr>
+                <w:sz w:val="24"/>
+              </w:rPr>
+              <w:t>Одна связанная доставка CREATED</w:t>
+            </w:r>
+          </w:p>
+        </w:tc>
+      </w:tr>
+      <w:tr>
+        <w:trPr>
+          <w:cantSplit/>
+          <w:jc w:val="center"/>
+        </w:trPr>
+        <w:tc>
+          <w:tcPr>
+            <w:tcW w:w="2324" w:type="dxa"/>
+            <w:tcBorders>
+              <w:top w:val="single" w:sz="4" w:space="0" w:color="D9D9D9"/>
+              <w:left w:val="single" w:sz="4" w:space="0" w:color="D9D9D9"/>
+              <w:bottom w:val="single" w:sz="4" w:space="0" w:color="D9D9D9"/>
+              <w:right w:val="single" w:sz="4" w:space="0" w:color="D9D9D9"/>
+            </w:tcBorders>
+            <w:tcMar>
+              <w:top w:w="70" w:type="dxa"/>
+              <w:left w:w="90" w:type="dxa"/>
+              <w:bottom w:w="70" w:type="dxa"/>
+              <w:right w:w="90" w:type="dxa"/>
+            </w:tcMar>
+            <w:vAlign w:val="center"/>
+          </w:tcPr>
+          <w:p>
+            <w:pPr>
+              <w:spacing w:before="40" w:after="40" w:line="264" w:lineRule="auto"/>
+              <w:ind w:firstLine="0"/>
+              <w:jc w:val="left"/>
+            </w:pPr>
+            <w:r>
+              <w:rPr>
+                <w:sz w:val="24"/>
+              </w:rPr>
+              <w:t>Реактивные обновления</w:t>
+            </w:r>
+          </w:p>
+        </w:tc>
+        <w:tc>
+          <w:tcPr>
+            <w:tcW w:w="3231" w:type="dxa"/>
+            <w:tcBorders>
+              <w:top w:val="single" w:sz="4" w:space="0" w:color="D9D9D9"/>
+              <w:left w:val="single" w:sz="4" w:space="0" w:color="D9D9D9"/>
+              <w:bottom w:val="single" w:sz="4" w:space="0" w:color="D9D9D9"/>
+              <w:right w:val="single" w:sz="4" w:space="0" w:color="D9D9D9"/>
+            </w:tcBorders>
+            <w:tcMar>
+              <w:top w:w="70" w:type="dxa"/>
+              <w:left w:w="90" w:type="dxa"/>
+              <w:bottom w:w="70" w:type="dxa"/>
+              <w:right w:w="90" w:type="dxa"/>
+            </w:tcMar>
+            <w:vAlign w:val="center"/>
+          </w:tcPr>
+          <w:p>
+            <w:pPr>
+              <w:spacing w:before="40" w:after="40" w:line="264" w:lineRule="auto"/>
+              <w:ind w:firstLine="0"/>
+              <w:jc w:val="left"/>
+            </w:pPr>
+            <w:r>
+              <w:rPr>
+                <w:sz w:val="24"/>
+              </w:rPr>
+              <w:t>GET /api/orders/{id}/events</w:t>
+            </w:r>
+          </w:p>
+        </w:tc>
+        <w:tc>
+          <w:tcPr>
+            <w:tcW w:w="3798" w:type="dxa"/>
+            <w:tcBorders>
+              <w:top w:val="single" w:sz="4" w:space="0" w:color="D9D9D9"/>
+              <w:left w:val="single" w:sz="4" w:space="0" w:color="D9D9D9"/>
+              <w:bottom w:val="single" w:sz="4" w:space="0" w:color="D9D9D9"/>
+              <w:right w:val="single" w:sz="4" w:space="0" w:color="D9D9D9"/>
+            </w:tcBorders>
+            <w:tcMar>
+              <w:top w:w="70" w:type="dxa"/>
+              <w:left w:w="90" w:type="dxa"/>
+              <w:bottom w:w="70" w:type="dxa"/>
+              <w:right w:w="90" w:type="dxa"/>
+            </w:tcMar>
+            <w:vAlign w:val="center"/>
+          </w:tcPr>
+          <w:p>
+            <w:pPr>
+              <w:spacing w:before="40" w:after="40" w:line="264" w:lineRule="auto"/>
+              <w:ind w:firstLine="0"/>
+              <w:jc w:val="left"/>
+            </w:pPr>
+            <w:r>
+              <w:rPr>
+                <w:sz w:val="24"/>
+              </w:rPr>
+              <w:t>CREATED, DELIVERY_CREATED, IN_TRANSIT, DELIVERED</w:t>
+            </w:r>
+          </w:p>
+        </w:tc>
+      </w:tr>
+      <w:tr>
+        <w:trPr>
+          <w:cantSplit/>
+          <w:jc w:val="center"/>
+        </w:trPr>
+        <w:tc>
+          <w:tcPr>
+            <w:tcW w:w="2324" w:type="dxa"/>
+            <w:tcBorders>
+              <w:top w:val="single" w:sz="4" w:space="0" w:color="D9D9D9"/>
+              <w:left w:val="single" w:sz="4" w:space="0" w:color="D9D9D9"/>
+              <w:bottom w:val="single" w:sz="4" w:space="0" w:color="D9D9D9"/>
+              <w:right w:val="single" w:sz="4" w:space="0" w:color="D9D9D9"/>
+            </w:tcBorders>
+            <w:tcMar>
+              <w:top w:w="70" w:type="dxa"/>
+              <w:left w:w="90" w:type="dxa"/>
+              <w:bottom w:w="70" w:type="dxa"/>
+              <w:right w:w="90" w:type="dxa"/>
+            </w:tcMar>
+            <w:vAlign w:val="center"/>
+          </w:tcPr>
+          <w:p>
+            <w:pPr>
+              <w:spacing w:before="40" w:after="40" w:line="264" w:lineRule="auto"/>
+              <w:ind w:firstLine="0"/>
+              <w:jc w:val="left"/>
+            </w:pPr>
+            <w:r>
+              <w:rPr>
+                <w:sz w:val="24"/>
+              </w:rPr>
+              <w:t>Корреляция</w:t>
+            </w:r>
+          </w:p>
+        </w:tc>
+        <w:tc>
+          <w:tcPr>
+            <w:tcW w:w="3231" w:type="dxa"/>
+            <w:tcBorders>
+              <w:top w:val="single" w:sz="4" w:space="0" w:color="D9D9D9"/>
+              <w:left w:val="single" w:sz="4" w:space="0" w:color="D9D9D9"/>
+              <w:bottom w:val="single" w:sz="4" w:space="0" w:color="D9D9D9"/>
+              <w:right w:val="single" w:sz="4" w:space="0" w:color="D9D9D9"/>
+            </w:tcBorders>
+            <w:tcMar>
+              <w:top w:w="70" w:type="dxa"/>
+              <w:left w:w="90" w:type="dxa"/>
+              <w:bottom w:w="70" w:type="dxa"/>
+              <w:right w:w="90" w:type="dxa"/>
+            </w:tcMar>
+            <w:vAlign w:val="center"/>
+          </w:tcPr>
+          <w:p>
+            <w:pPr>
+              <w:spacing w:before="40" w:after="40" w:line="264" w:lineRule="auto"/>
+              <w:ind w:firstLine="0"/>
+              <w:jc w:val="left"/>
+            </w:pPr>
+            <w:r>
+              <w:rPr>
+                <w:sz w:val="24"/>
+              </w:rPr>
+              <w:t>kashpirev-1123-1791128268</w:t>
+            </w:r>
+          </w:p>
+        </w:tc>
+        <w:tc>
+          <w:tcPr>
+            <w:tcW w:w="3798" w:type="dxa"/>
+            <w:tcBorders>
+              <w:top w:val="single" w:sz="4" w:space="0" w:color="D9D9D9"/>
+              <w:left w:val="single" w:sz="4" w:space="0" w:color="D9D9D9"/>
+              <w:bottom w:val="single" w:sz="4" w:space="0" w:color="D9D9D9"/>
+              <w:right w:val="single" w:sz="4" w:space="0" w:color="D9D9D9"/>
+            </w:tcBorders>
+            <w:tcMar>
+              <w:top w:w="70" w:type="dxa"/>
+              <w:left w:w="90" w:type="dxa"/>
+              <w:bottom w:w="70" w:type="dxa"/>
+              <w:right w:w="90" w:type="dxa"/>
+            </w:tcMar>
+            <w:vAlign w:val="center"/>
+          </w:tcPr>
+          <w:p>
+            <w:pPr>
+              <w:spacing w:before="40" w:after="40" w:line="264" w:lineRule="auto"/>
+              <w:ind w:firstLine="0"/>
+              <w:jc w:val="left"/>
+            </w:pPr>
+            <w:r>
+              <w:rPr>
+                <w:sz w:val="24"/>
+              </w:rPr>
+              <w:t>Gateway, Supplier, Order, Delivery</w:t>
+            </w:r>
+          </w:p>
+        </w:tc>
+      </w:tr>
+      <w:tr>
+        <w:trPr>
+          <w:cantSplit/>
+          <w:jc w:val="center"/>
+        </w:trPr>
+        <w:tc>
+          <w:tcPr>
+            <w:tcW w:w="2324" w:type="dxa"/>
+            <w:tcBorders>
+              <w:top w:val="single" w:sz="4" w:space="0" w:color="D9D9D9"/>
+              <w:left w:val="single" w:sz="4" w:space="0" w:color="D9D9D9"/>
+              <w:bottom w:val="single" w:sz="4" w:space="0" w:color="D9D9D9"/>
+              <w:right w:val="single" w:sz="4" w:space="0" w:color="D9D9D9"/>
+            </w:tcBorders>
+            <w:tcMar>
+              <w:top w:w="70" w:type="dxa"/>
+              <w:left w:w="90" w:type="dxa"/>
+              <w:bottom w:w="70" w:type="dxa"/>
+              <w:right w:w="90" w:type="dxa"/>
+            </w:tcMar>
+            <w:vAlign w:val="center"/>
+          </w:tcPr>
+          <w:p>
+            <w:pPr>
+              <w:spacing w:before="40" w:after="40" w:line="264" w:lineRule="auto"/>
+              <w:ind w:firstLine="0"/>
+              <w:jc w:val="left"/>
+            </w:pPr>
+            <w:r>
+              <w:rPr>
+                <w:sz w:val="24"/>
+              </w:rPr>
+              <w:t>Повтор события</w:t>
+            </w:r>
+          </w:p>
+        </w:tc>
+        <w:tc>
+          <w:tcPr>
+            <w:tcW w:w="3231" w:type="dxa"/>
+            <w:tcBorders>
+              <w:top w:val="single" w:sz="4" w:space="0" w:color="D9D9D9"/>
+              <w:left w:val="single" w:sz="4" w:space="0" w:color="D9D9D9"/>
+              <w:bottom w:val="single" w:sz="4" w:space="0" w:color="D9D9D9"/>
+              <w:right w:val="single" w:sz="4" w:space="0" w:color="D9D9D9"/>
+            </w:tcBorders>
+            <w:tcMar>
+              <w:top w:w="70" w:type="dxa"/>
+              <w:left w:w="90" w:type="dxa"/>
+              <w:bottom w:w="70" w:type="dxa"/>
+              <w:right w:w="90" w:type="dxa"/>
+            </w:tcMar>
+            <w:vAlign w:val="center"/>
+          </w:tcPr>
+          <w:p>
+            <w:pPr>
+              <w:spacing w:before="40" w:after="40" w:line="264" w:lineRule="auto"/>
+              <w:ind w:firstLine="0"/>
+              <w:jc w:val="left"/>
+            </w:pPr>
+            <w:r>
+              <w:rPr>
+                <w:sz w:val="24"/>
+              </w:rPr>
+              <w:t>Тот же eventId; routed=true</w:t>
+            </w:r>
+          </w:p>
+        </w:tc>
+        <w:tc>
+          <w:tcPr>
+            <w:tcW w:w="3798" w:type="dxa"/>
+            <w:tcBorders>
+              <w:top w:val="single" w:sz="4" w:space="0" w:color="D9D9D9"/>
+              <w:left w:val="single" w:sz="4" w:space="0" w:color="D9D9D9"/>
+              <w:bottom w:val="single" w:sz="4" w:space="0" w:color="D9D9D9"/>
+              <w:right w:val="single" w:sz="4" w:space="0" w:color="D9D9D9"/>
+            </w:tcBorders>
+            <w:tcMar>
+              <w:top w:w="70" w:type="dxa"/>
+              <w:left w:w="90" w:type="dxa"/>
+              <w:bottom w:w="70" w:type="dxa"/>
+              <w:right w:w="90" w:type="dxa"/>
+            </w:tcMar>
+            <w:vAlign w:val="center"/>
+          </w:tcPr>
+          <w:p>
+            <w:pPr>
+              <w:spacing w:before="40" w:after="40" w:line="264" w:lineRule="auto"/>
+              <w:ind w:firstLine="0"/>
+              <w:jc w:val="left"/>
+            </w:pPr>
+            <w:r>
+              <w:rPr>
+                <w:sz w:val="24"/>
+              </w:rPr>
+              <w:t>before=2; after=2; matching=1</w:t>
+            </w:r>
+          </w:p>
+        </w:tc>
+      </w:tr>
+      <w:tr>
+        <w:trPr>
+          <w:cantSplit/>
+          <w:jc w:val="center"/>
+        </w:trPr>
+        <w:tc>
+          <w:tcPr>
+            <w:tcW w:w="2324" w:type="dxa"/>
+            <w:tcBorders>
+              <w:top w:val="single" w:sz="4" w:space="0" w:color="D9D9D9"/>
+              <w:left w:val="single" w:sz="4" w:space="0" w:color="D9D9D9"/>
+              <w:bottom w:val="single" w:sz="4" w:space="0" w:color="D9D9D9"/>
+              <w:right w:val="single" w:sz="4" w:space="0" w:color="D9D9D9"/>
+            </w:tcBorders>
+            <w:tcMar>
+              <w:top w:w="70" w:type="dxa"/>
+              <w:left w:w="90" w:type="dxa"/>
+              <w:bottom w:w="70" w:type="dxa"/>
+              <w:right w:w="90" w:type="dxa"/>
+            </w:tcMar>
+            <w:vAlign w:val="center"/>
+          </w:tcPr>
+          <w:p>
+            <w:pPr>
+              <w:spacing w:before="40" w:after="40" w:line="264" w:lineRule="auto"/>
+              <w:ind w:firstLine="0"/>
+              <w:jc w:val="left"/>
+            </w:pPr>
+            <w:r>
+              <w:rPr>
+                <w:sz w:val="24"/>
+              </w:rPr>
+              <w:lastRenderedPageBreak/>
+              <w:t>Отказ Supplier</w:t>
+            </w:r>
+          </w:p>
+        </w:tc>
+        <w:tc>
+          <w:tcPr>
+            <w:tcW w:w="3231" w:type="dxa"/>
+            <w:tcBorders>
+              <w:top w:val="single" w:sz="4" w:space="0" w:color="D9D9D9"/>
+              <w:left w:val="single" w:sz="4" w:space="0" w:color="D9D9D9"/>
+              <w:bottom w:val="single" w:sz="4" w:space="0" w:color="D9D9D9"/>
+              <w:right w:val="single" w:sz="4" w:space="0" w:color="D9D9D9"/>
+            </w:tcBorders>
+            <w:tcMar>
+              <w:top w:w="70" w:type="dxa"/>
+              <w:left w:w="90" w:type="dxa"/>
+              <w:bottom w:w="70" w:type="dxa"/>
+              <w:right w:w="90" w:type="dxa"/>
+            </w:tcMar>
+            <w:vAlign w:val="center"/>
+          </w:tcPr>
+          <w:p>
+            <w:pPr>
+              <w:spacing w:before="40" w:after="40" w:line="264" w:lineRule="auto"/>
+              <w:ind w:firstLine="0"/>
+              <w:jc w:val="left"/>
+            </w:pPr>
+            <w:r>
+              <w:rPr>
+                <w:sz w:val="24"/>
+              </w:rPr>
+              <w:t>Три попытки POST</w:t>
+            </w:r>
+          </w:p>
+        </w:tc>
+        <w:tc>
+          <w:tcPr>
+            <w:tcW w:w="3798" w:type="dxa"/>
+            <w:tcBorders>
+              <w:top w:val="single" w:sz="4" w:space="0" w:color="D9D9D9"/>
+              <w:left w:val="single" w:sz="4" w:space="0" w:color="D9D9D9"/>
+              <w:bottom w:val="single" w:sz="4" w:space="0" w:color="D9D9D9"/>
+              <w:right w:val="single" w:sz="4" w:space="0" w:color="D9D9D9"/>
+            </w:tcBorders>
+            <w:tcMar>
+              <w:top w:w="70" w:type="dxa"/>
+              <w:left w:w="90" w:type="dxa"/>
+              <w:bottom w:w="70" w:type="dxa"/>
+              <w:right w:w="90" w:type="dxa"/>
+            </w:tcMar>
+            <w:vAlign w:val="center"/>
+          </w:tcPr>
+          <w:p>
+            <w:pPr>
+              <w:spacing w:before="40" w:after="40" w:line="264" w:lineRule="auto"/>
+              <w:ind w:firstLine="0"/>
+              <w:jc w:val="left"/>
+            </w:pPr>
+            <w:r>
+              <w:rPr>
+                <w:sz w:val="24"/>
+              </w:rPr>
+              <w:t>503; 4,344 / 0,018 / 0,015 с</w:t>
+            </w:r>
+          </w:p>
+        </w:tc>
+      </w:tr>
+      <w:tr>
+        <w:trPr>
+          <w:cantSplit/>
+          <w:jc w:val="center"/>
+        </w:trPr>
+        <w:tc>
+          <w:tcPr>
+            <w:tcW w:w="2324" w:type="dxa"/>
+            <w:tcBorders>
+              <w:top w:val="single" w:sz="4" w:space="0" w:color="D9D9D9"/>
+              <w:left w:val="single" w:sz="4" w:space="0" w:color="D9D9D9"/>
+              <w:bottom w:val="single" w:sz="4" w:space="0" w:color="D9D9D9"/>
+              <w:right w:val="single" w:sz="4" w:space="0" w:color="D9D9D9"/>
+            </w:tcBorders>
+            <w:tcMar>
+              <w:top w:w="70" w:type="dxa"/>
+              <w:left w:w="90" w:type="dxa"/>
+              <w:bottom w:w="70" w:type="dxa"/>
+              <w:right w:w="90" w:type="dxa"/>
+            </w:tcMar>
+            <w:vAlign w:val="center"/>
+          </w:tcPr>
+          <w:p>
+            <w:pPr>
+              <w:spacing w:before="40" w:after="40" w:line="264" w:lineRule="auto"/>
+              <w:ind w:firstLine="0"/>
+              <w:jc w:val="left"/>
+            </w:pPr>
+            <w:r>
+              <w:rPr>
+                <w:sz w:val="24"/>
+              </w:rPr>
+              <w:t>Восстановление</w:t>
+            </w:r>
+          </w:p>
+        </w:tc>
+        <w:tc>
+          <w:tcPr>
+            <w:tcW w:w="3231" w:type="dxa"/>
+            <w:tcBorders>
+              <w:top w:val="single" w:sz="4" w:space="0" w:color="D9D9D9"/>
+              <w:left w:val="single" w:sz="4" w:space="0" w:color="D9D9D9"/>
+              <w:bottom w:val="single" w:sz="4" w:space="0" w:color="D9D9D9"/>
+              <w:right w:val="single" w:sz="4" w:space="0" w:color="D9D9D9"/>
+            </w:tcBorders>
+            <w:tcMar>
+              <w:top w:w="70" w:type="dxa"/>
+              <w:left w:w="90" w:type="dxa"/>
+              <w:bottom w:w="70" w:type="dxa"/>
+              <w:right w:w="90" w:type="dxa"/>
+            </w:tcMar>
+            <w:vAlign w:val="center"/>
+          </w:tcPr>
+          <w:p>
+            <w:pPr>
+              <w:spacing w:before="40" w:after="40" w:line="264" w:lineRule="auto"/>
+              <w:ind w:firstLine="0"/>
+              <w:jc w:val="left"/>
+            </w:pPr>
+            <w:r>
+              <w:rPr>
+                <w:sz w:val="24"/>
+              </w:rPr>
+              <w:t>Supplier снова запущен</w:t>
+            </w:r>
+          </w:p>
+        </w:tc>
+        <w:tc>
+          <w:tcPr>
+            <w:tcW w:w="3798" w:type="dxa"/>
+            <w:tcBorders>
+              <w:top w:val="single" w:sz="4" w:space="0" w:color="D9D9D9"/>
+              <w:left w:val="single" w:sz="4" w:space="0" w:color="D9D9D9"/>
+              <w:bottom w:val="single" w:sz="4" w:space="0" w:color="D9D9D9"/>
+              <w:right w:val="single" w:sz="4" w:space="0" w:color="D9D9D9"/>
+            </w:tcBorders>
+            <w:tcMar>
+              <w:top w:w="70" w:type="dxa"/>
+              <w:left w:w="90" w:type="dxa"/>
+              <w:bottom w:w="70" w:type="dxa"/>
+              <w:right w:w="90" w:type="dxa"/>
+            </w:tcMar>
+            <w:vAlign w:val="center"/>
+          </w:tcPr>
+          <w:p>
+            <w:pPr>
+              <w:spacing w:before="40" w:after="40" w:line="264" w:lineRule="auto"/>
+              <w:ind w:firstLine="0"/>
+              <w:jc w:val="left"/>
+            </w:pPr>
+            <w:r>
+              <w:rPr>
+                <w:sz w:val="24"/>
+              </w:rPr>
+              <w:t>Новый заказ TOTAL 7900</w:t>
+            </w:r>
+          </w:p>
+        </w:tc>
+      </w:tr>
+      <w:tr>
+        <w:trPr>
+          <w:cantSplit/>
+          <w:jc w:val="center"/>
+        </w:trPr>
+        <w:tc>
+          <w:tcPr>
+            <w:tcW w:w="2324" w:type="dxa"/>
+            <w:tcBorders>
+              <w:top w:val="single" w:sz="4" w:space="0" w:color="D9D9D9"/>
+              <w:left w:val="single" w:sz="4" w:space="0" w:color="D9D9D9"/>
+              <w:bottom w:val="single" w:sz="4" w:space="0" w:color="D9D9D9"/>
+              <w:right w:val="single" w:sz="4" w:space="0" w:color="D9D9D9"/>
+            </w:tcBorders>
+            <w:tcMar>
+              <w:top w:w="70" w:type="dxa"/>
+              <w:left w:w="90" w:type="dxa"/>
+              <w:bottom w:w="70" w:type="dxa"/>
+              <w:right w:w="90" w:type="dxa"/>
+            </w:tcMar>
+            <w:vAlign w:val="center"/>
+          </w:tcPr>
+          <w:p>
+            <w:pPr>
+              <w:spacing w:before="40" w:after="40" w:line="264" w:lineRule="auto"/>
+              <w:ind w:firstLine="0"/>
+              <w:jc w:val="left"/>
+            </w:pPr>
+            <w:r>
+              <w:rPr>
+                <w:sz w:val="24"/>
+              </w:rPr>
+              <w:t>Готовность</w:t>
+            </w:r>
+          </w:p>
+        </w:tc>
+        <w:tc>
+          <w:tcPr>
+            <w:tcW w:w="3231" w:type="dxa"/>
+            <w:tcBorders>
+              <w:top w:val="single" w:sz="4" w:space="0" w:color="D9D9D9"/>
+              <w:left w:val="single" w:sz="4" w:space="0" w:color="D9D9D9"/>
+              <w:bottom w:val="single" w:sz="4" w:space="0" w:color="D9D9D9"/>
+              <w:right w:val="single" w:sz="4" w:space="0" w:color="D9D9D9"/>
+            </w:tcBorders>
+            <w:tcMar>
+              <w:top w:w="70" w:type="dxa"/>
+              <w:left w:w="90" w:type="dxa"/>
+              <w:bottom w:w="70" w:type="dxa"/>
+              <w:right w:w="90" w:type="dxa"/>
+            </w:tcMar>
+            <w:vAlign w:val="center"/>
+          </w:tcPr>
+          <w:p>
+            <w:pPr>
+              <w:spacing w:before="40" w:after="40" w:line="264" w:lineRule="auto"/>
+              <w:ind w:firstLine="0"/>
+              <w:jc w:val="left"/>
+            </w:pPr>
+            <w:r>
+              <w:rPr>
+                <w:sz w:val="24"/>
+              </w:rPr>
+              <w:t>Compose ps</w:t>
+            </w:r>
+          </w:p>
+        </w:tc>
+        <w:tc>
+          <w:tcPr>
+            <w:tcW w:w="3798" w:type="dxa"/>
+            <w:tcBorders>
+              <w:top w:val="single" w:sz="4" w:space="0" w:color="D9D9D9"/>
+              <w:left w:val="single" w:sz="4" w:space="0" w:color="D9D9D9"/>
+              <w:bottom w:val="single" w:sz="4" w:space="0" w:color="D9D9D9"/>
+              <w:right w:val="single" w:sz="4" w:space="0" w:color="D9D9D9"/>
+            </w:tcBorders>
+            <w:tcMar>
+              <w:top w:w="70" w:type="dxa"/>
+              <w:left w:w="90" w:type="dxa"/>
+              <w:bottom w:w="70" w:type="dxa"/>
+              <w:right w:w="90" w:type="dxa"/>
+            </w:tcMar>
+            <w:vAlign w:val="center"/>
+          </w:tcPr>
+          <w:p>
+            <w:pPr>
+              <w:spacing w:before="40" w:after="40" w:line="264" w:lineRule="auto"/>
+              <w:ind w:firstLine="0"/>
+              <w:jc w:val="left"/>
+            </w:pPr>
+            <w:r>
+              <w:rPr>
+                <w:sz w:val="24"/>
+              </w:rPr>
+              <w:t>Все пять healthy</w:t>
+            </w:r>
+          </w:p>
+        </w:tc>
+      </w:tr>
+    </w:tbl>
+    <w:p/>
+    <w:p>
+      <w:pPr>
+        <w:pStyle w:val="aff9"/>
+      </w:pPr>
+      <w:r>
+        <w:t>Сквозной заказ b73d13eb-6acd-4646-86cf-66d483bfe570 создан 4 октября 2026 года на сумму 15 800 = 7900 × 2. Его событие c5212757-dfc8-469d-bffd-a15da1d68087 породило доставку с тем же order_id и request_id. Изменения доставки затем отразились в SSE заказа. Таким образом, отдельные технологии соединены одним бизнес-объектом, а не показаны независимыми несвязанными примерами.</w:t>
+      </w:r>
+    </w:p>
+    <w:p>
+      <w:pPr>
+        <w:pStyle w:val="aff9"/>
+      </w:pPr>
+      <w:r>
+        <w:t>Отдельный idempotence.log содержит исход повторной публикации. Количество доставок два объясняется также заказом проверки восстановления; для исходного заказа matching order_id rows=1. Сравнение только общего числа без связи с конкретным заказом было бы слабее: оно не показывало бы, какая доставка проверялась. В отчёте приведены оба измерения.</w:t>
+      </w:r>
+    </w:p>
+    <w:p>
+      <w:pPr>
+        <w:pStyle w:val="aff9"/>
+      </w:pPr>
+      <w:r>
+        <w:t>После остановки Supplier API не зависает бесконечно и не возвращает необработанный Java stack trace как нормальный результат. Получены контролируемые 503 и измеренное время ожидания. После восстановления создан заказ d743ad0d-1f7e-4f3a-9249-4c8e2100c80f с суммой 7900. Эти данные показывают и отказ, и возвращение к работе.</w:t>
+      </w:r>
+    </w:p>
+    <w:p>
+      <w:pPr>
+        <w:pStyle w:val="aff9"/>
+      </w:pPr>
+      <w:r>
+        <w:t>Пустая очередь после завершения сценария означает отсутствие ожидающих сообщений в момент проверки. Она сама по себе не доказывает успешное выполнение потребителя; для этого используются CONSUMED, созданная доставка и её статус. Аналогично healthy показывает текущую доступность, а не гарантию бизнес-корректности при любом отказе.</w:t>
+      </w:r>
+    </w:p>
+    <w:p>
+      <w:pPr>
         <w:pStyle w:val="21"/>
+      </w:pPr>
+      <w:bookmarkStart w:id="23" w:name="_Toc242052510"/>
+      <w:r>
+        <w:lastRenderedPageBreak/>
+        <w:t>3.3 Скриншоты выполнения</w:t>
+      </w:r>
+      <w:bookmarkEnd w:id="23"/>
+    </w:p>
+    <w:p>
+      <w:pPr>
+        <w:pStyle w:val="aff9"/>
+      </w:pPr>
+      <w:r>
+        <w:t>Рисунки показывают окно просмотра фактических сохранённых протоколов выполненного приложения. Полные журналы и оригинальные изображения находятся в проекте.</w:t>
+      </w:r>
+    </w:p>
+    <w:p>
+      <w:pPr>
+        <w:pStyle w:val="aff9"/>
+        <w:keepNext/>
         <w:pageBreakBefore/>
       </w:pPr>
-      <w:bookmarkStart w:id="5" w:name="_Toc242034052"/>
       <w:r>
         <w:lastRenderedPageBreak/>
-        <w:t>2.1 Результаты выполнения</w:t>
-      </w:r>
-      <w:bookmarkEnd w:id="5"/>
+        <w:t>Один заказ связан с доставкой и всеми четырьмя обновлениями SSE. Сумма 15 800 вычислена для двух SSD по 7900.</w:t>
+      </w:r>
     </w:p>
     <w:p>
       <w:pPr>
@@ -1665,10 +9216,10 @@
           <w:noProof/>
         </w:rPr>
         <w:drawing>
-          <wp:inline distT="0" distB="0" distL="0" distR="0" wp14:anchorId="0A717101" wp14:editId="3D08E830">
+          <wp:inline distT="0" distB="0" distL="0" distR="0">
             <wp:extent cx="5940000" cy="3940529"/>
             <wp:effectExtent l="0" t="0" r="0" b="0"/>
-            <wp:docPr id="3" name="Picture 3"/>
+            <wp:docPr id="4" name="Picture 4"/>
             <wp:cNvGraphicFramePr>
               <a:graphicFrameLocks xmlns:a="http://schemas.openxmlformats.org/drawingml/2006/main" noChangeAspect="1"/>
             </wp:cNvGraphicFramePr>
@@ -1680,7 +9231,7 @@
                     <pic:cNvPicPr/>
                   </pic:nvPicPr>
                   <pic:blipFill>
-                    <a:blip r:embed="rId9"/>
+                    <a:blip r:embed="rId15"/>
                     <a:stretch>
                       <a:fillRect/>
                     </a:stretch>
@@ -1706,20 +9257,18 @@
         <w:pStyle w:val="affc"/>
       </w:pPr>
       <w:r>
-        <w:t>Рисунок 1 — Сквозной сценарий и SSE</w:t>
+        <w:t>Рисунок 2 — Сквозной сценарий и SSE</w:t>
       </w:r>
     </w:p>
     <w:p>
       <w:pPr>
         <w:pStyle w:val="aff9"/>
-      </w:pPr>
-      <w:r>
-        <w:t>Фрагмент протокола подтверждает описанный сценарий. Полный исходный вывод сохранён рядом с кодом.</w:t>
-      </w:r>
-    </w:p>
-    <w:p>
-      <w:r>
-        <w:br w:type="page"/>
+        <w:keepNext/>
+        <w:pageBreakBefore/>
+      </w:pPr>
+      <w:r>
+        <w:lastRenderedPageBreak/>
+        <w:t>Одинаковый requestId виден в Gateway, Supplier, Order и Delivery. PUBLISHED и CONSUMED связывают публикацию и обработку события.</w:t>
       </w:r>
     </w:p>
     <w:p>
@@ -1733,12 +9282,11 @@
         <w:rPr>
           <w:noProof/>
         </w:rPr>
-        <w:lastRenderedPageBreak/>
         <w:drawing>
-          <wp:inline distT="0" distB="0" distL="0" distR="0" wp14:anchorId="19C05574" wp14:editId="029AF8B8">
+          <wp:inline distT="0" distB="0" distL="0" distR="0">
             <wp:extent cx="5940000" cy="3940529"/>
             <wp:effectExtent l="0" t="0" r="0" b="0"/>
-            <wp:docPr id="4" name="Picture 4"/>
+            <wp:docPr id="5" name="Picture 5"/>
             <wp:cNvGraphicFramePr>
               <a:graphicFrameLocks xmlns:a="http://schemas.openxmlformats.org/drawingml/2006/main" noChangeAspect="1"/>
             </wp:cNvGraphicFramePr>
@@ -1750,7 +9298,7 @@
                     <pic:cNvPicPr/>
                   </pic:nvPicPr>
                   <pic:blipFill>
-                    <a:blip r:embed="rId10"/>
+                    <a:blip r:embed="rId16"/>
                     <a:stretch>
                       <a:fillRect/>
                     </a:stretch>
@@ -1776,23 +9324,18 @@
         <w:pStyle w:val="affc"/>
       </w:pPr>
       <w:r>
-        <w:t>Рисунок 2 — Обмен событием и единый requestId</w:t>
+        <w:t>Рисунок 3 — Обмен событием и единый requestId</w:t>
       </w:r>
     </w:p>
     <w:p>
       <w:pPr>
         <w:pStyle w:val="aff9"/>
-      </w:pPr>
-      <w:r>
-        <w:t>Фрагмент протокола подтверждает описанный сценарий. Полный исходный вы</w:t>
-      </w:r>
-      <w:r>
-        <w:t>вод сохранён рядом с кодом.</w:t>
-      </w:r>
-    </w:p>
-    <w:p>
-      <w:r>
-        <w:br w:type="page"/>
+        <w:keepNext/>
+        <w:pageBreakBefore/>
+      </w:pPr>
+      <w:r>
+        <w:lastRenderedPageBreak/>
+        <w:t>Supplier остановлен: получены ограниченные по времени 503. После восстановления создан новый заказ, подтверждая возврат работоспособности.</w:t>
       </w:r>
     </w:p>
     <w:p>
@@ -1806,12 +9349,11 @@
         <w:rPr>
           <w:noProof/>
         </w:rPr>
-        <w:lastRenderedPageBreak/>
         <w:drawing>
-          <wp:inline distT="0" distB="0" distL="0" distR="0" wp14:anchorId="0E445974" wp14:editId="6F2869DE">
+          <wp:inline distT="0" distB="0" distL="0" distR="0">
             <wp:extent cx="5940000" cy="3940529"/>
             <wp:effectExtent l="0" t="0" r="0" b="0"/>
-            <wp:docPr id="5" name="Picture 5"/>
+            <wp:docPr id="6" name="Picture 6"/>
             <wp:cNvGraphicFramePr>
               <a:graphicFrameLocks xmlns:a="http://schemas.openxmlformats.org/drawingml/2006/main" noChangeAspect="1"/>
             </wp:cNvGraphicFramePr>
@@ -1823,7 +9365,7 @@
                     <pic:cNvPicPr/>
                   </pic:nvPicPr>
                   <pic:blipFill>
-                    <a:blip r:embed="rId11"/>
+                    <a:blip r:embed="rId17"/>
                     <a:stretch>
                       <a:fillRect/>
                     </a:stretch>
@@ -1849,20 +9391,18 @@
         <w:pStyle w:val="affc"/>
       </w:pPr>
       <w:r>
-        <w:t>Рисунок 3 — Остановка и восстановление поставщика</w:t>
+        <w:t>Рисунок 4 — Остановка и восстановление поставщика</w:t>
       </w:r>
     </w:p>
     <w:p>
       <w:pPr>
         <w:pStyle w:val="aff9"/>
-      </w:pPr>
-      <w:r>
-        <w:t>Фрагмент протокола подтверждает описанный сценарий. Полный исходный вывод сохранён рядом с кодом.</w:t>
-      </w:r>
-    </w:p>
-    <w:p>
-      <w:r>
-        <w:br w:type="page"/>
+        <w:keepNext/>
+        <w:pageBreakBefore/>
+      </w:pPr>
+      <w:r>
+        <w:lastRenderedPageBreak/>
+        <w:t>Все пять компонентов итоговой системы healthy. Внешний порт опубликован только у Gateway.</w:t>
       </w:r>
     </w:p>
     <w:p>
@@ -1876,12 +9416,11 @@
         <w:rPr>
           <w:noProof/>
         </w:rPr>
-        <w:lastRenderedPageBreak/>
         <w:drawing>
-          <wp:inline distT="0" distB="0" distL="0" distR="0" wp14:anchorId="7C72595D" wp14:editId="49DB3E65">
+          <wp:inline distT="0" distB="0" distL="0" distR="0">
             <wp:extent cx="5940000" cy="3940529"/>
             <wp:effectExtent l="0" t="0" r="0" b="0"/>
-            <wp:docPr id="6" name="Picture 6"/>
+            <wp:docPr id="7" name="Picture 7"/>
             <wp:cNvGraphicFramePr>
               <a:graphicFrameLocks xmlns:a="http://schemas.openxmlformats.org/drawingml/2006/main" noChangeAspect="1"/>
             </wp:cNvGraphicFramePr>
@@ -1893,7 +9432,7 @@
                     <pic:cNvPicPr/>
                   </pic:nvPicPr>
                   <pic:blipFill>
-                    <a:blip r:embed="rId12"/>
+                    <a:blip r:embed="rId18"/>
                     <a:stretch>
                       <a:fillRect/>
                     </a:stretch>
@@ -1919,23 +9458,18 @@
         <w:pStyle w:val="affc"/>
       </w:pPr>
       <w:r>
-        <w:t>Рисунок 4 — Работающие контейнеры</w:t>
+        <w:t>Рисунок 5 — Работающие контейнеры</w:t>
       </w:r>
     </w:p>
     <w:p>
       <w:pPr>
         <w:pStyle w:val="aff9"/>
-      </w:pPr>
-      <w:r>
-        <w:t xml:space="preserve">Фрагмент протокола </w:t>
-      </w:r>
-      <w:r>
-        <w:t>подтверждает описанный сценарий. Полный исходный вывод сохранён рядом с кодом.</w:t>
-      </w:r>
-    </w:p>
-    <w:p>
-      <w:r>
-        <w:br w:type="page"/>
+        <w:keepNext/>
+        <w:pageBreakBefore/>
+      </w:pPr>
+      <w:r>
+        <w:lastRenderedPageBreak/>
+        <w:t>RabbitMQ принял повторное событие, потребитель зарегистрировал DUPLICATE ignored. Число доставок не изменилось; для проверяемого заказа сохранена одна строка.</w:t>
       </w:r>
     </w:p>
     <w:p>
@@ -1949,12 +9483,11 @@
         <w:rPr>
           <w:noProof/>
         </w:rPr>
-        <w:lastRenderedPageBreak/>
         <w:drawing>
-          <wp:inline distT="0" distB="0" distL="0" distR="0" wp14:anchorId="7AF57B09" wp14:editId="367DFA03">
+          <wp:inline distT="0" distB="0" distL="0" distR="0">
             <wp:extent cx="5940000" cy="3940529"/>
             <wp:effectExtent l="0" t="0" r="0" b="0"/>
-            <wp:docPr id="7" name="Picture 7"/>
+            <wp:docPr id="8" name="Picture 8"/>
             <wp:cNvGraphicFramePr>
               <a:graphicFrameLocks xmlns:a="http://schemas.openxmlformats.org/drawingml/2006/main" noChangeAspect="1"/>
             </wp:cNvGraphicFramePr>
@@ -1966,7 +9499,7 @@
                     <pic:cNvPicPr/>
                   </pic:nvPicPr>
                   <pic:blipFill>
-                    <a:blip r:embed="rId13"/>
+                    <a:blip r:embed="rId19"/>
                     <a:stretch>
                       <a:fillRect/>
                     </a:stretch>
@@ -1992,34 +9525,52 @@
         <w:pStyle w:val="affc"/>
       </w:pPr>
       <w:r>
-        <w:t>Рисунок 5 — Повторная доставка события RabbitMQ</w:t>
+        <w:t>Рисунок 6 — Повторная доставка события RabbitMQ</w:t>
       </w:r>
     </w:p>
     <w:p>
       <w:pPr>
-        <w:pStyle w:val="aff9"/>
-      </w:pPr>
-      <w:r>
-        <w:t>Фрагмент протокола подтверждает описанный сценарий. Полный исходный вывод сохранён рядом с кодом.</w:t>
-      </w:r>
+        <w:pStyle w:val="21"/>
+      </w:pPr>
+      <w:bookmarkStart w:id="24" w:name="_Toc242052511"/>
+      <w:r>
+        <w:t>3.4 Ограничения реализации</w:t>
+      </w:r>
+      <w:bookmarkEnd w:id="24"/>
     </w:p>
     <w:p>
       <w:pPr>
-        <w:pStyle w:val="1"/>
-      </w:pPr>
-      <w:bookmarkStart w:id="6" w:name="_Toc242034053"/>
-      <w:r>
-        <w:lastRenderedPageBreak/>
-        <w:t>3 Прохождение BootcampLabs</w:t>
-      </w:r>
-      <w:bookmarkEnd w:id="6"/>
+        <w:pStyle w:val="aff9"/>
+      </w:pPr>
+      <w:r>
+        <w:t>Учебная система не резервирует остатки, не аутентифицирует клиентов и не реализует publisher confirms или полноценный журнал SSE. H2 с JDBC требует boundedElastic в Order. Доставка допускает краткую рассогласованность статусов во время плановой синхронизации. Эти ограничения не препятствуют выполнению заданного локального сценария, но ограничивают перенос реализации в эксплуатацию.</w:t>
+      </w:r>
     </w:p>
     <w:p>
       <w:pPr>
+        <w:pStyle w:val="1"/>
+      </w:pPr>
+      <w:bookmarkStart w:id="25" w:name="_Toc242052512"/>
+      <w:r>
+        <w:lastRenderedPageBreak/>
+        <w:t>4 Связь с личным BootcampLabs</w:t>
+      </w:r>
+      <w:bookmarkEnd w:id="25"/>
+    </w:p>
+    <w:p>
+      <w:pPr>
         <w:pStyle w:val="aff9"/>
       </w:pPr>
       <w:r>
-        <w:t>Связь с курсом: Завершение курса BootcampLabs. Общий прогресс личного курса составляет 100 процентов; соответствующие модули отмечены как завершённые. На страницах могут оставаться необязательные задания, которые не требуются для достигнутого уровня.</w:t>
+        <w:t>Связь с курсом: Завершение курса BootcampLabs. В проекте используются аналогичные сущности и сценарии, без переноса чужого backend или базы данных. Для №2–4 это поставщики, товар, стоимость и представление заказа; для №5–8 — заказ, доставка, участники и изменение состояния.</w:t>
+      </w:r>
+    </w:p>
+    <w:p>
+      <w:pPr>
+        <w:pStyle w:val="aff9"/>
+      </w:pPr>
+      <w:r>
+        <w:t>Снимки получены из личного курса Кашпирева Михаила Дмитриевича. Общий прогресс курса составляет 100 процентов. Завершение модуля определяется отметкой курса и выполнением обязательных заданий целевого уровня; отдельные необязательные задания могут оставаться незапущенными.</w:t>
       </w:r>
     </w:p>
     <w:p>
@@ -2034,10 +9585,10 @@
           <w:noProof/>
         </w:rPr>
         <w:drawing>
-          <wp:inline distT="0" distB="0" distL="0" distR="0" wp14:anchorId="19ED14BE" wp14:editId="374173B9">
+          <wp:inline distT="0" distB="0" distL="0" distR="0">
             <wp:extent cx="5940000" cy="3015375"/>
             <wp:effectExtent l="0" t="0" r="0" b="0"/>
-            <wp:docPr id="8" name="Picture 8"/>
+            <wp:docPr id="9" name="Picture 9"/>
             <wp:cNvGraphicFramePr>
               <a:graphicFrameLocks xmlns:a="http://schemas.openxmlformats.org/drawingml/2006/main" noChangeAspect="1"/>
             </wp:cNvGraphicFramePr>
@@ -2049,7 +9600,7 @@
                     <pic:cNvPicPr/>
                   </pic:nvPicPr>
                   <pic:blipFill>
-                    <a:blip r:embed="rId14"/>
+                    <a:blip r:embed="rId20"/>
                     <a:stretch>
                       <a:fillRect/>
                     </a:stretch>
@@ -2075,10 +9626,7 @@
         <w:pStyle w:val="affc"/>
       </w:pPr>
       <w:r>
-        <w:t>Рис</w:t>
-      </w:r>
-      <w:r>
-        <w:t>унок 6 — Личный BootcampLabs</w:t>
+        <w:t>Рисунок 7 — Личный BootcampLabs</w:t>
       </w:r>
     </w:p>
     <w:p>
@@ -2086,22 +9634,19 @@
         <w:pStyle w:val="1"/>
         <w:jc w:val="center"/>
       </w:pPr>
-      <w:bookmarkStart w:id="7" w:name="_Toc242034054"/>
+      <w:bookmarkStart w:id="26" w:name="_Toc242052513"/>
       <w:r>
         <w:lastRenderedPageBreak/>
         <w:t>ЗАКЛЮЧЕНИЕ</w:t>
       </w:r>
-      <w:bookmarkEnd w:id="7"/>
+      <w:bookmarkEnd w:id="26"/>
     </w:p>
     <w:p>
       <w:pPr>
         <w:pStyle w:val="aff9"/>
       </w:pPr>
       <w:r>
-        <w:t>Проверены сквозной бизнес сценарий, обмен событием, корреляция логов, SSE, идемпотентность и отказ поставщика. Это учебная локальная система; публикация outbox не использует publisher confirms, поэтому реализацию нел</w:t>
-      </w:r>
-      <w:r>
-        <w:t>ьзя считать гарантией доставки без потерь при любом отказе брокера.</w:t>
+        <w:t>Проверены сквозной бизнес сценарий, обмен событием, корреляция логов, SSE, идемпотентность и отказ поставщика. Это учебная локальная система; публикация outbox не использует publisher confirms, поэтому реализацию нельзя считать гарантией доставки без потерь при любом отказе брокера.</w:t>
       </w:r>
     </w:p>
     <w:p>
@@ -2109,14 +9654,110 @@
         <w:pStyle w:val="aff9"/>
       </w:pPr>
       <w:r>
-        <w:t>Материалы проекта находятся в каталоге practice-08-microservices. Исходники размещены в src или в каталогах отдельных сервисов; инструкции — в README.md. Отчёт относится к приложенному арх</w:t>
-      </w:r>
-      <w:r>
-        <w:t>иву практики 8.</w:t>
+        <w:t>Сопоставление с таблицей требований показывает, где реализованы обязательные функции и какими результатами они подтверждены. В отчёт включены выбранная модель данных, ключевые листинги, порядок запуска и разбор проверок. Приложенные журналы позволяют проверить числовые значения и последовательность операций независимо от кратких подписей рисунков.</w:t>
+      </w:r>
+    </w:p>
+    <w:p>
+      <w:pPr>
+        <w:pStyle w:val="aff9"/>
+      </w:pPr>
+      <w:r>
+        <w:t>Учебная система не резервирует остатки, не аутентифицирует клиентов и не реализует publisher confirms или полноценный журнал SSE. H2 с JDBC требует boundedElastic в Order. Доставка допускает краткую рассогласованность статусов во время плановой синхронизации. Эти ограничения не препятствуют выполнению заданного локального сценария, но ограничивают перенос реализации в эксплуатацию.</w:t>
+      </w:r>
+    </w:p>
+    <w:p>
+      <w:pPr>
+        <w:pStyle w:val="aff9"/>
+      </w:pPr>
+      <w:r>
+        <w:t>Исходный код и материалы практики находятся в собственном публичном репозитории, папка practice-08-microservices. DOCX приложен и в общей папке отчётов, и в архиве соответствующей работы.</w:t>
+      </w:r>
+    </w:p>
+    <w:p>
+      <w:pPr>
+        <w:pStyle w:val="aff9"/>
+        <w:ind w:firstLine="0"/>
+      </w:pPr>
+      <w:hyperlink r:id="rId21">
+        <w:r>
+          <w:t>https://github.com/MikhailBOBR/PiRKSP_2_Kashpirev</w:t>
+        </w:r>
+      </w:hyperlink>
+    </w:p>
+    <w:p>
+      <w:pPr>
+        <w:pStyle w:val="1"/>
+        <w:jc w:val="center"/>
+      </w:pPr>
+      <w:bookmarkStart w:id="27" w:name="_Toc242052514"/>
+      <w:r>
+        <w:lastRenderedPageBreak/>
+        <w:t>ИСТОЧНИКИ И МАТЕРИАЛЫ</w:t>
+      </w:r>
+      <w:bookmarkEnd w:id="27"/>
+    </w:p>
+    <w:p>
+      <w:pPr>
+        <w:pStyle w:val="aff9"/>
+      </w:pPr>
+      <w:r>
+        <w:t>1. Условия практических работ №2–8 — приложенный файл Задания.txt.</w:t>
+      </w:r>
+    </w:p>
+    <w:p>
+      <w:pPr>
+        <w:pStyle w:val="aff9"/>
+        <w:ind w:firstLine="0"/>
+      </w:pPr>
+      <w:hyperlink r:id="rId22">
+        <w:r>
+          <w:t>2. Собственный проект и фактические журналы</w:t>
+        </w:r>
+      </w:hyperlink>
+    </w:p>
+    <w:p>
+      <w:pPr>
+        <w:pStyle w:val="aff9"/>
+        <w:ind w:firstLine="0"/>
+      </w:pPr>
+      <w:hyperlink r:id="rId23">
+        <w:r>
+          <w:t>3. RabbitMQ Consumer Acknowledgements and Publisher Confirms</w:t>
+        </w:r>
+      </w:hyperlink>
+    </w:p>
+    <w:p>
+      <w:pPr>
+        <w:pStyle w:val="aff9"/>
+        <w:ind w:firstLine="0"/>
+      </w:pPr>
+      <w:hyperlink r:id="rId24">
+        <w:r>
+          <w:t>4. Spring WebFlux Reference</w:t>
+        </w:r>
+      </w:hyperlink>
+    </w:p>
+    <w:p>
+      <w:pPr>
+        <w:pStyle w:val="aff9"/>
+        <w:ind w:firstLine="0"/>
+      </w:pPr>
+      <w:hyperlink r:id="rId25">
+        <w:r>
+          <w:t>5. Resilience4j Circuit Breaker</w:t>
+        </w:r>
+      </w:hyperlink>
+    </w:p>
+    <w:p>
+      <w:pPr>
+        <w:pStyle w:val="aff9"/>
+      </w:pPr>
+      <w:r>
+        <w:t>Версии библиотек для повторной сборки заданы в pom.xml. Указанные справочные материалы поясняют API; фактические результаты работы подтверждаются журналами и рисунками собственного проекта.</w:t>
       </w:r>
     </w:p>
     <w:sectPr>
-      <w:footerReference w:type="default" r:id="rId15"/>
+      <w:footerReference w:type="default" r:id="rId26"/>
       <w:pgSz w:w="11906" w:h="16838"/>
       <w:pgMar w:top="1134" w:right="850" w:bottom="1134" w:left="1701" w:header="720" w:footer="720" w:gutter="0"/>
       <w:cols w:space="720"/>
